--- a/environment/seed/sources/Shared/Finance/Close/2026/06 June/4 WIP/ARM-2409 June WIP controller sign-off - WORKING.docx
+++ b/environment/seed/sources/Shared/Finance/Close/2026/06 June/4 WIP/ARM-2409 June WIP controller sign-off - WORKING.docx
@@ -552,7 +552,7 @@
           <w:color w:val="4F5B66"/>
           <w:sz w:val="15"/>
         </w:rPr>
-        <w:t>Blue cells are preparer inputs. Use current records and controlling close support; do not infer approval from a blank review field.</w:t>
+        <w:t>Blue cells are preparer inputs. Use the system of record and dated close support; blank reviewer fields do not constitute approval.</w:t>
       </w:r>
     </w:p>
     <w:tbl>
@@ -596,7 +596,7 @@
                 <w:color w:val="FFFFFF"/>
                 <w:sz w:val="16"/>
               </w:rPr>
-              <w:t>Close recommendation and posting boundary</w:t>
+              <w:t>Recommendation and review boundary</w:t>
             </w:r>
           </w:p>
         </w:tc>
@@ -731,7 +731,7 @@
                 <w:color w:val="FFFFFF"/>
                 <w:sz w:val="15"/>
               </w:rPr>
-              <w:t>Current / submitted</w:t>
+              <w:t>Source / submitted</w:t>
             </w:r>
           </w:p>
         </w:tc>
@@ -761,7 +761,7 @@
                 <w:color w:val="FFFFFF"/>
                 <w:sz w:val="15"/>
               </w:rPr>
-              <w:t>Recommended close</w:t>
+              <w:t>Finance close</w:t>
             </w:r>
           </w:p>
         </w:tc>
@@ -791,7 +791,7 @@
                 <w:color w:val="FFFFFF"/>
                 <w:sz w:val="15"/>
               </w:rPr>
-              <w:t>Change / control</w:t>
+              <w:t>Difference</w:t>
             </w:r>
           </w:p>
         </w:tc>
@@ -821,7 +821,7 @@
                 <w:color w:val="FFFFFF"/>
                 <w:sz w:val="15"/>
               </w:rPr>
-              <w:t>Source or conclusion</w:t>
+              <w:t>Basis</w:t>
             </w:r>
           </w:p>
         </w:tc>
@@ -1007,7 +1007,7 @@
                 <w:color w:val="000000"/>
                 <w:sz w:val="15"/>
               </w:rPr>
-              <w:t>Posted cost to date</w:t>
+              <w:t>Cost to date / close basis</w:t>
             </w:r>
           </w:p>
         </w:tc>
@@ -2978,7 +2978,7 @@
                 <w:color w:val="FFFFFF"/>
                 <w:sz w:val="15"/>
               </w:rPr>
-              <w:t>Driver</w:t>
+              <w:t>Explanation</w:t>
             </w:r>
           </w:p>
         </w:tc>
@@ -3164,7 +3164,7 @@
                 <w:color w:val="000000"/>
                 <w:sz w:val="15"/>
               </w:rPr>
-              <w:t>Posted cost</w:t>
+              <w:t>Cost to date / close basis</w:t>
             </w:r>
           </w:p>
         </w:tc>
@@ -4639,1018 +4639,6 @@
                 <w:i w:val="0"/>
                 <w:color w:val="000000"/>
                 <w:sz w:val="15"/>
-              </w:rPr>
-            </w:r>
-          </w:p>
-        </w:tc>
-      </w:tr>
-    </w:tbl>
-    <w:p>
-      <w:pPr>
-        <w:keepNext/>
-        <w:spacing w:before="140" w:after="80"/>
-      </w:pPr>
-      <w:r>
-        <w:rPr>
-          <w:rFonts w:ascii="Arial" w:hAnsi="Arial"/>
-          <w:b/>
-          <w:i w:val="0"/>
-          <w:color w:val="1F4E78"/>
-          <w:sz w:val="24"/>
-        </w:rPr>
-        <w:t>3  Submitted-to-recommended close impact</w:t>
-      </w:r>
-    </w:p>
-    <w:tbl>
-      <w:tblPr>
-        <w:tblStyle w:val="TableGrid"/>
-        <w:tblW w:type="dxa" w:w="10368"/>
-        <w:jc w:val="left"/>
-        <w:tblLayout w:type="fixed"/>
-        <w:tblLook w:firstColumn="1" w:firstRow="1" w:lastColumn="0" w:lastRow="0" w:noHBand="0" w:noVBand="1" w:val="04A0"/>
-        <w:tblInd w:w="0" w:type="dxa"/>
-      </w:tblPr>
-      <w:tblGrid>
-        <w:gridCol w:w="2500"/>
-        <w:gridCol w:w="2200"/>
-        <w:gridCol w:w="2200"/>
-        <w:gridCol w:w="3468"/>
-      </w:tblGrid>
-      <w:tr>
-        <w:trPr>
-          <w:tblHeader w:val="true"/>
-          <w:cantSplit/>
-        </w:trPr>
-        <w:tc>
-          <w:tcPr>
-            <w:tcW w:type="dxa" w:w="2500"/>
-            <w:vAlign w:val="center"/>
-            <w:shd w:fill="17365D" w:val="clear"/>
-            <w:tcMar>
-              <w:top w:w="70" w:type="dxa"/>
-              <w:start w:w="95" w:type="dxa"/>
-              <w:bottom w:w="70" w:type="dxa"/>
-              <w:end w:w="95" w:type="dxa"/>
-            </w:tcMar>
-          </w:tcPr>
-          <w:p>
-            <w:pPr>
-              <w:spacing w:before="0" w:after="0" w:line="240" w:lineRule="auto"/>
-              <w:jc w:val="center"/>
-            </w:pPr>
-            <w:r/>
-            <w:r>
-              <w:rPr>
-                <w:rFonts w:ascii="Arial" w:hAnsi="Arial"/>
-                <w:b/>
-                <w:i w:val="0"/>
-                <w:color w:val="FFFFFF"/>
-                <w:sz w:val="16"/>
-              </w:rPr>
-              <w:t>Metric</w:t>
-            </w:r>
-          </w:p>
-        </w:tc>
-        <w:tc>
-          <w:tcPr>
-            <w:tcW w:type="dxa" w:w="2200"/>
-            <w:vAlign w:val="center"/>
-            <w:shd w:fill="17365D" w:val="clear"/>
-            <w:tcMar>
-              <w:top w:w="70" w:type="dxa"/>
-              <w:start w:w="95" w:type="dxa"/>
-              <w:bottom w:w="70" w:type="dxa"/>
-              <w:end w:w="95" w:type="dxa"/>
-            </w:tcMar>
-          </w:tcPr>
-          <w:p>
-            <w:pPr>
-              <w:spacing w:before="0" w:after="0" w:line="240" w:lineRule="auto"/>
-              <w:jc w:val="center"/>
-            </w:pPr>
-            <w:r/>
-            <w:r>
-              <w:rPr>
-                <w:rFonts w:ascii="Arial" w:hAnsi="Arial"/>
-                <w:b/>
-                <w:i w:val="0"/>
-                <w:color w:val="FFFFFF"/>
-                <w:sz w:val="16"/>
-              </w:rPr>
-              <w:t>Submitted PM case</w:t>
-            </w:r>
-          </w:p>
-        </w:tc>
-        <w:tc>
-          <w:tcPr>
-            <w:tcW w:type="dxa" w:w="2200"/>
-            <w:vAlign w:val="center"/>
-            <w:shd w:fill="17365D" w:val="clear"/>
-            <w:tcMar>
-              <w:top w:w="70" w:type="dxa"/>
-              <w:start w:w="95" w:type="dxa"/>
-              <w:bottom w:w="70" w:type="dxa"/>
-              <w:end w:w="95" w:type="dxa"/>
-            </w:tcMar>
-          </w:tcPr>
-          <w:p>
-            <w:pPr>
-              <w:spacing w:before="0" w:after="0" w:line="240" w:lineRule="auto"/>
-              <w:jc w:val="center"/>
-            </w:pPr>
-            <w:r/>
-            <w:r>
-              <w:rPr>
-                <w:rFonts w:ascii="Arial" w:hAnsi="Arial"/>
-                <w:b/>
-                <w:i w:val="0"/>
-                <w:color w:val="FFFFFF"/>
-                <w:sz w:val="16"/>
-              </w:rPr>
-              <w:t>Recommended close</w:t>
-            </w:r>
-          </w:p>
-        </w:tc>
-        <w:tc>
-          <w:tcPr>
-            <w:tcW w:type="dxa" w:w="3468"/>
-            <w:vAlign w:val="center"/>
-            <w:shd w:fill="17365D" w:val="clear"/>
-            <w:tcMar>
-              <w:top w:w="70" w:type="dxa"/>
-              <w:start w:w="95" w:type="dxa"/>
-              <w:bottom w:w="70" w:type="dxa"/>
-              <w:end w:w="95" w:type="dxa"/>
-            </w:tcMar>
-          </w:tcPr>
-          <w:p>
-            <w:pPr>
-              <w:spacing w:before="0" w:after="0" w:line="240" w:lineRule="auto"/>
-              <w:jc w:val="center"/>
-            </w:pPr>
-            <w:r/>
-            <w:r>
-              <w:rPr>
-                <w:rFonts w:ascii="Arial" w:hAnsi="Arial"/>
-                <w:b/>
-                <w:i w:val="0"/>
-                <w:color w:val="FFFFFF"/>
-                <w:sz w:val="16"/>
-              </w:rPr>
-              <w:t>Recommended less submitted</w:t>
-            </w:r>
-          </w:p>
-        </w:tc>
-      </w:tr>
-      <w:tr>
-        <w:trPr>
-          <w:cantSplit/>
-        </w:trPr>
-        <w:tc>
-          <w:tcPr>
-            <w:tcW w:type="dxa" w:w="2500"/>
-            <w:vAlign w:val="center"/>
-            <w:shd w:fill="F2F4F7" w:val="clear"/>
-            <w:tcMar>
-              <w:top w:w="70" w:type="dxa"/>
-              <w:start w:w="95" w:type="dxa"/>
-              <w:bottom w:w="70" w:type="dxa"/>
-              <w:end w:w="95" w:type="dxa"/>
-            </w:tcMar>
-          </w:tcPr>
-          <w:p>
-            <w:pPr>
-              <w:spacing w:before="0" w:after="0" w:line="240" w:lineRule="auto"/>
-              <w:jc w:val="left"/>
-            </w:pPr>
-            <w:r/>
-            <w:r>
-              <w:rPr>
-                <w:rFonts w:ascii="Arial" w:hAnsi="Arial"/>
-                <w:b/>
-                <w:i w:val="0"/>
-                <w:color w:val="000000"/>
-                <w:sz w:val="16"/>
-              </w:rPr>
-              <w:t>ETC</w:t>
-            </w:r>
-          </w:p>
-        </w:tc>
-        <w:tc>
-          <w:tcPr>
-            <w:tcW w:type="dxa" w:w="2200"/>
-            <w:vAlign w:val="center"/>
-            <w:shd w:fill="EAF2F8" w:val="clear"/>
-            <w:tcMar>
-              <w:top w:w="70" w:type="dxa"/>
-              <w:start w:w="95" w:type="dxa"/>
-              <w:bottom w:w="70" w:type="dxa"/>
-              <w:end w:w="95" w:type="dxa"/>
-            </w:tcMar>
-          </w:tcPr>
-          <w:p>
-            <w:pPr>
-              <w:spacing w:before="0" w:after="0" w:line="240" w:lineRule="auto"/>
-              <w:jc w:val="center"/>
-            </w:pPr>
-            <w:r/>
-            <w:r>
-              <w:rPr>
-                <w:rFonts w:ascii="Arial" w:hAnsi="Arial"/>
-                <w:b w:val="0"/>
-                <w:i w:val="0"/>
-                <w:color w:val="000000"/>
-                <w:sz w:val="16"/>
-              </w:rPr>
-            </w:r>
-          </w:p>
-        </w:tc>
-        <w:tc>
-          <w:tcPr>
-            <w:tcW w:type="dxa" w:w="2200"/>
-            <w:vAlign w:val="center"/>
-            <w:shd w:fill="EAF2F8" w:val="clear"/>
-            <w:tcMar>
-              <w:top w:w="70" w:type="dxa"/>
-              <w:start w:w="95" w:type="dxa"/>
-              <w:bottom w:w="70" w:type="dxa"/>
-              <w:end w:w="95" w:type="dxa"/>
-            </w:tcMar>
-          </w:tcPr>
-          <w:p>
-            <w:pPr>
-              <w:spacing w:before="0" w:after="0" w:line="240" w:lineRule="auto"/>
-              <w:jc w:val="center"/>
-            </w:pPr>
-            <w:r/>
-            <w:r>
-              <w:rPr>
-                <w:rFonts w:ascii="Arial" w:hAnsi="Arial"/>
-                <w:b w:val="0"/>
-                <w:i w:val="0"/>
-                <w:color w:val="000000"/>
-                <w:sz w:val="16"/>
-              </w:rPr>
-            </w:r>
-          </w:p>
-        </w:tc>
-        <w:tc>
-          <w:tcPr>
-            <w:tcW w:type="dxa" w:w="3468"/>
-            <w:vAlign w:val="center"/>
-            <w:shd w:fill="EAF2F8" w:val="clear"/>
-            <w:tcMar>
-              <w:top w:w="70" w:type="dxa"/>
-              <w:start w:w="95" w:type="dxa"/>
-              <w:bottom w:w="70" w:type="dxa"/>
-              <w:end w:w="95" w:type="dxa"/>
-            </w:tcMar>
-          </w:tcPr>
-          <w:p>
-            <w:pPr>
-              <w:spacing w:before="0" w:after="0" w:line="240" w:lineRule="auto"/>
-              <w:jc w:val="left"/>
-            </w:pPr>
-            <w:r/>
-            <w:r>
-              <w:rPr>
-                <w:rFonts w:ascii="Arial" w:hAnsi="Arial"/>
-                <w:b w:val="0"/>
-                <w:i w:val="0"/>
-                <w:color w:val="000000"/>
-                <w:sz w:val="16"/>
-              </w:rPr>
-            </w:r>
-          </w:p>
-        </w:tc>
-      </w:tr>
-      <w:tr>
-        <w:trPr>
-          <w:cantSplit/>
-        </w:trPr>
-        <w:tc>
-          <w:tcPr>
-            <w:tcW w:type="dxa" w:w="2500"/>
-            <w:vAlign w:val="center"/>
-            <w:shd w:fill="F2F4F7" w:val="clear"/>
-            <w:tcMar>
-              <w:top w:w="70" w:type="dxa"/>
-              <w:start w:w="95" w:type="dxa"/>
-              <w:bottom w:w="70" w:type="dxa"/>
-              <w:end w:w="95" w:type="dxa"/>
-            </w:tcMar>
-          </w:tcPr>
-          <w:p>
-            <w:pPr>
-              <w:spacing w:before="0" w:after="0" w:line="240" w:lineRule="auto"/>
-              <w:jc w:val="left"/>
-            </w:pPr>
-            <w:r/>
-            <w:r>
-              <w:rPr>
-                <w:rFonts w:ascii="Arial" w:hAnsi="Arial"/>
-                <w:b/>
-                <w:i w:val="0"/>
-                <w:color w:val="000000"/>
-                <w:sz w:val="16"/>
-              </w:rPr>
-              <w:t>EAC</w:t>
-            </w:r>
-          </w:p>
-        </w:tc>
-        <w:tc>
-          <w:tcPr>
-            <w:tcW w:type="dxa" w:w="2200"/>
-            <w:vAlign w:val="center"/>
-            <w:shd w:fill="EAF2F8" w:val="clear"/>
-            <w:tcMar>
-              <w:top w:w="70" w:type="dxa"/>
-              <w:start w:w="95" w:type="dxa"/>
-              <w:bottom w:w="70" w:type="dxa"/>
-              <w:end w:w="95" w:type="dxa"/>
-            </w:tcMar>
-          </w:tcPr>
-          <w:p>
-            <w:pPr>
-              <w:spacing w:before="0" w:after="0" w:line="240" w:lineRule="auto"/>
-              <w:jc w:val="center"/>
-            </w:pPr>
-            <w:r/>
-            <w:r>
-              <w:rPr>
-                <w:rFonts w:ascii="Arial" w:hAnsi="Arial"/>
-                <w:b w:val="0"/>
-                <w:i w:val="0"/>
-                <w:color w:val="000000"/>
-                <w:sz w:val="16"/>
-              </w:rPr>
-            </w:r>
-          </w:p>
-        </w:tc>
-        <w:tc>
-          <w:tcPr>
-            <w:tcW w:type="dxa" w:w="2200"/>
-            <w:vAlign w:val="center"/>
-            <w:shd w:fill="EAF2F8" w:val="clear"/>
-            <w:tcMar>
-              <w:top w:w="70" w:type="dxa"/>
-              <w:start w:w="95" w:type="dxa"/>
-              <w:bottom w:w="70" w:type="dxa"/>
-              <w:end w:w="95" w:type="dxa"/>
-            </w:tcMar>
-          </w:tcPr>
-          <w:p>
-            <w:pPr>
-              <w:spacing w:before="0" w:after="0" w:line="240" w:lineRule="auto"/>
-              <w:jc w:val="center"/>
-            </w:pPr>
-            <w:r/>
-            <w:r>
-              <w:rPr>
-                <w:rFonts w:ascii="Arial" w:hAnsi="Arial"/>
-                <w:b w:val="0"/>
-                <w:i w:val="0"/>
-                <w:color w:val="000000"/>
-                <w:sz w:val="16"/>
-              </w:rPr>
-            </w:r>
-          </w:p>
-        </w:tc>
-        <w:tc>
-          <w:tcPr>
-            <w:tcW w:type="dxa" w:w="3468"/>
-            <w:vAlign w:val="center"/>
-            <w:shd w:fill="EAF2F8" w:val="clear"/>
-            <w:tcMar>
-              <w:top w:w="70" w:type="dxa"/>
-              <w:start w:w="95" w:type="dxa"/>
-              <w:bottom w:w="70" w:type="dxa"/>
-              <w:end w:w="95" w:type="dxa"/>
-            </w:tcMar>
-          </w:tcPr>
-          <w:p>
-            <w:pPr>
-              <w:spacing w:before="0" w:after="0" w:line="240" w:lineRule="auto"/>
-              <w:jc w:val="left"/>
-            </w:pPr>
-            <w:r/>
-            <w:r>
-              <w:rPr>
-                <w:rFonts w:ascii="Arial" w:hAnsi="Arial"/>
-                <w:b w:val="0"/>
-                <w:i w:val="0"/>
-                <w:color w:val="000000"/>
-                <w:sz w:val="16"/>
-              </w:rPr>
-            </w:r>
-          </w:p>
-        </w:tc>
-      </w:tr>
-      <w:tr>
-        <w:trPr>
-          <w:cantSplit/>
-        </w:trPr>
-        <w:tc>
-          <w:tcPr>
-            <w:tcW w:type="dxa" w:w="2500"/>
-            <w:vAlign w:val="center"/>
-            <w:shd w:fill="F2F4F7" w:val="clear"/>
-            <w:tcMar>
-              <w:top w:w="70" w:type="dxa"/>
-              <w:start w:w="95" w:type="dxa"/>
-              <w:bottom w:w="70" w:type="dxa"/>
-              <w:end w:w="95" w:type="dxa"/>
-            </w:tcMar>
-          </w:tcPr>
-          <w:p>
-            <w:pPr>
-              <w:spacing w:before="0" w:after="0" w:line="240" w:lineRule="auto"/>
-              <w:jc w:val="left"/>
-            </w:pPr>
-            <w:r/>
-            <w:r>
-              <w:rPr>
-                <w:rFonts w:ascii="Arial" w:hAnsi="Arial"/>
-                <w:b/>
-                <w:i w:val="0"/>
-                <w:color w:val="000000"/>
-                <w:sz w:val="16"/>
-              </w:rPr>
-              <w:t>Percent complete</w:t>
-            </w:r>
-          </w:p>
-        </w:tc>
-        <w:tc>
-          <w:tcPr>
-            <w:tcW w:type="dxa" w:w="2200"/>
-            <w:vAlign w:val="center"/>
-            <w:shd w:fill="EAF2F8" w:val="clear"/>
-            <w:tcMar>
-              <w:top w:w="70" w:type="dxa"/>
-              <w:start w:w="95" w:type="dxa"/>
-              <w:bottom w:w="70" w:type="dxa"/>
-              <w:end w:w="95" w:type="dxa"/>
-            </w:tcMar>
-          </w:tcPr>
-          <w:p>
-            <w:pPr>
-              <w:spacing w:before="0" w:after="0" w:line="240" w:lineRule="auto"/>
-              <w:jc w:val="center"/>
-            </w:pPr>
-            <w:r/>
-            <w:r>
-              <w:rPr>
-                <w:rFonts w:ascii="Arial" w:hAnsi="Arial"/>
-                <w:b w:val="0"/>
-                <w:i w:val="0"/>
-                <w:color w:val="000000"/>
-                <w:sz w:val="16"/>
-              </w:rPr>
-            </w:r>
-          </w:p>
-        </w:tc>
-        <w:tc>
-          <w:tcPr>
-            <w:tcW w:type="dxa" w:w="2200"/>
-            <w:vAlign w:val="center"/>
-            <w:shd w:fill="EAF2F8" w:val="clear"/>
-            <w:tcMar>
-              <w:top w:w="70" w:type="dxa"/>
-              <w:start w:w="95" w:type="dxa"/>
-              <w:bottom w:w="70" w:type="dxa"/>
-              <w:end w:w="95" w:type="dxa"/>
-            </w:tcMar>
-          </w:tcPr>
-          <w:p>
-            <w:pPr>
-              <w:spacing w:before="0" w:after="0" w:line="240" w:lineRule="auto"/>
-              <w:jc w:val="center"/>
-            </w:pPr>
-            <w:r/>
-            <w:r>
-              <w:rPr>
-                <w:rFonts w:ascii="Arial" w:hAnsi="Arial"/>
-                <w:b w:val="0"/>
-                <w:i w:val="0"/>
-                <w:color w:val="000000"/>
-                <w:sz w:val="16"/>
-              </w:rPr>
-            </w:r>
-          </w:p>
-        </w:tc>
-        <w:tc>
-          <w:tcPr>
-            <w:tcW w:type="dxa" w:w="3468"/>
-            <w:vAlign w:val="center"/>
-            <w:shd w:fill="EAF2F8" w:val="clear"/>
-            <w:tcMar>
-              <w:top w:w="70" w:type="dxa"/>
-              <w:start w:w="95" w:type="dxa"/>
-              <w:bottom w:w="70" w:type="dxa"/>
-              <w:end w:w="95" w:type="dxa"/>
-            </w:tcMar>
-          </w:tcPr>
-          <w:p>
-            <w:pPr>
-              <w:spacing w:before="0" w:after="0" w:line="240" w:lineRule="auto"/>
-              <w:jc w:val="left"/>
-            </w:pPr>
-            <w:r/>
-            <w:r>
-              <w:rPr>
-                <w:rFonts w:ascii="Arial" w:hAnsi="Arial"/>
-                <w:b w:val="0"/>
-                <w:i w:val="0"/>
-                <w:color w:val="000000"/>
-                <w:sz w:val="16"/>
-              </w:rPr>
-            </w:r>
-          </w:p>
-        </w:tc>
-      </w:tr>
-      <w:tr>
-        <w:trPr>
-          <w:cantSplit/>
-        </w:trPr>
-        <w:tc>
-          <w:tcPr>
-            <w:tcW w:type="dxa" w:w="2500"/>
-            <w:vAlign w:val="center"/>
-            <w:shd w:fill="F2F4F7" w:val="clear"/>
-            <w:tcMar>
-              <w:top w:w="70" w:type="dxa"/>
-              <w:start w:w="95" w:type="dxa"/>
-              <w:bottom w:w="70" w:type="dxa"/>
-              <w:end w:w="95" w:type="dxa"/>
-            </w:tcMar>
-          </w:tcPr>
-          <w:p>
-            <w:pPr>
-              <w:spacing w:before="0" w:after="0" w:line="240" w:lineRule="auto"/>
-              <w:jc w:val="left"/>
-            </w:pPr>
-            <w:r/>
-            <w:r>
-              <w:rPr>
-                <w:rFonts w:ascii="Arial" w:hAnsi="Arial"/>
-                <w:b/>
-                <w:i w:val="0"/>
-                <w:color w:val="000000"/>
-                <w:sz w:val="16"/>
-              </w:rPr>
-              <w:t>Earned revenue</w:t>
-            </w:r>
-          </w:p>
-        </w:tc>
-        <w:tc>
-          <w:tcPr>
-            <w:tcW w:type="dxa" w:w="2200"/>
-            <w:vAlign w:val="center"/>
-            <w:shd w:fill="EAF2F8" w:val="clear"/>
-            <w:tcMar>
-              <w:top w:w="70" w:type="dxa"/>
-              <w:start w:w="95" w:type="dxa"/>
-              <w:bottom w:w="70" w:type="dxa"/>
-              <w:end w:w="95" w:type="dxa"/>
-            </w:tcMar>
-          </w:tcPr>
-          <w:p>
-            <w:pPr>
-              <w:spacing w:before="0" w:after="0" w:line="240" w:lineRule="auto"/>
-              <w:jc w:val="center"/>
-            </w:pPr>
-            <w:r/>
-            <w:r>
-              <w:rPr>
-                <w:rFonts w:ascii="Arial" w:hAnsi="Arial"/>
-                <w:b w:val="0"/>
-                <w:i w:val="0"/>
-                <w:color w:val="000000"/>
-                <w:sz w:val="16"/>
-              </w:rPr>
-            </w:r>
-          </w:p>
-        </w:tc>
-        <w:tc>
-          <w:tcPr>
-            <w:tcW w:type="dxa" w:w="2200"/>
-            <w:vAlign w:val="center"/>
-            <w:shd w:fill="EAF2F8" w:val="clear"/>
-            <w:tcMar>
-              <w:top w:w="70" w:type="dxa"/>
-              <w:start w:w="95" w:type="dxa"/>
-              <w:bottom w:w="70" w:type="dxa"/>
-              <w:end w:w="95" w:type="dxa"/>
-            </w:tcMar>
-          </w:tcPr>
-          <w:p>
-            <w:pPr>
-              <w:spacing w:before="0" w:after="0" w:line="240" w:lineRule="auto"/>
-              <w:jc w:val="center"/>
-            </w:pPr>
-            <w:r/>
-            <w:r>
-              <w:rPr>
-                <w:rFonts w:ascii="Arial" w:hAnsi="Arial"/>
-                <w:b w:val="0"/>
-                <w:i w:val="0"/>
-                <w:color w:val="000000"/>
-                <w:sz w:val="16"/>
-              </w:rPr>
-            </w:r>
-          </w:p>
-        </w:tc>
-        <w:tc>
-          <w:tcPr>
-            <w:tcW w:type="dxa" w:w="3468"/>
-            <w:vAlign w:val="center"/>
-            <w:shd w:fill="EAF2F8" w:val="clear"/>
-            <w:tcMar>
-              <w:top w:w="70" w:type="dxa"/>
-              <w:start w:w="95" w:type="dxa"/>
-              <w:bottom w:w="70" w:type="dxa"/>
-              <w:end w:w="95" w:type="dxa"/>
-            </w:tcMar>
-          </w:tcPr>
-          <w:p>
-            <w:pPr>
-              <w:spacing w:before="0" w:after="0" w:line="240" w:lineRule="auto"/>
-              <w:jc w:val="left"/>
-            </w:pPr>
-            <w:r/>
-            <w:r>
-              <w:rPr>
-                <w:rFonts w:ascii="Arial" w:hAnsi="Arial"/>
-                <w:b w:val="0"/>
-                <w:i w:val="0"/>
-                <w:color w:val="000000"/>
-                <w:sz w:val="16"/>
-              </w:rPr>
-            </w:r>
-          </w:p>
-        </w:tc>
-      </w:tr>
-      <w:tr>
-        <w:trPr>
-          <w:cantSplit/>
-        </w:trPr>
-        <w:tc>
-          <w:tcPr>
-            <w:tcW w:type="dxa" w:w="2500"/>
-            <w:vAlign w:val="center"/>
-            <w:shd w:fill="F2F4F7" w:val="clear"/>
-            <w:tcMar>
-              <w:top w:w="70" w:type="dxa"/>
-              <w:start w:w="95" w:type="dxa"/>
-              <w:bottom w:w="70" w:type="dxa"/>
-              <w:end w:w="95" w:type="dxa"/>
-            </w:tcMar>
-          </w:tcPr>
-          <w:p>
-            <w:pPr>
-              <w:spacing w:before="0" w:after="0" w:line="240" w:lineRule="auto"/>
-              <w:jc w:val="left"/>
-            </w:pPr>
-            <w:r/>
-            <w:r>
-              <w:rPr>
-                <w:rFonts w:ascii="Arial" w:hAnsi="Arial"/>
-                <w:b/>
-                <w:i w:val="0"/>
-                <w:color w:val="000000"/>
-                <w:sz w:val="16"/>
-              </w:rPr>
-              <w:t>Contract asset</w:t>
-            </w:r>
-          </w:p>
-        </w:tc>
-        <w:tc>
-          <w:tcPr>
-            <w:tcW w:type="dxa" w:w="2200"/>
-            <w:vAlign w:val="center"/>
-            <w:shd w:fill="EAF2F8" w:val="clear"/>
-            <w:tcMar>
-              <w:top w:w="70" w:type="dxa"/>
-              <w:start w:w="95" w:type="dxa"/>
-              <w:bottom w:w="70" w:type="dxa"/>
-              <w:end w:w="95" w:type="dxa"/>
-            </w:tcMar>
-          </w:tcPr>
-          <w:p>
-            <w:pPr>
-              <w:spacing w:before="0" w:after="0" w:line="240" w:lineRule="auto"/>
-              <w:jc w:val="center"/>
-            </w:pPr>
-            <w:r/>
-            <w:r>
-              <w:rPr>
-                <w:rFonts w:ascii="Arial" w:hAnsi="Arial"/>
-                <w:b w:val="0"/>
-                <w:i w:val="0"/>
-                <w:color w:val="000000"/>
-                <w:sz w:val="16"/>
-              </w:rPr>
-            </w:r>
-          </w:p>
-        </w:tc>
-        <w:tc>
-          <w:tcPr>
-            <w:tcW w:type="dxa" w:w="2200"/>
-            <w:vAlign w:val="center"/>
-            <w:shd w:fill="EAF2F8" w:val="clear"/>
-            <w:tcMar>
-              <w:top w:w="70" w:type="dxa"/>
-              <w:start w:w="95" w:type="dxa"/>
-              <w:bottom w:w="70" w:type="dxa"/>
-              <w:end w:w="95" w:type="dxa"/>
-            </w:tcMar>
-          </w:tcPr>
-          <w:p>
-            <w:pPr>
-              <w:spacing w:before="0" w:after="0" w:line="240" w:lineRule="auto"/>
-              <w:jc w:val="center"/>
-            </w:pPr>
-            <w:r/>
-            <w:r>
-              <w:rPr>
-                <w:rFonts w:ascii="Arial" w:hAnsi="Arial"/>
-                <w:b w:val="0"/>
-                <w:i w:val="0"/>
-                <w:color w:val="000000"/>
-                <w:sz w:val="16"/>
-              </w:rPr>
-            </w:r>
-          </w:p>
-        </w:tc>
-        <w:tc>
-          <w:tcPr>
-            <w:tcW w:type="dxa" w:w="3468"/>
-            <w:vAlign w:val="center"/>
-            <w:shd w:fill="EAF2F8" w:val="clear"/>
-            <w:tcMar>
-              <w:top w:w="70" w:type="dxa"/>
-              <w:start w:w="95" w:type="dxa"/>
-              <w:bottom w:w="70" w:type="dxa"/>
-              <w:end w:w="95" w:type="dxa"/>
-            </w:tcMar>
-          </w:tcPr>
-          <w:p>
-            <w:pPr>
-              <w:spacing w:before="0" w:after="0" w:line="240" w:lineRule="auto"/>
-              <w:jc w:val="left"/>
-            </w:pPr>
-            <w:r/>
-            <w:r>
-              <w:rPr>
-                <w:rFonts w:ascii="Arial" w:hAnsi="Arial"/>
-                <w:b w:val="0"/>
-                <w:i w:val="0"/>
-                <w:color w:val="000000"/>
-                <w:sz w:val="16"/>
-              </w:rPr>
-            </w:r>
-          </w:p>
-        </w:tc>
-      </w:tr>
-      <w:tr>
-        <w:trPr>
-          <w:cantSplit/>
-        </w:trPr>
-        <w:tc>
-          <w:tcPr>
-            <w:tcW w:type="dxa" w:w="2500"/>
-            <w:vAlign w:val="center"/>
-            <w:shd w:fill="F2F4F7" w:val="clear"/>
-            <w:tcMar>
-              <w:top w:w="70" w:type="dxa"/>
-              <w:start w:w="95" w:type="dxa"/>
-              <w:bottom w:w="70" w:type="dxa"/>
-              <w:end w:w="95" w:type="dxa"/>
-            </w:tcMar>
-          </w:tcPr>
-          <w:p>
-            <w:pPr>
-              <w:spacing w:before="0" w:after="0" w:line="240" w:lineRule="auto"/>
-              <w:jc w:val="left"/>
-            </w:pPr>
-            <w:r/>
-            <w:r>
-              <w:rPr>
-                <w:rFonts w:ascii="Arial" w:hAnsi="Arial"/>
-                <w:b/>
-                <w:i w:val="0"/>
-                <w:color w:val="000000"/>
-                <w:sz w:val="16"/>
-              </w:rPr>
-              <w:t>Estimated margin</w:t>
-            </w:r>
-          </w:p>
-        </w:tc>
-        <w:tc>
-          <w:tcPr>
-            <w:tcW w:type="dxa" w:w="2200"/>
-            <w:vAlign w:val="center"/>
-            <w:shd w:fill="EAF2F8" w:val="clear"/>
-            <w:tcMar>
-              <w:top w:w="70" w:type="dxa"/>
-              <w:start w:w="95" w:type="dxa"/>
-              <w:bottom w:w="70" w:type="dxa"/>
-              <w:end w:w="95" w:type="dxa"/>
-            </w:tcMar>
-          </w:tcPr>
-          <w:p>
-            <w:pPr>
-              <w:spacing w:before="0" w:after="0" w:line="240" w:lineRule="auto"/>
-              <w:jc w:val="center"/>
-            </w:pPr>
-            <w:r/>
-            <w:r>
-              <w:rPr>
-                <w:rFonts w:ascii="Arial" w:hAnsi="Arial"/>
-                <w:b w:val="0"/>
-                <w:i w:val="0"/>
-                <w:color w:val="000000"/>
-                <w:sz w:val="16"/>
-              </w:rPr>
-            </w:r>
-          </w:p>
-        </w:tc>
-        <w:tc>
-          <w:tcPr>
-            <w:tcW w:type="dxa" w:w="2200"/>
-            <w:vAlign w:val="center"/>
-            <w:shd w:fill="EAF2F8" w:val="clear"/>
-            <w:tcMar>
-              <w:top w:w="70" w:type="dxa"/>
-              <w:start w:w="95" w:type="dxa"/>
-              <w:bottom w:w="70" w:type="dxa"/>
-              <w:end w:w="95" w:type="dxa"/>
-            </w:tcMar>
-          </w:tcPr>
-          <w:p>
-            <w:pPr>
-              <w:spacing w:before="0" w:after="0" w:line="240" w:lineRule="auto"/>
-              <w:jc w:val="center"/>
-            </w:pPr>
-            <w:r/>
-            <w:r>
-              <w:rPr>
-                <w:rFonts w:ascii="Arial" w:hAnsi="Arial"/>
-                <w:b w:val="0"/>
-                <w:i w:val="0"/>
-                <w:color w:val="000000"/>
-                <w:sz w:val="16"/>
-              </w:rPr>
-            </w:r>
-          </w:p>
-        </w:tc>
-        <w:tc>
-          <w:tcPr>
-            <w:tcW w:type="dxa" w:w="3468"/>
-            <w:vAlign w:val="center"/>
-            <w:shd w:fill="EAF2F8" w:val="clear"/>
-            <w:tcMar>
-              <w:top w:w="70" w:type="dxa"/>
-              <w:start w:w="95" w:type="dxa"/>
-              <w:bottom w:w="70" w:type="dxa"/>
-              <w:end w:w="95" w:type="dxa"/>
-            </w:tcMar>
-          </w:tcPr>
-          <w:p>
-            <w:pPr>
-              <w:spacing w:before="0" w:after="0" w:line="240" w:lineRule="auto"/>
-              <w:jc w:val="left"/>
-            </w:pPr>
-            <w:r/>
-            <w:r>
-              <w:rPr>
-                <w:rFonts w:ascii="Arial" w:hAnsi="Arial"/>
-                <w:b w:val="0"/>
-                <w:i w:val="0"/>
-                <w:color w:val="000000"/>
-                <w:sz w:val="16"/>
-              </w:rPr>
-            </w:r>
-          </w:p>
-        </w:tc>
-      </w:tr>
-      <w:tr>
-        <w:trPr>
-          <w:cantSplit/>
-        </w:trPr>
-        <w:tc>
-          <w:tcPr>
-            <w:tcW w:type="dxa" w:w="2500"/>
-            <w:vAlign w:val="center"/>
-            <w:shd w:fill="F2F4F7" w:val="clear"/>
-            <w:tcMar>
-              <w:top w:w="70" w:type="dxa"/>
-              <w:start w:w="95" w:type="dxa"/>
-              <w:bottom w:w="70" w:type="dxa"/>
-              <w:end w:w="95" w:type="dxa"/>
-            </w:tcMar>
-          </w:tcPr>
-          <w:p>
-            <w:pPr>
-              <w:spacing w:before="0" w:after="0" w:line="240" w:lineRule="auto"/>
-              <w:jc w:val="left"/>
-            </w:pPr>
-            <w:r/>
-            <w:r>
-              <w:rPr>
-                <w:rFonts w:ascii="Arial" w:hAnsi="Arial"/>
-                <w:b/>
-                <w:i w:val="0"/>
-                <w:color w:val="000000"/>
-                <w:sz w:val="16"/>
-              </w:rPr>
-              <w:t>Margin rate</w:t>
-            </w:r>
-          </w:p>
-        </w:tc>
-        <w:tc>
-          <w:tcPr>
-            <w:tcW w:type="dxa" w:w="2200"/>
-            <w:vAlign w:val="center"/>
-            <w:shd w:fill="EAF2F8" w:val="clear"/>
-            <w:tcMar>
-              <w:top w:w="70" w:type="dxa"/>
-              <w:start w:w="95" w:type="dxa"/>
-              <w:bottom w:w="70" w:type="dxa"/>
-              <w:end w:w="95" w:type="dxa"/>
-            </w:tcMar>
-          </w:tcPr>
-          <w:p>
-            <w:pPr>
-              <w:spacing w:before="0" w:after="0" w:line="240" w:lineRule="auto"/>
-              <w:jc w:val="center"/>
-            </w:pPr>
-            <w:r/>
-            <w:r>
-              <w:rPr>
-                <w:rFonts w:ascii="Arial" w:hAnsi="Arial"/>
-                <w:b w:val="0"/>
-                <w:i w:val="0"/>
-                <w:color w:val="000000"/>
-                <w:sz w:val="16"/>
-              </w:rPr>
-            </w:r>
-          </w:p>
-        </w:tc>
-        <w:tc>
-          <w:tcPr>
-            <w:tcW w:type="dxa" w:w="2200"/>
-            <w:vAlign w:val="center"/>
-            <w:shd w:fill="EAF2F8" w:val="clear"/>
-            <w:tcMar>
-              <w:top w:w="70" w:type="dxa"/>
-              <w:start w:w="95" w:type="dxa"/>
-              <w:bottom w:w="70" w:type="dxa"/>
-              <w:end w:w="95" w:type="dxa"/>
-            </w:tcMar>
-          </w:tcPr>
-          <w:p>
-            <w:pPr>
-              <w:spacing w:before="0" w:after="0" w:line="240" w:lineRule="auto"/>
-              <w:jc w:val="center"/>
-            </w:pPr>
-            <w:r/>
-            <w:r>
-              <w:rPr>
-                <w:rFonts w:ascii="Arial" w:hAnsi="Arial"/>
-                <w:b w:val="0"/>
-                <w:i w:val="0"/>
-                <w:color w:val="000000"/>
-                <w:sz w:val="16"/>
-              </w:rPr>
-            </w:r>
-          </w:p>
-        </w:tc>
-        <w:tc>
-          <w:tcPr>
-            <w:tcW w:type="dxa" w:w="3468"/>
-            <w:vAlign w:val="center"/>
-            <w:shd w:fill="EAF2F8" w:val="clear"/>
-            <w:tcMar>
-              <w:top w:w="70" w:type="dxa"/>
-              <w:start w:w="95" w:type="dxa"/>
-              <w:bottom w:w="70" w:type="dxa"/>
-              <w:end w:w="95" w:type="dxa"/>
-            </w:tcMar>
-          </w:tcPr>
-          <w:p>
-            <w:pPr>
-              <w:spacing w:before="0" w:after="0" w:line="240" w:lineRule="auto"/>
-              <w:jc w:val="left"/>
-            </w:pPr>
-            <w:r/>
-            <w:r>
-              <w:rPr>
-                <w:rFonts w:ascii="Arial" w:hAnsi="Arial"/>
-                <w:b w:val="0"/>
-                <w:i w:val="0"/>
-                <w:color w:val="000000"/>
-                <w:sz w:val="16"/>
               </w:rPr>
             </w:r>
           </w:p>
@@ -5698,7 +4686,7 @@
                 <w:color w:val="FFFFFF"/>
                 <w:sz w:val="16"/>
               </w:rPr>
-              <w:t>Basis and authority of each case</w:t>
+              <w:t>Material movement explanation</w:t>
             </w:r>
           </w:p>
         </w:tc>
@@ -5729,11 +4717,6 @@
         </w:tc>
       </w:tr>
     </w:tbl>
-    <w:p>
-      <w:r>
-        <w:br w:type="page"/>
-      </w:r>
-    </w:p>
     <w:p>
       <w:pPr>
         <w:keepNext/>
@@ -5747,7 +4730,7 @@
           <w:color w:val="1F4E78"/>
           <w:sz w:val="24"/>
         </w:rPr>
-        <w:t>4  Accounting-to-workpaper reconciliation</w:t>
+        <w:t>3  Accounting rollforward</w:t>
       </w:r>
     </w:p>
     <w:tbl>
@@ -5797,7 +4780,7 @@
                 <w:color w:val="FFFFFF"/>
                 <w:sz w:val="15"/>
               </w:rPr>
-              <w:t>Control line</w:t>
+              <w:t>Control</w:t>
             </w:r>
           </w:p>
         </w:tc>
@@ -5827,7 +4810,7 @@
                 <w:color w:val="FFFFFF"/>
                 <w:sz w:val="15"/>
               </w:rPr>
-              <w:t>May / opening</w:t>
+              <w:t>May final</w:t>
             </w:r>
           </w:p>
         </w:tc>
@@ -5857,7 +4840,7 @@
                 <w:color w:val="FFFFFF"/>
                 <w:sz w:val="15"/>
               </w:rPr>
-              <w:t>June activity / approved change</w:t>
+              <w:t>June activity</w:t>
             </w:r>
           </w:p>
         </w:tc>
@@ -5952,7 +4935,7 @@
                 <w:color w:val="000000"/>
                 <w:sz w:val="15"/>
               </w:rPr>
-              <w:t>Labor job cost</w:t>
+              <w:t>Posted job cost</w:t>
             </w:r>
           </w:p>
         </w:tc>
@@ -6103,611 +5086,7 @@
                 <w:color w:val="000000"/>
                 <w:sz w:val="15"/>
               </w:rPr>
-              <w:t>Material job cost</w:t>
-            </w:r>
-          </w:p>
-        </w:tc>
-        <w:tc>
-          <w:tcPr>
-            <w:tcW w:type="dxa" w:w="1750"/>
-            <w:vAlign w:val="center"/>
-            <w:shd w:fill="EAF2F8" w:val="clear"/>
-            <w:tcMar>
-              <w:top w:w="70" w:type="dxa"/>
-              <w:start w:w="95" w:type="dxa"/>
-              <w:bottom w:w="70" w:type="dxa"/>
-              <w:end w:w="95" w:type="dxa"/>
-            </w:tcMar>
-          </w:tcPr>
-          <w:p>
-            <w:pPr>
-              <w:spacing w:before="0" w:after="0" w:line="240" w:lineRule="auto"/>
-              <w:jc w:val="center"/>
-            </w:pPr>
-            <w:r/>
-            <w:r>
-              <w:rPr>
-                <w:rFonts w:ascii="Arial" w:hAnsi="Arial"/>
-                <w:b w:val="0"/>
-                <w:i w:val="0"/>
-                <w:color w:val="000000"/>
-                <w:sz w:val="15"/>
-              </w:rPr>
-            </w:r>
-          </w:p>
-        </w:tc>
-        <w:tc>
-          <w:tcPr>
-            <w:tcW w:type="dxa" w:w="2450"/>
-            <w:vAlign w:val="center"/>
-            <w:shd w:fill="EAF2F8" w:val="clear"/>
-            <w:tcMar>
-              <w:top w:w="70" w:type="dxa"/>
-              <w:start w:w="95" w:type="dxa"/>
-              <w:bottom w:w="70" w:type="dxa"/>
-              <w:end w:w="95" w:type="dxa"/>
-            </w:tcMar>
-          </w:tcPr>
-          <w:p>
-            <w:pPr>
-              <w:spacing w:before="0" w:after="0" w:line="240" w:lineRule="auto"/>
-              <w:jc w:val="center"/>
-            </w:pPr>
-            <w:r/>
-            <w:r>
-              <w:rPr>
-                <w:rFonts w:ascii="Arial" w:hAnsi="Arial"/>
-                <w:b w:val="0"/>
-                <w:i w:val="0"/>
-                <w:color w:val="000000"/>
-                <w:sz w:val="15"/>
-              </w:rPr>
-            </w:r>
-          </w:p>
-        </w:tc>
-        <w:tc>
-          <w:tcPr>
-            <w:tcW w:type="dxa" w:w="1750"/>
-            <w:vAlign w:val="center"/>
-            <w:shd w:fill="EAF2F8" w:val="clear"/>
-            <w:tcMar>
-              <w:top w:w="70" w:type="dxa"/>
-              <w:start w:w="95" w:type="dxa"/>
-              <w:bottom w:w="70" w:type="dxa"/>
-              <w:end w:w="95" w:type="dxa"/>
-            </w:tcMar>
-          </w:tcPr>
-          <w:p>
-            <w:pPr>
-              <w:spacing w:before="0" w:after="0" w:line="240" w:lineRule="auto"/>
-              <w:jc w:val="center"/>
-            </w:pPr>
-            <w:r/>
-            <w:r>
-              <w:rPr>
-                <w:rFonts w:ascii="Arial" w:hAnsi="Arial"/>
-                <w:b w:val="0"/>
-                <w:i w:val="0"/>
-                <w:color w:val="000000"/>
-                <w:sz w:val="15"/>
-              </w:rPr>
-            </w:r>
-          </w:p>
-        </w:tc>
-        <w:tc>
-          <w:tcPr>
-            <w:tcW w:type="dxa" w:w="2218"/>
-            <w:vAlign w:val="center"/>
-            <w:shd w:fill="EAF2F8" w:val="clear"/>
-            <w:tcMar>
-              <w:top w:w="70" w:type="dxa"/>
-              <w:start w:w="95" w:type="dxa"/>
-              <w:bottom w:w="70" w:type="dxa"/>
-              <w:end w:w="95" w:type="dxa"/>
-            </w:tcMar>
-          </w:tcPr>
-          <w:p>
-            <w:pPr>
-              <w:spacing w:before="0" w:after="0" w:line="240" w:lineRule="auto"/>
-              <w:jc w:val="left"/>
-            </w:pPr>
-            <w:r/>
-            <w:r>
-              <w:rPr>
-                <w:rFonts w:ascii="Arial" w:hAnsi="Arial"/>
-                <w:b w:val="0"/>
-                <w:i w:val="0"/>
-                <w:color w:val="000000"/>
-                <w:sz w:val="15"/>
-              </w:rPr>
-            </w:r>
-          </w:p>
-        </w:tc>
-      </w:tr>
-      <w:tr>
-        <w:trPr>
-          <w:cantSplit/>
-        </w:trPr>
-        <w:tc>
-          <w:tcPr>
-            <w:tcW w:type="dxa" w:w="2200"/>
-            <w:vAlign w:val="center"/>
-            <w:shd w:fill="F2F4F7" w:val="clear"/>
-            <w:tcMar>
-              <w:top w:w="70" w:type="dxa"/>
-              <w:start w:w="95" w:type="dxa"/>
-              <w:bottom w:w="70" w:type="dxa"/>
-              <w:end w:w="95" w:type="dxa"/>
-            </w:tcMar>
-          </w:tcPr>
-          <w:p>
-            <w:pPr>
-              <w:spacing w:before="0" w:after="0" w:line="240" w:lineRule="auto"/>
-              <w:jc w:val="left"/>
-            </w:pPr>
-            <w:r/>
-            <w:r>
-              <w:rPr>
-                <w:rFonts w:ascii="Arial" w:hAnsi="Arial"/>
-                <w:b/>
-                <w:i w:val="0"/>
-                <w:color w:val="000000"/>
-                <w:sz w:val="15"/>
-              </w:rPr>
-              <w:t>Subcontract job cost</w:t>
-            </w:r>
-          </w:p>
-        </w:tc>
-        <w:tc>
-          <w:tcPr>
-            <w:tcW w:type="dxa" w:w="1750"/>
-            <w:vAlign w:val="center"/>
-            <w:shd w:fill="EAF2F8" w:val="clear"/>
-            <w:tcMar>
-              <w:top w:w="70" w:type="dxa"/>
-              <w:start w:w="95" w:type="dxa"/>
-              <w:bottom w:w="70" w:type="dxa"/>
-              <w:end w:w="95" w:type="dxa"/>
-            </w:tcMar>
-          </w:tcPr>
-          <w:p>
-            <w:pPr>
-              <w:spacing w:before="0" w:after="0" w:line="240" w:lineRule="auto"/>
-              <w:jc w:val="center"/>
-            </w:pPr>
-            <w:r/>
-            <w:r>
-              <w:rPr>
-                <w:rFonts w:ascii="Arial" w:hAnsi="Arial"/>
-                <w:b w:val="0"/>
-                <w:i w:val="0"/>
-                <w:color w:val="000000"/>
-                <w:sz w:val="15"/>
-              </w:rPr>
-            </w:r>
-          </w:p>
-        </w:tc>
-        <w:tc>
-          <w:tcPr>
-            <w:tcW w:type="dxa" w:w="2450"/>
-            <w:vAlign w:val="center"/>
-            <w:shd w:fill="EAF2F8" w:val="clear"/>
-            <w:tcMar>
-              <w:top w:w="70" w:type="dxa"/>
-              <w:start w:w="95" w:type="dxa"/>
-              <w:bottom w:w="70" w:type="dxa"/>
-              <w:end w:w="95" w:type="dxa"/>
-            </w:tcMar>
-          </w:tcPr>
-          <w:p>
-            <w:pPr>
-              <w:spacing w:before="0" w:after="0" w:line="240" w:lineRule="auto"/>
-              <w:jc w:val="center"/>
-            </w:pPr>
-            <w:r/>
-            <w:r>
-              <w:rPr>
-                <w:rFonts w:ascii="Arial" w:hAnsi="Arial"/>
-                <w:b w:val="0"/>
-                <w:i w:val="0"/>
-                <w:color w:val="000000"/>
-                <w:sz w:val="15"/>
-              </w:rPr>
-            </w:r>
-          </w:p>
-        </w:tc>
-        <w:tc>
-          <w:tcPr>
-            <w:tcW w:type="dxa" w:w="1750"/>
-            <w:vAlign w:val="center"/>
-            <w:shd w:fill="EAF2F8" w:val="clear"/>
-            <w:tcMar>
-              <w:top w:w="70" w:type="dxa"/>
-              <w:start w:w="95" w:type="dxa"/>
-              <w:bottom w:w="70" w:type="dxa"/>
-              <w:end w:w="95" w:type="dxa"/>
-            </w:tcMar>
-          </w:tcPr>
-          <w:p>
-            <w:pPr>
-              <w:spacing w:before="0" w:after="0" w:line="240" w:lineRule="auto"/>
-              <w:jc w:val="center"/>
-            </w:pPr>
-            <w:r/>
-            <w:r>
-              <w:rPr>
-                <w:rFonts w:ascii="Arial" w:hAnsi="Arial"/>
-                <w:b w:val="0"/>
-                <w:i w:val="0"/>
-                <w:color w:val="000000"/>
-                <w:sz w:val="15"/>
-              </w:rPr>
-            </w:r>
-          </w:p>
-        </w:tc>
-        <w:tc>
-          <w:tcPr>
-            <w:tcW w:type="dxa" w:w="2218"/>
-            <w:vAlign w:val="center"/>
-            <w:shd w:fill="EAF2F8" w:val="clear"/>
-            <w:tcMar>
-              <w:top w:w="70" w:type="dxa"/>
-              <w:start w:w="95" w:type="dxa"/>
-              <w:bottom w:w="70" w:type="dxa"/>
-              <w:end w:w="95" w:type="dxa"/>
-            </w:tcMar>
-          </w:tcPr>
-          <w:p>
-            <w:pPr>
-              <w:spacing w:before="0" w:after="0" w:line="240" w:lineRule="auto"/>
-              <w:jc w:val="left"/>
-            </w:pPr>
-            <w:r/>
-            <w:r>
-              <w:rPr>
-                <w:rFonts w:ascii="Arial" w:hAnsi="Arial"/>
-                <w:b w:val="0"/>
-                <w:i w:val="0"/>
-                <w:color w:val="000000"/>
-                <w:sz w:val="15"/>
-              </w:rPr>
-            </w:r>
-          </w:p>
-        </w:tc>
-      </w:tr>
-      <w:tr>
-        <w:trPr>
-          <w:cantSplit/>
-        </w:trPr>
-        <w:tc>
-          <w:tcPr>
-            <w:tcW w:type="dxa" w:w="2200"/>
-            <w:vAlign w:val="center"/>
-            <w:shd w:fill="F2F4F7" w:val="clear"/>
-            <w:tcMar>
-              <w:top w:w="70" w:type="dxa"/>
-              <w:start w:w="95" w:type="dxa"/>
-              <w:bottom w:w="70" w:type="dxa"/>
-              <w:end w:w="95" w:type="dxa"/>
-            </w:tcMar>
-          </w:tcPr>
-          <w:p>
-            <w:pPr>
-              <w:spacing w:before="0" w:after="0" w:line="240" w:lineRule="auto"/>
-              <w:jc w:val="left"/>
-            </w:pPr>
-            <w:r/>
-            <w:r>
-              <w:rPr>
-                <w:rFonts w:ascii="Arial" w:hAnsi="Arial"/>
-                <w:b/>
-                <w:i w:val="0"/>
-                <w:color w:val="000000"/>
-                <w:sz w:val="15"/>
-              </w:rPr>
-              <w:t>Other job cost</w:t>
-            </w:r>
-          </w:p>
-        </w:tc>
-        <w:tc>
-          <w:tcPr>
-            <w:tcW w:type="dxa" w:w="1750"/>
-            <w:vAlign w:val="center"/>
-            <w:shd w:fill="EAF2F8" w:val="clear"/>
-            <w:tcMar>
-              <w:top w:w="70" w:type="dxa"/>
-              <w:start w:w="95" w:type="dxa"/>
-              <w:bottom w:w="70" w:type="dxa"/>
-              <w:end w:w="95" w:type="dxa"/>
-            </w:tcMar>
-          </w:tcPr>
-          <w:p>
-            <w:pPr>
-              <w:spacing w:before="0" w:after="0" w:line="240" w:lineRule="auto"/>
-              <w:jc w:val="center"/>
-            </w:pPr>
-            <w:r/>
-            <w:r>
-              <w:rPr>
-                <w:rFonts w:ascii="Arial" w:hAnsi="Arial"/>
-                <w:b w:val="0"/>
-                <w:i w:val="0"/>
-                <w:color w:val="000000"/>
-                <w:sz w:val="15"/>
-              </w:rPr>
-            </w:r>
-          </w:p>
-        </w:tc>
-        <w:tc>
-          <w:tcPr>
-            <w:tcW w:type="dxa" w:w="2450"/>
-            <w:vAlign w:val="center"/>
-            <w:shd w:fill="EAF2F8" w:val="clear"/>
-            <w:tcMar>
-              <w:top w:w="70" w:type="dxa"/>
-              <w:start w:w="95" w:type="dxa"/>
-              <w:bottom w:w="70" w:type="dxa"/>
-              <w:end w:w="95" w:type="dxa"/>
-            </w:tcMar>
-          </w:tcPr>
-          <w:p>
-            <w:pPr>
-              <w:spacing w:before="0" w:after="0" w:line="240" w:lineRule="auto"/>
-              <w:jc w:val="center"/>
-            </w:pPr>
-            <w:r/>
-            <w:r>
-              <w:rPr>
-                <w:rFonts w:ascii="Arial" w:hAnsi="Arial"/>
-                <w:b w:val="0"/>
-                <w:i w:val="0"/>
-                <w:color w:val="000000"/>
-                <w:sz w:val="15"/>
-              </w:rPr>
-            </w:r>
-          </w:p>
-        </w:tc>
-        <w:tc>
-          <w:tcPr>
-            <w:tcW w:type="dxa" w:w="1750"/>
-            <w:vAlign w:val="center"/>
-            <w:shd w:fill="EAF2F8" w:val="clear"/>
-            <w:tcMar>
-              <w:top w:w="70" w:type="dxa"/>
-              <w:start w:w="95" w:type="dxa"/>
-              <w:bottom w:w="70" w:type="dxa"/>
-              <w:end w:w="95" w:type="dxa"/>
-            </w:tcMar>
-          </w:tcPr>
-          <w:p>
-            <w:pPr>
-              <w:spacing w:before="0" w:after="0" w:line="240" w:lineRule="auto"/>
-              <w:jc w:val="center"/>
-            </w:pPr>
-            <w:r/>
-            <w:r>
-              <w:rPr>
-                <w:rFonts w:ascii="Arial" w:hAnsi="Arial"/>
-                <w:b w:val="0"/>
-                <w:i w:val="0"/>
-                <w:color w:val="000000"/>
-                <w:sz w:val="15"/>
-              </w:rPr>
-            </w:r>
-          </w:p>
-        </w:tc>
-        <w:tc>
-          <w:tcPr>
-            <w:tcW w:type="dxa" w:w="2218"/>
-            <w:vAlign w:val="center"/>
-            <w:shd w:fill="EAF2F8" w:val="clear"/>
-            <w:tcMar>
-              <w:top w:w="70" w:type="dxa"/>
-              <w:start w:w="95" w:type="dxa"/>
-              <w:bottom w:w="70" w:type="dxa"/>
-              <w:end w:w="95" w:type="dxa"/>
-            </w:tcMar>
-          </w:tcPr>
-          <w:p>
-            <w:pPr>
-              <w:spacing w:before="0" w:after="0" w:line="240" w:lineRule="auto"/>
-              <w:jc w:val="left"/>
-            </w:pPr>
-            <w:r/>
-            <w:r>
-              <w:rPr>
-                <w:rFonts w:ascii="Arial" w:hAnsi="Arial"/>
-                <w:b w:val="0"/>
-                <w:i w:val="0"/>
-                <w:color w:val="000000"/>
-                <w:sz w:val="15"/>
-              </w:rPr>
-            </w:r>
-          </w:p>
-        </w:tc>
-      </w:tr>
-      <w:tr>
-        <w:trPr>
-          <w:cantSplit/>
-        </w:trPr>
-        <w:tc>
-          <w:tcPr>
-            <w:tcW w:type="dxa" w:w="2200"/>
-            <w:vAlign w:val="center"/>
-            <w:shd w:fill="F2F4F7" w:val="clear"/>
-            <w:tcMar>
-              <w:top w:w="70" w:type="dxa"/>
-              <w:start w:w="95" w:type="dxa"/>
-              <w:bottom w:w="70" w:type="dxa"/>
-              <w:end w:w="95" w:type="dxa"/>
-            </w:tcMar>
-          </w:tcPr>
-          <w:p>
-            <w:pPr>
-              <w:spacing w:before="0" w:after="0" w:line="240" w:lineRule="auto"/>
-              <w:jc w:val="left"/>
-            </w:pPr>
-            <w:r/>
-            <w:r>
-              <w:rPr>
-                <w:rFonts w:ascii="Arial" w:hAnsi="Arial"/>
-                <w:b/>
-                <w:i w:val="0"/>
-                <w:color w:val="000000"/>
-                <w:sz w:val="15"/>
-              </w:rPr>
-              <w:t>Total job cost</w:t>
-            </w:r>
-          </w:p>
-        </w:tc>
-        <w:tc>
-          <w:tcPr>
-            <w:tcW w:type="dxa" w:w="1750"/>
-            <w:vAlign w:val="center"/>
-            <w:shd w:fill="EAF2F8" w:val="clear"/>
-            <w:tcMar>
-              <w:top w:w="70" w:type="dxa"/>
-              <w:start w:w="95" w:type="dxa"/>
-              <w:bottom w:w="70" w:type="dxa"/>
-              <w:end w:w="95" w:type="dxa"/>
-            </w:tcMar>
-          </w:tcPr>
-          <w:p>
-            <w:pPr>
-              <w:spacing w:before="0" w:after="0" w:line="240" w:lineRule="auto"/>
-              <w:jc w:val="center"/>
-            </w:pPr>
-            <w:r/>
-            <w:r>
-              <w:rPr>
-                <w:rFonts w:ascii="Arial" w:hAnsi="Arial"/>
-                <w:b w:val="0"/>
-                <w:i w:val="0"/>
-                <w:color w:val="000000"/>
-                <w:sz w:val="15"/>
-              </w:rPr>
-            </w:r>
-          </w:p>
-        </w:tc>
-        <w:tc>
-          <w:tcPr>
-            <w:tcW w:type="dxa" w:w="2450"/>
-            <w:vAlign w:val="center"/>
-            <w:shd w:fill="EAF2F8" w:val="clear"/>
-            <w:tcMar>
-              <w:top w:w="70" w:type="dxa"/>
-              <w:start w:w="95" w:type="dxa"/>
-              <w:bottom w:w="70" w:type="dxa"/>
-              <w:end w:w="95" w:type="dxa"/>
-            </w:tcMar>
-          </w:tcPr>
-          <w:p>
-            <w:pPr>
-              <w:spacing w:before="0" w:after="0" w:line="240" w:lineRule="auto"/>
-              <w:jc w:val="center"/>
-            </w:pPr>
-            <w:r/>
-            <w:r>
-              <w:rPr>
-                <w:rFonts w:ascii="Arial" w:hAnsi="Arial"/>
-                <w:b w:val="0"/>
-                <w:i w:val="0"/>
-                <w:color w:val="000000"/>
-                <w:sz w:val="15"/>
-              </w:rPr>
-            </w:r>
-          </w:p>
-        </w:tc>
-        <w:tc>
-          <w:tcPr>
-            <w:tcW w:type="dxa" w:w="1750"/>
-            <w:vAlign w:val="center"/>
-            <w:shd w:fill="EAF2F8" w:val="clear"/>
-            <w:tcMar>
-              <w:top w:w="70" w:type="dxa"/>
-              <w:start w:w="95" w:type="dxa"/>
-              <w:bottom w:w="70" w:type="dxa"/>
-              <w:end w:w="95" w:type="dxa"/>
-            </w:tcMar>
-          </w:tcPr>
-          <w:p>
-            <w:pPr>
-              <w:spacing w:before="0" w:after="0" w:line="240" w:lineRule="auto"/>
-              <w:jc w:val="center"/>
-            </w:pPr>
-            <w:r/>
-            <w:r>
-              <w:rPr>
-                <w:rFonts w:ascii="Arial" w:hAnsi="Arial"/>
-                <w:b w:val="0"/>
-                <w:i w:val="0"/>
-                <w:color w:val="000000"/>
-                <w:sz w:val="15"/>
-              </w:rPr>
-            </w:r>
-          </w:p>
-        </w:tc>
-        <w:tc>
-          <w:tcPr>
-            <w:tcW w:type="dxa" w:w="2218"/>
-            <w:vAlign w:val="center"/>
-            <w:shd w:fill="EAF2F8" w:val="clear"/>
-            <w:tcMar>
-              <w:top w:w="70" w:type="dxa"/>
-              <w:start w:w="95" w:type="dxa"/>
-              <w:bottom w:w="70" w:type="dxa"/>
-              <w:end w:w="95" w:type="dxa"/>
-            </w:tcMar>
-          </w:tcPr>
-          <w:p>
-            <w:pPr>
-              <w:spacing w:before="0" w:after="0" w:line="240" w:lineRule="auto"/>
-              <w:jc w:val="left"/>
-            </w:pPr>
-            <w:r/>
-            <w:r>
-              <w:rPr>
-                <w:rFonts w:ascii="Arial" w:hAnsi="Arial"/>
-                <w:b w:val="0"/>
-                <w:i w:val="0"/>
-                <w:color w:val="000000"/>
-                <w:sz w:val="15"/>
-              </w:rPr>
-            </w:r>
-          </w:p>
-        </w:tc>
-      </w:tr>
-      <w:tr>
-        <w:trPr>
-          <w:cantSplit/>
-        </w:trPr>
-        <w:tc>
-          <w:tcPr>
-            <w:tcW w:type="dxa" w:w="2200"/>
-            <w:vAlign w:val="center"/>
-            <w:shd w:fill="F2F4F7" w:val="clear"/>
-            <w:tcMar>
-              <w:top w:w="70" w:type="dxa"/>
-              <w:start w:w="95" w:type="dxa"/>
-              <w:bottom w:w="70" w:type="dxa"/>
-              <w:end w:w="95" w:type="dxa"/>
-            </w:tcMar>
-          </w:tcPr>
-          <w:p>
-            <w:pPr>
-              <w:spacing w:before="0" w:after="0" w:line="240" w:lineRule="auto"/>
-              <w:jc w:val="left"/>
-            </w:pPr>
-            <w:r/>
-            <w:r>
-              <w:rPr>
-                <w:rFonts w:ascii="Arial" w:hAnsi="Arial"/>
-                <w:b/>
-                <w:i w:val="0"/>
-                <w:color w:val="000000"/>
-                <w:sz w:val="15"/>
-              </w:rPr>
-              <w:t>Billings</w:t>
+              <w:t>Posted billings</w:t>
             </w:r>
           </w:p>
         </w:tc>
@@ -6993,7 +5372,7 @@
           <w:color w:val="1F4E78"/>
           <w:sz w:val="24"/>
         </w:rPr>
-        <w:t>5  June posting completeness</w:t>
+        <w:t>4  June accounting populations</w:t>
       </w:r>
       <w:r>
         <w:rPr>
@@ -7003,7 +5382,7 @@
           <w:color w:val="4F5B66"/>
           <w:sz w:val="16"/>
         </w:rPr>
-        <w:t xml:space="preserve">  Summarize the populations used; add rows only if needed</w:t>
+        <w:t xml:space="preserve">  Summarize the controls used; add rows only if needed</w:t>
       </w:r>
     </w:p>
     <w:tbl>
@@ -7055,7 +5434,7 @@
                 <w:color w:val="FFFFFF"/>
                 <w:sz w:val="14"/>
               </w:rPr>
-              <w:t>Source / population</w:t>
+              <w:t>Population</w:t>
             </w:r>
           </w:p>
         </w:tc>
@@ -7085,7 +5464,7 @@
                 <w:color w:val="FFFFFF"/>
                 <w:sz w:val="14"/>
               </w:rPr>
-              <w:t>Source records</w:t>
+              <w:t>Cutoff</w:t>
             </w:r>
           </w:p>
         </w:tc>
@@ -7115,7 +5494,7 @@
                 <w:color w:val="FFFFFF"/>
                 <w:sz w:val="14"/>
               </w:rPr>
-              <w:t>Source amount</w:t>
+              <w:t>Records</w:t>
             </w:r>
           </w:p>
         </w:tc>
@@ -7145,7 +5524,7 @@
                 <w:color w:val="FFFFFF"/>
                 <w:sz w:val="14"/>
               </w:rPr>
-              <w:t>Posted journals</w:t>
+              <w:t>Source total</w:t>
             </w:r>
           </w:p>
         </w:tc>
@@ -7175,7 +5554,7 @@
                 <w:color w:val="FFFFFF"/>
                 <w:sz w:val="14"/>
               </w:rPr>
-              <w:t>Ledger amount</w:t>
+              <w:t>Ledger total</w:t>
             </w:r>
           </w:p>
         </w:tc>
@@ -7235,7 +5614,7 @@
                 <w:color w:val="FFFFFF"/>
                 <w:sz w:val="14"/>
               </w:rPr>
-              <w:t>Exceptions / resolution</w:t>
+              <w:t>Conclusion / follow-up</w:t>
             </w:r>
           </w:p>
         </w:tc>
@@ -7872,7 +6251,7 @@
           <w:tcPr>
             <w:tcW w:type="dxa" w:w="1600"/>
             <w:vAlign w:val="center"/>
-            <w:shd w:fill="F2F4F7" w:val="clear"/>
+            <w:shd w:fill="EAF2F8" w:val="clear"/>
             <w:tcMar>
               <w:top w:w="70" w:type="dxa"/>
               <w:start w:w="95" w:type="dxa"/>
@@ -7889,12 +6268,219 @@
             <w:r>
               <w:rPr>
                 <w:rFonts w:ascii="Arial" w:hAnsi="Arial"/>
-                <w:b/>
+                <w:b w:val="0"/>
                 <w:i w:val="0"/>
                 <w:color w:val="000000"/>
                 <w:sz w:val="14"/>
               </w:rPr>
-              <w:t>Total / control</w:t>
+            </w:r>
+          </w:p>
+        </w:tc>
+        <w:tc>
+          <w:tcPr>
+            <w:tcW w:type="dxa" w:w="1150"/>
+            <w:vAlign w:val="center"/>
+            <w:shd w:fill="EAF2F8" w:val="clear"/>
+            <w:tcMar>
+              <w:top w:w="70" w:type="dxa"/>
+              <w:start w:w="95" w:type="dxa"/>
+              <w:bottom w:w="70" w:type="dxa"/>
+              <w:end w:w="95" w:type="dxa"/>
+            </w:tcMar>
+          </w:tcPr>
+          <w:p>
+            <w:pPr>
+              <w:spacing w:before="0" w:after="0" w:line="240" w:lineRule="auto"/>
+              <w:jc w:val="center"/>
+            </w:pPr>
+            <w:r/>
+            <w:r>
+              <w:rPr>
+                <w:rFonts w:ascii="Arial" w:hAnsi="Arial"/>
+                <w:b w:val="0"/>
+                <w:i w:val="0"/>
+                <w:color w:val="000000"/>
+                <w:sz w:val="14"/>
+              </w:rPr>
+            </w:r>
+          </w:p>
+        </w:tc>
+        <w:tc>
+          <w:tcPr>
+            <w:tcW w:type="dxa" w:w="1450"/>
+            <w:vAlign w:val="center"/>
+            <w:shd w:fill="EAF2F8" w:val="clear"/>
+            <w:tcMar>
+              <w:top w:w="70" w:type="dxa"/>
+              <w:start w:w="95" w:type="dxa"/>
+              <w:bottom w:w="70" w:type="dxa"/>
+              <w:end w:w="95" w:type="dxa"/>
+            </w:tcMar>
+          </w:tcPr>
+          <w:p>
+            <w:pPr>
+              <w:spacing w:before="0" w:after="0" w:line="240" w:lineRule="auto"/>
+              <w:jc w:val="center"/>
+            </w:pPr>
+            <w:r/>
+            <w:r>
+              <w:rPr>
+                <w:rFonts w:ascii="Arial" w:hAnsi="Arial"/>
+                <w:b w:val="0"/>
+                <w:i w:val="0"/>
+                <w:color w:val="000000"/>
+                <w:sz w:val="14"/>
+              </w:rPr>
+            </w:r>
+          </w:p>
+        </w:tc>
+        <w:tc>
+          <w:tcPr>
+            <w:tcW w:type="dxa" w:w="1200"/>
+            <w:vAlign w:val="center"/>
+            <w:shd w:fill="EAF2F8" w:val="clear"/>
+            <w:tcMar>
+              <w:top w:w="70" w:type="dxa"/>
+              <w:start w:w="95" w:type="dxa"/>
+              <w:bottom w:w="70" w:type="dxa"/>
+              <w:end w:w="95" w:type="dxa"/>
+            </w:tcMar>
+          </w:tcPr>
+          <w:p>
+            <w:pPr>
+              <w:spacing w:before="0" w:after="0" w:line="240" w:lineRule="auto"/>
+              <w:jc w:val="center"/>
+            </w:pPr>
+            <w:r/>
+            <w:r>
+              <w:rPr>
+                <w:rFonts w:ascii="Arial" w:hAnsi="Arial"/>
+                <w:b w:val="0"/>
+                <w:i w:val="0"/>
+                <w:color w:val="000000"/>
+                <w:sz w:val="14"/>
+              </w:rPr>
+            </w:r>
+          </w:p>
+        </w:tc>
+        <w:tc>
+          <w:tcPr>
+            <w:tcW w:type="dxa" w:w="1450"/>
+            <w:vAlign w:val="center"/>
+            <w:shd w:fill="EAF2F8" w:val="clear"/>
+            <w:tcMar>
+              <w:top w:w="70" w:type="dxa"/>
+              <w:start w:w="95" w:type="dxa"/>
+              <w:bottom w:w="70" w:type="dxa"/>
+              <w:end w:w="95" w:type="dxa"/>
+            </w:tcMar>
+          </w:tcPr>
+          <w:p>
+            <w:pPr>
+              <w:spacing w:before="0" w:after="0" w:line="240" w:lineRule="auto"/>
+              <w:jc w:val="center"/>
+            </w:pPr>
+            <w:r/>
+            <w:r>
+              <w:rPr>
+                <w:rFonts w:ascii="Arial" w:hAnsi="Arial"/>
+                <w:b w:val="0"/>
+                <w:i w:val="0"/>
+                <w:color w:val="000000"/>
+                <w:sz w:val="14"/>
+              </w:rPr>
+            </w:r>
+          </w:p>
+        </w:tc>
+        <w:tc>
+          <w:tcPr>
+            <w:tcW w:type="dxa" w:w="1150"/>
+            <w:vAlign w:val="center"/>
+            <w:shd w:fill="EAF2F8" w:val="clear"/>
+            <w:tcMar>
+              <w:top w:w="70" w:type="dxa"/>
+              <w:start w:w="95" w:type="dxa"/>
+              <w:bottom w:w="70" w:type="dxa"/>
+              <w:end w:w="95" w:type="dxa"/>
+            </w:tcMar>
+          </w:tcPr>
+          <w:p>
+            <w:pPr>
+              <w:spacing w:before="0" w:after="0" w:line="240" w:lineRule="auto"/>
+              <w:jc w:val="center"/>
+            </w:pPr>
+            <w:r/>
+            <w:r>
+              <w:rPr>
+                <w:rFonts w:ascii="Arial" w:hAnsi="Arial"/>
+                <w:b w:val="0"/>
+                <w:i w:val="0"/>
+                <w:color w:val="000000"/>
+                <w:sz w:val="14"/>
+              </w:rPr>
+            </w:r>
+          </w:p>
+        </w:tc>
+        <w:tc>
+          <w:tcPr>
+            <w:tcW w:type="dxa" w:w="2368"/>
+            <w:vAlign w:val="center"/>
+            <w:shd w:fill="EAF2F8" w:val="clear"/>
+            <w:tcMar>
+              <w:top w:w="70" w:type="dxa"/>
+              <w:start w:w="95" w:type="dxa"/>
+              <w:bottom w:w="70" w:type="dxa"/>
+              <w:end w:w="95" w:type="dxa"/>
+            </w:tcMar>
+          </w:tcPr>
+          <w:p>
+            <w:pPr>
+              <w:spacing w:before="0" w:after="0" w:line="240" w:lineRule="auto"/>
+              <w:jc w:val="left"/>
+            </w:pPr>
+            <w:r/>
+            <w:r>
+              <w:rPr>
+                <w:rFonts w:ascii="Arial" w:hAnsi="Arial"/>
+                <w:b w:val="0"/>
+                <w:i w:val="0"/>
+                <w:color w:val="000000"/>
+                <w:sz w:val="14"/>
+              </w:rPr>
+            </w:r>
+          </w:p>
+        </w:tc>
+      </w:tr>
+      <w:tr>
+        <w:trPr>
+          <w:cantSplit/>
+        </w:trPr>
+        <w:tc>
+          <w:tcPr>
+            <w:tcW w:type="dxa" w:w="1600"/>
+            <w:vAlign w:val="center"/>
+            <w:shd w:fill="EAF2F8" w:val="clear"/>
+            <w:tcMar>
+              <w:top w:w="70" w:type="dxa"/>
+              <w:start w:w="95" w:type="dxa"/>
+              <w:bottom w:w="70" w:type="dxa"/>
+              <w:end w:w="95" w:type="dxa"/>
+            </w:tcMar>
+          </w:tcPr>
+          <w:p>
+            <w:pPr>
+              <w:spacing w:before="0" w:after="0" w:line="240" w:lineRule="auto"/>
+              <w:jc w:val="left"/>
+            </w:pPr>
+            <w:r/>
+            <w:r>
+              <w:rPr>
+                <w:rFonts w:ascii="Arial" w:hAnsi="Arial"/>
+                <w:b w:val="0"/>
+                <w:i w:val="0"/>
+                <w:color w:val="000000"/>
+                <w:sz w:val="14"/>
+              </w:rPr>
             </w:r>
           </w:p>
         </w:tc>
@@ -8115,7 +6701,7 @@
                 <w:color w:val="FFFFFF"/>
                 <w:sz w:val="16"/>
               </w:rPr>
-              <w:t>Population control conclusion</w:t>
+              <w:t>Accounting completeness and cutoff conclusion</w:t>
             </w:r>
           </w:p>
         </w:tc>
@@ -8164,7 +6750,7 @@
           <w:color w:val="1F4E78"/>
           <w:sz w:val="24"/>
         </w:rPr>
-        <w:t>6  ETC composition and commercial adjustment</w:t>
+        <w:t>5  Forecast review and close adjustments</w:t>
       </w:r>
     </w:p>
     <w:tbl>
@@ -8214,7 +6800,7 @@
                 <w:color w:val="FFFFFF"/>
                 <w:sz w:val="15"/>
               </w:rPr>
-              <w:t>Component</w:t>
+              <w:t>Assumption / component</w:t>
             </w:r>
           </w:p>
         </w:tc>
@@ -8244,7 +6830,7 @@
                 <w:color w:val="FFFFFF"/>
                 <w:sz w:val="15"/>
               </w:rPr>
-              <w:t>Submitted PM ETC</w:t>
+              <w:t>PM forecast</w:t>
             </w:r>
           </w:p>
         </w:tc>
@@ -8304,7 +6890,7 @@
                 <w:color w:val="FFFFFF"/>
                 <w:sz w:val="15"/>
               </w:rPr>
-              <w:t>Recommended close ETC</w:t>
+              <w:t>Finance close</w:t>
             </w:r>
           </w:p>
         </w:tc>
@@ -8334,7 +6920,7 @@
                 <w:color w:val="FFFFFF"/>
                 <w:sz w:val="15"/>
               </w:rPr>
-              <w:t>Source / treatment</w:t>
+              <w:t>Evidence / rationale</w:t>
             </w:r>
           </w:p>
         </w:tc>
@@ -8347,7 +6933,7 @@
           <w:tcPr>
             <w:tcW w:type="dxa" w:w="2250"/>
             <w:vAlign w:val="center"/>
-            <w:shd w:fill="F2F4F7" w:val="clear"/>
+            <w:shd w:fill="EAF2F8" w:val="clear"/>
             <w:tcMar>
               <w:top w:w="70" w:type="dxa"/>
               <w:start w:w="95" w:type="dxa"/>
@@ -8364,12 +6950,11 @@
             <w:r>
               <w:rPr>
                 <w:rFonts w:ascii="Arial" w:hAnsi="Arial"/>
-                <w:b/>
+                <w:b w:val="0"/>
                 <w:i w:val="0"/>
                 <w:color w:val="000000"/>
                 <w:sz w:val="15"/>
               </w:rPr>
-              <w:t>Remaining field labor</w:t>
             </w:r>
           </w:p>
         </w:tc>
@@ -8498,7 +7083,7 @@
           <w:tcPr>
             <w:tcW w:type="dxa" w:w="2250"/>
             <w:vAlign w:val="center"/>
-            <w:shd w:fill="F2F4F7" w:val="clear"/>
+            <w:shd w:fill="EAF2F8" w:val="clear"/>
             <w:tcMar>
               <w:top w:w="70" w:type="dxa"/>
               <w:start w:w="95" w:type="dxa"/>
@@ -8515,12 +7100,11 @@
             <w:r>
               <w:rPr>
                 <w:rFonts w:ascii="Arial" w:hAnsi="Arial"/>
-                <w:b/>
+                <w:b w:val="0"/>
                 <w:i w:val="0"/>
                 <w:color w:val="000000"/>
                 <w:sz w:val="15"/>
               </w:rPr>
-              <w:t>Material / equipment</w:t>
             </w:r>
           </w:p>
         </w:tc>
@@ -8649,7 +7233,7 @@
           <w:tcPr>
             <w:tcW w:type="dxa" w:w="2250"/>
             <w:vAlign w:val="center"/>
-            <w:shd w:fill="F2F4F7" w:val="clear"/>
+            <w:shd w:fill="EAF2F8" w:val="clear"/>
             <w:tcMar>
               <w:top w:w="70" w:type="dxa"/>
               <w:start w:w="95" w:type="dxa"/>
@@ -8666,12 +7250,11 @@
             <w:r>
               <w:rPr>
                 <w:rFonts w:ascii="Arial" w:hAnsi="Arial"/>
-                <w:b/>
+                <w:b w:val="0"/>
                 <w:i w:val="0"/>
                 <w:color w:val="000000"/>
                 <w:sz w:val="15"/>
               </w:rPr>
-              <w:t>Subcontract</w:t>
             </w:r>
           </w:p>
         </w:tc>
@@ -8800,7 +7383,7 @@
           <w:tcPr>
             <w:tcW w:type="dxa" w:w="2250"/>
             <w:vAlign w:val="center"/>
-            <w:shd w:fill="F2F4F7" w:val="clear"/>
+            <w:shd w:fill="EAF2F8" w:val="clear"/>
             <w:tcMar>
               <w:top w:w="70" w:type="dxa"/>
               <w:start w:w="95" w:type="dxa"/>
@@ -8817,12 +7400,11 @@
             <w:r>
               <w:rPr>
                 <w:rFonts w:ascii="Arial" w:hAnsi="Arial"/>
-                <w:b/>
+                <w:b w:val="0"/>
                 <w:i w:val="0"/>
                 <w:color w:val="000000"/>
                 <w:sz w:val="15"/>
               </w:rPr>
-              <w:t>Commissioning / close-out</w:t>
             </w:r>
           </w:p>
         </w:tc>
@@ -8951,7 +7533,7 @@
           <w:tcPr>
             <w:tcW w:type="dxa" w:w="2250"/>
             <w:vAlign w:val="center"/>
-            <w:shd w:fill="F2F4F7" w:val="clear"/>
+            <w:shd w:fill="EAF2F8" w:val="clear"/>
             <w:tcMar>
               <w:top w:w="70" w:type="dxa"/>
               <w:start w:w="95" w:type="dxa"/>
@@ -8968,12 +7550,11 @@
             <w:r>
               <w:rPr>
                 <w:rFonts w:ascii="Arial" w:hAnsi="Arial"/>
-                <w:b/>
+                <w:b w:val="0"/>
                 <w:i w:val="0"/>
                 <w:color w:val="000000"/>
                 <w:sz w:val="15"/>
               </w:rPr>
-              <w:t>Contingency</w:t>
             </w:r>
           </w:p>
         </w:tc>
@@ -9102,7 +7683,7 @@
           <w:tcPr>
             <w:tcW w:type="dxa" w:w="2250"/>
             <w:vAlign w:val="center"/>
-            <w:shd w:fill="F2F4F7" w:val="clear"/>
+            <w:shd w:fill="EAF2F8" w:val="clear"/>
             <w:tcMar>
               <w:top w:w="70" w:type="dxa"/>
               <w:start w:w="95" w:type="dxa"/>
@@ -9119,314 +7700,11 @@
             <w:r>
               <w:rPr>
                 <w:rFonts w:ascii="Arial" w:hAnsi="Arial"/>
-                <w:b/>
+                <w:b w:val="0"/>
                 <w:i w:val="0"/>
                 <w:color w:val="000000"/>
                 <w:sz w:val="15"/>
               </w:rPr>
-              <w:t>Commercial recovery / cost offset</w:t>
-            </w:r>
-          </w:p>
-        </w:tc>
-        <w:tc>
-          <w:tcPr>
-            <w:tcW w:type="dxa" w:w="1650"/>
-            <w:vAlign w:val="center"/>
-            <w:shd w:fill="EAF2F8" w:val="clear"/>
-            <w:tcMar>
-              <w:top w:w="70" w:type="dxa"/>
-              <w:start w:w="95" w:type="dxa"/>
-              <w:bottom w:w="70" w:type="dxa"/>
-              <w:end w:w="95" w:type="dxa"/>
-            </w:tcMar>
-          </w:tcPr>
-          <w:p>
-            <w:pPr>
-              <w:spacing w:before="0" w:after="0" w:line="240" w:lineRule="auto"/>
-              <w:jc w:val="center"/>
-            </w:pPr>
-            <w:r/>
-            <w:r>
-              <w:rPr>
-                <w:rFonts w:ascii="Arial" w:hAnsi="Arial"/>
-                <w:b w:val="0"/>
-                <w:i w:val="0"/>
-                <w:color w:val="000000"/>
-                <w:sz w:val="15"/>
-              </w:rPr>
-            </w:r>
-          </w:p>
-        </w:tc>
-        <w:tc>
-          <w:tcPr>
-            <w:tcW w:type="dxa" w:w="1650"/>
-            <w:vAlign w:val="center"/>
-            <w:shd w:fill="EAF2F8" w:val="clear"/>
-            <w:tcMar>
-              <w:top w:w="70" w:type="dxa"/>
-              <w:start w:w="95" w:type="dxa"/>
-              <w:bottom w:w="70" w:type="dxa"/>
-              <w:end w:w="95" w:type="dxa"/>
-            </w:tcMar>
-          </w:tcPr>
-          <w:p>
-            <w:pPr>
-              <w:spacing w:before="0" w:after="0" w:line="240" w:lineRule="auto"/>
-              <w:jc w:val="center"/>
-            </w:pPr>
-            <w:r/>
-            <w:r>
-              <w:rPr>
-                <w:rFonts w:ascii="Arial" w:hAnsi="Arial"/>
-                <w:b w:val="0"/>
-                <w:i w:val="0"/>
-                <w:color w:val="000000"/>
-                <w:sz w:val="15"/>
-              </w:rPr>
-            </w:r>
-          </w:p>
-        </w:tc>
-        <w:tc>
-          <w:tcPr>
-            <w:tcW w:type="dxa" w:w="1750"/>
-            <w:vAlign w:val="center"/>
-            <w:shd w:fill="EAF2F8" w:val="clear"/>
-            <w:tcMar>
-              <w:top w:w="70" w:type="dxa"/>
-              <w:start w:w="95" w:type="dxa"/>
-              <w:bottom w:w="70" w:type="dxa"/>
-              <w:end w:w="95" w:type="dxa"/>
-            </w:tcMar>
-          </w:tcPr>
-          <w:p>
-            <w:pPr>
-              <w:spacing w:before="0" w:after="0" w:line="240" w:lineRule="auto"/>
-              <w:jc w:val="center"/>
-            </w:pPr>
-            <w:r/>
-            <w:r>
-              <w:rPr>
-                <w:rFonts w:ascii="Arial" w:hAnsi="Arial"/>
-                <w:b w:val="0"/>
-                <w:i w:val="0"/>
-                <w:color w:val="000000"/>
-                <w:sz w:val="15"/>
-              </w:rPr>
-            </w:r>
-          </w:p>
-        </w:tc>
-        <w:tc>
-          <w:tcPr>
-            <w:tcW w:type="dxa" w:w="3068"/>
-            <w:vAlign w:val="center"/>
-            <w:shd w:fill="EAF2F8" w:val="clear"/>
-            <w:tcMar>
-              <w:top w:w="70" w:type="dxa"/>
-              <w:start w:w="95" w:type="dxa"/>
-              <w:bottom w:w="70" w:type="dxa"/>
-              <w:end w:w="95" w:type="dxa"/>
-            </w:tcMar>
-          </w:tcPr>
-          <w:p>
-            <w:pPr>
-              <w:spacing w:before="0" w:after="0" w:line="240" w:lineRule="auto"/>
-              <w:jc w:val="left"/>
-            </w:pPr>
-            <w:r/>
-            <w:r>
-              <w:rPr>
-                <w:rFonts w:ascii="Arial" w:hAnsi="Arial"/>
-                <w:b w:val="0"/>
-                <w:i w:val="0"/>
-                <w:color w:val="000000"/>
-                <w:sz w:val="15"/>
-              </w:rPr>
-            </w:r>
-          </w:p>
-        </w:tc>
-      </w:tr>
-      <w:tr>
-        <w:trPr>
-          <w:cantSplit/>
-        </w:trPr>
-        <w:tc>
-          <w:tcPr>
-            <w:tcW w:type="dxa" w:w="2250"/>
-            <w:vAlign w:val="center"/>
-            <w:shd w:fill="F2F4F7" w:val="clear"/>
-            <w:tcMar>
-              <w:top w:w="70" w:type="dxa"/>
-              <w:start w:w="95" w:type="dxa"/>
-              <w:bottom w:w="70" w:type="dxa"/>
-              <w:end w:w="95" w:type="dxa"/>
-            </w:tcMar>
-          </w:tcPr>
-          <w:p>
-            <w:pPr>
-              <w:spacing w:before="0" w:after="0" w:line="240" w:lineRule="auto"/>
-              <w:jc w:val="left"/>
-            </w:pPr>
-            <w:r/>
-            <w:r>
-              <w:rPr>
-                <w:rFonts w:ascii="Arial" w:hAnsi="Arial"/>
-                <w:b/>
-                <w:i w:val="0"/>
-                <w:color w:val="000000"/>
-                <w:sz w:val="15"/>
-              </w:rPr>
-              <w:t>Other adjustment</w:t>
-            </w:r>
-          </w:p>
-        </w:tc>
-        <w:tc>
-          <w:tcPr>
-            <w:tcW w:type="dxa" w:w="1650"/>
-            <w:vAlign w:val="center"/>
-            <w:shd w:fill="EAF2F8" w:val="clear"/>
-            <w:tcMar>
-              <w:top w:w="70" w:type="dxa"/>
-              <w:start w:w="95" w:type="dxa"/>
-              <w:bottom w:w="70" w:type="dxa"/>
-              <w:end w:w="95" w:type="dxa"/>
-            </w:tcMar>
-          </w:tcPr>
-          <w:p>
-            <w:pPr>
-              <w:spacing w:before="0" w:after="0" w:line="240" w:lineRule="auto"/>
-              <w:jc w:val="center"/>
-            </w:pPr>
-            <w:r/>
-            <w:r>
-              <w:rPr>
-                <w:rFonts w:ascii="Arial" w:hAnsi="Arial"/>
-                <w:b w:val="0"/>
-                <w:i w:val="0"/>
-                <w:color w:val="000000"/>
-                <w:sz w:val="15"/>
-              </w:rPr>
-            </w:r>
-          </w:p>
-        </w:tc>
-        <w:tc>
-          <w:tcPr>
-            <w:tcW w:type="dxa" w:w="1650"/>
-            <w:vAlign w:val="center"/>
-            <w:shd w:fill="EAF2F8" w:val="clear"/>
-            <w:tcMar>
-              <w:top w:w="70" w:type="dxa"/>
-              <w:start w:w="95" w:type="dxa"/>
-              <w:bottom w:w="70" w:type="dxa"/>
-              <w:end w:w="95" w:type="dxa"/>
-            </w:tcMar>
-          </w:tcPr>
-          <w:p>
-            <w:pPr>
-              <w:spacing w:before="0" w:after="0" w:line="240" w:lineRule="auto"/>
-              <w:jc w:val="center"/>
-            </w:pPr>
-            <w:r/>
-            <w:r>
-              <w:rPr>
-                <w:rFonts w:ascii="Arial" w:hAnsi="Arial"/>
-                <w:b w:val="0"/>
-                <w:i w:val="0"/>
-                <w:color w:val="000000"/>
-                <w:sz w:val="15"/>
-              </w:rPr>
-            </w:r>
-          </w:p>
-        </w:tc>
-        <w:tc>
-          <w:tcPr>
-            <w:tcW w:type="dxa" w:w="1750"/>
-            <w:vAlign w:val="center"/>
-            <w:shd w:fill="EAF2F8" w:val="clear"/>
-            <w:tcMar>
-              <w:top w:w="70" w:type="dxa"/>
-              <w:start w:w="95" w:type="dxa"/>
-              <w:bottom w:w="70" w:type="dxa"/>
-              <w:end w:w="95" w:type="dxa"/>
-            </w:tcMar>
-          </w:tcPr>
-          <w:p>
-            <w:pPr>
-              <w:spacing w:before="0" w:after="0" w:line="240" w:lineRule="auto"/>
-              <w:jc w:val="center"/>
-            </w:pPr>
-            <w:r/>
-            <w:r>
-              <w:rPr>
-                <w:rFonts w:ascii="Arial" w:hAnsi="Arial"/>
-                <w:b w:val="0"/>
-                <w:i w:val="0"/>
-                <w:color w:val="000000"/>
-                <w:sz w:val="15"/>
-              </w:rPr>
-            </w:r>
-          </w:p>
-        </w:tc>
-        <w:tc>
-          <w:tcPr>
-            <w:tcW w:type="dxa" w:w="3068"/>
-            <w:vAlign w:val="center"/>
-            <w:shd w:fill="EAF2F8" w:val="clear"/>
-            <w:tcMar>
-              <w:top w:w="70" w:type="dxa"/>
-              <w:start w:w="95" w:type="dxa"/>
-              <w:bottom w:w="70" w:type="dxa"/>
-              <w:end w:w="95" w:type="dxa"/>
-            </w:tcMar>
-          </w:tcPr>
-          <w:p>
-            <w:pPr>
-              <w:spacing w:before="0" w:after="0" w:line="240" w:lineRule="auto"/>
-              <w:jc w:val="left"/>
-            </w:pPr>
-            <w:r/>
-            <w:r>
-              <w:rPr>
-                <w:rFonts w:ascii="Arial" w:hAnsi="Arial"/>
-                <w:b w:val="0"/>
-                <w:i w:val="0"/>
-                <w:color w:val="000000"/>
-                <w:sz w:val="15"/>
-              </w:rPr>
-            </w:r>
-          </w:p>
-        </w:tc>
-      </w:tr>
-      <w:tr>
-        <w:trPr>
-          <w:cantSplit/>
-        </w:trPr>
-        <w:tc>
-          <w:tcPr>
-            <w:tcW w:type="dxa" w:w="2250"/>
-            <w:vAlign w:val="center"/>
-            <w:shd w:fill="F2F4F7" w:val="clear"/>
-            <w:tcMar>
-              <w:top w:w="70" w:type="dxa"/>
-              <w:start w:w="95" w:type="dxa"/>
-              <w:bottom w:w="70" w:type="dxa"/>
-              <w:end w:w="95" w:type="dxa"/>
-            </w:tcMar>
-          </w:tcPr>
-          <w:p>
-            <w:pPr>
-              <w:spacing w:before="0" w:after="0" w:line="240" w:lineRule="auto"/>
-              <w:jc w:val="left"/>
-            </w:pPr>
-            <w:r/>
-            <w:r>
-              <w:rPr>
-                <w:rFonts w:ascii="Arial" w:hAnsi="Arial"/>
-                <w:b/>
-                <w:i w:val="0"/>
-                <w:color w:val="000000"/>
-                <w:sz w:val="15"/>
-              </w:rPr>
-              <w:t>Total / control</w:t>
             </w:r>
           </w:p>
         </w:tc>
@@ -9561,7 +7839,7 @@
           <w:color w:val="1F4E78"/>
           <w:sz w:val="24"/>
         </w:rPr>
-        <w:t>7  PCO-011 and policy assessment</w:t>
+        <w:t>6  Judgment and evidence assessment</w:t>
       </w:r>
     </w:p>
     <w:tbl>
@@ -9574,10 +7852,11 @@
         <w:tblInd w:w="0" w:type="dxa"/>
       </w:tblPr>
       <w:tblGrid>
-        <w:gridCol w:w="2100"/>
-        <w:gridCol w:w="2500"/>
-        <w:gridCol w:w="3168"/>
-        <w:gridCol w:w="2600"/>
+        <w:gridCol w:w="1650"/>
+        <w:gridCol w:w="1900"/>
+        <w:gridCol w:w="2300"/>
+        <w:gridCol w:w="2750"/>
+        <w:gridCol w:w="1768"/>
       </w:tblGrid>
       <w:tr>
         <w:trPr>
@@ -9586,7 +7865,7 @@
         </w:trPr>
         <w:tc>
           <w:tcPr>
-            <w:tcW w:type="dxa" w:w="2100"/>
+            <w:tcW w:type="dxa" w:w="1650"/>
             <w:vAlign w:val="center"/>
             <w:shd w:fill="17365D" w:val="clear"/>
             <w:tcMar>
@@ -9608,15 +7887,15 @@
                 <w:b/>
                 <w:i w:val="0"/>
                 <w:color w:val="FFFFFF"/>
-                <w:sz w:val="15"/>
-              </w:rPr>
-              <w:t>Question</w:t>
-            </w:r>
-          </w:p>
-        </w:tc>
-        <w:tc>
-          <w:tcPr>
-            <w:tcW w:type="dxa" w:w="2500"/>
+                <w:sz w:val="14"/>
+              </w:rPr>
+              <w:t>Issue</w:t>
+            </w:r>
+          </w:p>
+        </w:tc>
+        <w:tc>
+          <w:tcPr>
+            <w:tcW w:type="dxa" w:w="1900"/>
             <w:vAlign w:val="center"/>
             <w:shd w:fill="17365D" w:val="clear"/>
             <w:tcMar>
@@ -9638,15 +7917,15 @@
                 <w:b/>
                 <w:i w:val="0"/>
                 <w:color w:val="FFFFFF"/>
-                <w:sz w:val="15"/>
-              </w:rPr>
-              <w:t>Conclusion</w:t>
-            </w:r>
-          </w:p>
-        </w:tc>
-        <w:tc>
-          <w:tcPr>
-            <w:tcW w:type="dxa" w:w="3168"/>
+                <w:sz w:val="14"/>
+              </w:rPr>
+              <w:t>Fact at cutoff</w:t>
+            </w:r>
+          </w:p>
+        </w:tc>
+        <w:tc>
+          <w:tcPr>
+            <w:tcW w:type="dxa" w:w="2300"/>
             <w:vAlign w:val="center"/>
             <w:shd w:fill="17365D" w:val="clear"/>
             <w:tcMar>
@@ -9668,15 +7947,15 @@
                 <w:b/>
                 <w:i w:val="0"/>
                 <w:color w:val="FFFFFF"/>
-                <w:sz w:val="15"/>
-              </w:rPr>
-              <w:t>Controlling evidence / policy</w:t>
-            </w:r>
-          </w:p>
-        </w:tc>
-        <w:tc>
-          <w:tcPr>
-            <w:tcW w:type="dxa" w:w="2600"/>
+                <w:sz w:val="14"/>
+              </w:rPr>
+              <w:t>Finance treatment</w:t>
+            </w:r>
+          </w:p>
+        </w:tc>
+        <w:tc>
+          <w:tcPr>
+            <w:tcW w:type="dxa" w:w="2750"/>
             <w:vAlign w:val="center"/>
             <w:shd w:fill="17365D" w:val="clear"/>
             <w:tcMar>
@@ -9698,9 +7977,39 @@
                 <w:b/>
                 <w:i w:val="0"/>
                 <w:color w:val="FFFFFF"/>
-                <w:sz w:val="15"/>
-              </w:rPr>
-              <w:t>Clearance or approval needed</w:t>
+                <w:sz w:val="14"/>
+              </w:rPr>
+              <w:t>Evidence</w:t>
+            </w:r>
+          </w:p>
+        </w:tc>
+        <w:tc>
+          <w:tcPr>
+            <w:tcW w:type="dxa" w:w="1768"/>
+            <w:vAlign w:val="center"/>
+            <w:shd w:fill="17365D" w:val="clear"/>
+            <w:tcMar>
+              <w:top w:w="70" w:type="dxa"/>
+              <w:start w:w="95" w:type="dxa"/>
+              <w:bottom w:w="70" w:type="dxa"/>
+              <w:end w:w="95" w:type="dxa"/>
+            </w:tcMar>
+          </w:tcPr>
+          <w:p>
+            <w:pPr>
+              <w:spacing w:before="0" w:after="0" w:line="240" w:lineRule="auto"/>
+              <w:jc w:val="center"/>
+            </w:pPr>
+            <w:r/>
+            <w:r>
+              <w:rPr>
+                <w:rFonts w:ascii="Arial" w:hAnsi="Arial"/>
+                <w:b/>
+                <w:i w:val="0"/>
+                <w:color w:val="FFFFFF"/>
+                <w:sz w:val="14"/>
+              </w:rPr>
+              <w:t>Owner / clearance</w:t>
             </w:r>
           </w:p>
         </w:tc>
@@ -9711,9 +8020,9 @@
         </w:trPr>
         <w:tc>
           <w:tcPr>
-            <w:tcW w:type="dxa" w:w="2100"/>
-            <w:vAlign w:val="center"/>
-            <w:shd w:fill="F2F4F7" w:val="clear"/>
+            <w:tcW w:type="dxa" w:w="1650"/>
+            <w:vAlign w:val="center"/>
+            <w:shd w:fill="EAF2F8" w:val="clear"/>
             <w:tcMar>
               <w:top w:w="70" w:type="dxa"/>
               <w:start w:w="95" w:type="dxa"/>
@@ -9730,18 +8039,17 @@
             <w:r>
               <w:rPr>
                 <w:rFonts w:ascii="Arial" w:hAnsi="Arial"/>
-                <w:b/>
+                <w:b w:val="0"/>
                 <w:i w:val="0"/>
                 <w:color w:val="000000"/>
-                <w:sz w:val="15"/>
-              </w:rPr>
-              <w:t>Authorization at cutoff</w:t>
-            </w:r>
-          </w:p>
-        </w:tc>
-        <w:tc>
-          <w:tcPr>
-            <w:tcW w:type="dxa" w:w="2500"/>
+                <w:sz w:val="14"/>
+              </w:rPr>
+            </w:r>
+          </w:p>
+        </w:tc>
+        <w:tc>
+          <w:tcPr>
+            <w:tcW w:type="dxa" w:w="1900"/>
             <w:vAlign w:val="center"/>
             <w:shd w:fill="EAF2F8" w:val="clear"/>
             <w:tcMar>
@@ -9763,14 +8071,14 @@
                 <w:b w:val="0"/>
                 <w:i w:val="0"/>
                 <w:color w:val="000000"/>
-                <w:sz w:val="15"/>
-              </w:rPr>
-            </w:r>
-          </w:p>
-        </w:tc>
-        <w:tc>
-          <w:tcPr>
-            <w:tcW w:type="dxa" w:w="3168"/>
+                <w:sz w:val="14"/>
+              </w:rPr>
+            </w:r>
+          </w:p>
+        </w:tc>
+        <w:tc>
+          <w:tcPr>
+            <w:tcW w:type="dxa" w:w="2300"/>
             <w:vAlign w:val="center"/>
             <w:shd w:fill="EAF2F8" w:val="clear"/>
             <w:tcMar>
@@ -9792,14 +8100,14 @@
                 <w:b w:val="0"/>
                 <w:i w:val="0"/>
                 <w:color w:val="000000"/>
-                <w:sz w:val="15"/>
-              </w:rPr>
-            </w:r>
-          </w:p>
-        </w:tc>
-        <w:tc>
-          <w:tcPr>
-            <w:tcW w:type="dxa" w:w="2600"/>
+                <w:sz w:val="14"/>
+              </w:rPr>
+            </w:r>
+          </w:p>
+        </w:tc>
+        <w:tc>
+          <w:tcPr>
+            <w:tcW w:type="dxa" w:w="2750"/>
             <w:vAlign w:val="center"/>
             <w:shd w:fill="EAF2F8" w:val="clear"/>
             <w:tcMar>
@@ -9812,6 +8120,35 @@
           <w:p>
             <w:pPr>
               <w:spacing w:before="0" w:after="0" w:line="240" w:lineRule="auto"/>
+              <w:jc w:val="center"/>
+            </w:pPr>
+            <w:r/>
+            <w:r>
+              <w:rPr>
+                <w:rFonts w:ascii="Arial" w:hAnsi="Arial"/>
+                <w:b w:val="0"/>
+                <w:i w:val="0"/>
+                <w:color w:val="000000"/>
+                <w:sz w:val="14"/>
+              </w:rPr>
+            </w:r>
+          </w:p>
+        </w:tc>
+        <w:tc>
+          <w:tcPr>
+            <w:tcW w:type="dxa" w:w="1768"/>
+            <w:vAlign w:val="center"/>
+            <w:shd w:fill="EAF2F8" w:val="clear"/>
+            <w:tcMar>
+              <w:top w:w="70" w:type="dxa"/>
+              <w:start w:w="95" w:type="dxa"/>
+              <w:bottom w:w="70" w:type="dxa"/>
+              <w:end w:w="95" w:type="dxa"/>
+            </w:tcMar>
+          </w:tcPr>
+          <w:p>
+            <w:pPr>
+              <w:spacing w:before="0" w:after="0" w:line="240" w:lineRule="auto"/>
               <w:jc w:val="left"/>
             </w:pPr>
             <w:r/>
@@ -9821,7 +8158,7 @@
                 <w:b w:val="0"/>
                 <w:i w:val="0"/>
                 <w:color w:val="000000"/>
-                <w:sz w:val="15"/>
+                <w:sz w:val="14"/>
               </w:rPr>
             </w:r>
           </w:p>
@@ -9833,9 +8170,9 @@
         </w:trPr>
         <w:tc>
           <w:tcPr>
-            <w:tcW w:type="dxa" w:w="2100"/>
-            <w:vAlign w:val="center"/>
-            <w:shd w:fill="F2F4F7" w:val="clear"/>
+            <w:tcW w:type="dxa" w:w="1650"/>
+            <w:vAlign w:val="center"/>
+            <w:shd w:fill="EAF2F8" w:val="clear"/>
             <w:tcMar>
               <w:top w:w="70" w:type="dxa"/>
               <w:start w:w="95" w:type="dxa"/>
@@ -9852,18 +8189,17 @@
             <w:r>
               <w:rPr>
                 <w:rFonts w:ascii="Arial" w:hAnsi="Arial"/>
-                <w:b/>
+                <w:b w:val="0"/>
                 <w:i w:val="0"/>
                 <w:color w:val="000000"/>
-                <w:sz w:val="15"/>
-              </w:rPr>
-              <w:t>Contract value treatment</w:t>
-            </w:r>
-          </w:p>
-        </w:tc>
-        <w:tc>
-          <w:tcPr>
-            <w:tcW w:type="dxa" w:w="2500"/>
+                <w:sz w:val="14"/>
+              </w:rPr>
+            </w:r>
+          </w:p>
+        </w:tc>
+        <w:tc>
+          <w:tcPr>
+            <w:tcW w:type="dxa" w:w="1900"/>
             <w:vAlign w:val="center"/>
             <w:shd w:fill="EAF2F8" w:val="clear"/>
             <w:tcMar>
@@ -9885,14 +8221,14 @@
                 <w:b w:val="0"/>
                 <w:i w:val="0"/>
                 <w:color w:val="000000"/>
-                <w:sz w:val="15"/>
-              </w:rPr>
-            </w:r>
-          </w:p>
-        </w:tc>
-        <w:tc>
-          <w:tcPr>
-            <w:tcW w:type="dxa" w:w="3168"/>
+                <w:sz w:val="14"/>
+              </w:rPr>
+            </w:r>
+          </w:p>
+        </w:tc>
+        <w:tc>
+          <w:tcPr>
+            <w:tcW w:type="dxa" w:w="2300"/>
             <w:vAlign w:val="center"/>
             <w:shd w:fill="EAF2F8" w:val="clear"/>
             <w:tcMar>
@@ -9914,14 +8250,14 @@
                 <w:b w:val="0"/>
                 <w:i w:val="0"/>
                 <w:color w:val="000000"/>
-                <w:sz w:val="15"/>
-              </w:rPr>
-            </w:r>
-          </w:p>
-        </w:tc>
-        <w:tc>
-          <w:tcPr>
-            <w:tcW w:type="dxa" w:w="2600"/>
+                <w:sz w:val="14"/>
+              </w:rPr>
+            </w:r>
+          </w:p>
+        </w:tc>
+        <w:tc>
+          <w:tcPr>
+            <w:tcW w:type="dxa" w:w="2750"/>
             <w:vAlign w:val="center"/>
             <w:shd w:fill="EAF2F8" w:val="clear"/>
             <w:tcMar>
@@ -9934,6 +8270,35 @@
           <w:p>
             <w:pPr>
               <w:spacing w:before="0" w:after="0" w:line="240" w:lineRule="auto"/>
+              <w:jc w:val="center"/>
+            </w:pPr>
+            <w:r/>
+            <w:r>
+              <w:rPr>
+                <w:rFonts w:ascii="Arial" w:hAnsi="Arial"/>
+                <w:b w:val="0"/>
+                <w:i w:val="0"/>
+                <w:color w:val="000000"/>
+                <w:sz w:val="14"/>
+              </w:rPr>
+            </w:r>
+          </w:p>
+        </w:tc>
+        <w:tc>
+          <w:tcPr>
+            <w:tcW w:type="dxa" w:w="1768"/>
+            <w:vAlign w:val="center"/>
+            <w:shd w:fill="EAF2F8" w:val="clear"/>
+            <w:tcMar>
+              <w:top w:w="70" w:type="dxa"/>
+              <w:start w:w="95" w:type="dxa"/>
+              <w:bottom w:w="70" w:type="dxa"/>
+              <w:end w:w="95" w:type="dxa"/>
+            </w:tcMar>
+          </w:tcPr>
+          <w:p>
+            <w:pPr>
+              <w:spacing w:before="0" w:after="0" w:line="240" w:lineRule="auto"/>
               <w:jc w:val="left"/>
             </w:pPr>
             <w:r/>
@@ -9943,7 +8308,7 @@
                 <w:b w:val="0"/>
                 <w:i w:val="0"/>
                 <w:color w:val="000000"/>
-                <w:sz w:val="15"/>
+                <w:sz w:val="14"/>
               </w:rPr>
             </w:r>
           </w:p>
@@ -9955,9 +8320,9 @@
         </w:trPr>
         <w:tc>
           <w:tcPr>
-            <w:tcW w:type="dxa" w:w="2100"/>
-            <w:vAlign w:val="center"/>
-            <w:shd w:fill="F2F4F7" w:val="clear"/>
+            <w:tcW w:type="dxa" w:w="1650"/>
+            <w:vAlign w:val="center"/>
+            <w:shd w:fill="EAF2F8" w:val="clear"/>
             <w:tcMar>
               <w:top w:w="70" w:type="dxa"/>
               <w:start w:w="95" w:type="dxa"/>
@@ -9974,18 +8339,17 @@
             <w:r>
               <w:rPr>
                 <w:rFonts w:ascii="Arial" w:hAnsi="Arial"/>
-                <w:b/>
+                <w:b w:val="0"/>
                 <w:i w:val="0"/>
                 <w:color w:val="000000"/>
-                <w:sz w:val="15"/>
-              </w:rPr>
-              <w:t>ETC treatment</w:t>
-            </w:r>
-          </w:p>
-        </w:tc>
-        <w:tc>
-          <w:tcPr>
-            <w:tcW w:type="dxa" w:w="2500"/>
+                <w:sz w:val="14"/>
+              </w:rPr>
+            </w:r>
+          </w:p>
+        </w:tc>
+        <w:tc>
+          <w:tcPr>
+            <w:tcW w:type="dxa" w:w="1900"/>
             <w:vAlign w:val="center"/>
             <w:shd w:fill="EAF2F8" w:val="clear"/>
             <w:tcMar>
@@ -10007,14 +8371,14 @@
                 <w:b w:val="0"/>
                 <w:i w:val="0"/>
                 <w:color w:val="000000"/>
-                <w:sz w:val="15"/>
-              </w:rPr>
-            </w:r>
-          </w:p>
-        </w:tc>
-        <w:tc>
-          <w:tcPr>
-            <w:tcW w:type="dxa" w:w="3168"/>
+                <w:sz w:val="14"/>
+              </w:rPr>
+            </w:r>
+          </w:p>
+        </w:tc>
+        <w:tc>
+          <w:tcPr>
+            <w:tcW w:type="dxa" w:w="2300"/>
             <w:vAlign w:val="center"/>
             <w:shd w:fill="EAF2F8" w:val="clear"/>
             <w:tcMar>
@@ -10036,14 +8400,14 @@
                 <w:b w:val="0"/>
                 <w:i w:val="0"/>
                 <w:color w:val="000000"/>
-                <w:sz w:val="15"/>
-              </w:rPr>
-            </w:r>
-          </w:p>
-        </w:tc>
-        <w:tc>
-          <w:tcPr>
-            <w:tcW w:type="dxa" w:w="2600"/>
+                <w:sz w:val="14"/>
+              </w:rPr>
+            </w:r>
+          </w:p>
+        </w:tc>
+        <w:tc>
+          <w:tcPr>
+            <w:tcW w:type="dxa" w:w="2750"/>
             <w:vAlign w:val="center"/>
             <w:shd w:fill="EAF2F8" w:val="clear"/>
             <w:tcMar>
@@ -10056,6 +8420,35 @@
           <w:p>
             <w:pPr>
               <w:spacing w:before="0" w:after="0" w:line="240" w:lineRule="auto"/>
+              <w:jc w:val="center"/>
+            </w:pPr>
+            <w:r/>
+            <w:r>
+              <w:rPr>
+                <w:rFonts w:ascii="Arial" w:hAnsi="Arial"/>
+                <w:b w:val="0"/>
+                <w:i w:val="0"/>
+                <w:color w:val="000000"/>
+                <w:sz w:val="14"/>
+              </w:rPr>
+            </w:r>
+          </w:p>
+        </w:tc>
+        <w:tc>
+          <w:tcPr>
+            <w:tcW w:type="dxa" w:w="1768"/>
+            <w:vAlign w:val="center"/>
+            <w:shd w:fill="EAF2F8" w:val="clear"/>
+            <w:tcMar>
+              <w:top w:w="70" w:type="dxa"/>
+              <w:start w:w="95" w:type="dxa"/>
+              <w:bottom w:w="70" w:type="dxa"/>
+              <w:end w:w="95" w:type="dxa"/>
+            </w:tcMar>
+          </w:tcPr>
+          <w:p>
+            <w:pPr>
+              <w:spacing w:before="0" w:after="0" w:line="240" w:lineRule="auto"/>
               <w:jc w:val="left"/>
             </w:pPr>
             <w:r/>
@@ -10065,7 +8458,7 @@
                 <w:b w:val="0"/>
                 <w:i w:val="0"/>
                 <w:color w:val="000000"/>
-                <w:sz w:val="15"/>
+                <w:sz w:val="14"/>
               </w:rPr>
             </w:r>
           </w:p>
@@ -10077,9 +8470,9 @@
         </w:trPr>
         <w:tc>
           <w:tcPr>
-            <w:tcW w:type="dxa" w:w="2100"/>
-            <w:vAlign w:val="center"/>
-            <w:shd w:fill="F2F4F7" w:val="clear"/>
+            <w:tcW w:type="dxa" w:w="1650"/>
+            <w:vAlign w:val="center"/>
+            <w:shd w:fill="EAF2F8" w:val="clear"/>
             <w:tcMar>
               <w:top w:w="70" w:type="dxa"/>
               <w:start w:w="95" w:type="dxa"/>
@@ -10096,18 +8489,17 @@
             <w:r>
               <w:rPr>
                 <w:rFonts w:ascii="Arial" w:hAnsi="Arial"/>
-                <w:b/>
+                <w:b w:val="0"/>
                 <w:i w:val="0"/>
                 <w:color w:val="000000"/>
-                <w:sz w:val="15"/>
-              </w:rPr>
-              <w:t>Controller review trigger</w:t>
-            </w:r>
-          </w:p>
-        </w:tc>
-        <w:tc>
-          <w:tcPr>
-            <w:tcW w:type="dxa" w:w="2500"/>
+                <w:sz w:val="14"/>
+              </w:rPr>
+            </w:r>
+          </w:p>
+        </w:tc>
+        <w:tc>
+          <w:tcPr>
+            <w:tcW w:type="dxa" w:w="1900"/>
             <w:vAlign w:val="center"/>
             <w:shd w:fill="EAF2F8" w:val="clear"/>
             <w:tcMar>
@@ -10129,14 +8521,14 @@
                 <w:b w:val="0"/>
                 <w:i w:val="0"/>
                 <w:color w:val="000000"/>
-                <w:sz w:val="15"/>
-              </w:rPr>
-            </w:r>
-          </w:p>
-        </w:tc>
-        <w:tc>
-          <w:tcPr>
-            <w:tcW w:type="dxa" w:w="3168"/>
+                <w:sz w:val="14"/>
+              </w:rPr>
+            </w:r>
+          </w:p>
+        </w:tc>
+        <w:tc>
+          <w:tcPr>
+            <w:tcW w:type="dxa" w:w="2300"/>
             <w:vAlign w:val="center"/>
             <w:shd w:fill="EAF2F8" w:val="clear"/>
             <w:tcMar>
@@ -10158,14 +8550,14 @@
                 <w:b w:val="0"/>
                 <w:i w:val="0"/>
                 <w:color w:val="000000"/>
-                <w:sz w:val="15"/>
-              </w:rPr>
-            </w:r>
-          </w:p>
-        </w:tc>
-        <w:tc>
-          <w:tcPr>
-            <w:tcW w:type="dxa" w:w="2600"/>
+                <w:sz w:val="14"/>
+              </w:rPr>
+            </w:r>
+          </w:p>
+        </w:tc>
+        <w:tc>
+          <w:tcPr>
+            <w:tcW w:type="dxa" w:w="2750"/>
             <w:vAlign w:val="center"/>
             <w:shd w:fill="EAF2F8" w:val="clear"/>
             <w:tcMar>
@@ -10178,6 +8570,35 @@
           <w:p>
             <w:pPr>
               <w:spacing w:before="0" w:after="0" w:line="240" w:lineRule="auto"/>
+              <w:jc w:val="center"/>
+            </w:pPr>
+            <w:r/>
+            <w:r>
+              <w:rPr>
+                <w:rFonts w:ascii="Arial" w:hAnsi="Arial"/>
+                <w:b w:val="0"/>
+                <w:i w:val="0"/>
+                <w:color w:val="000000"/>
+                <w:sz w:val="14"/>
+              </w:rPr>
+            </w:r>
+          </w:p>
+        </w:tc>
+        <w:tc>
+          <w:tcPr>
+            <w:tcW w:type="dxa" w:w="1768"/>
+            <w:vAlign w:val="center"/>
+            <w:shd w:fill="EAF2F8" w:val="clear"/>
+            <w:tcMar>
+              <w:top w:w="70" w:type="dxa"/>
+              <w:start w:w="95" w:type="dxa"/>
+              <w:bottom w:w="70" w:type="dxa"/>
+              <w:end w:w="95" w:type="dxa"/>
+            </w:tcMar>
+          </w:tcPr>
+          <w:p>
+            <w:pPr>
+              <w:spacing w:before="0" w:after="0" w:line="240" w:lineRule="auto"/>
               <w:jc w:val="left"/>
             </w:pPr>
             <w:r/>
@@ -10187,7 +8608,7 @@
                 <w:b w:val="0"/>
                 <w:i w:val="0"/>
                 <w:color w:val="000000"/>
-                <w:sz w:val="15"/>
+                <w:sz w:val="14"/>
               </w:rPr>
             </w:r>
           </w:p>
@@ -10199,9 +8620,9 @@
         </w:trPr>
         <w:tc>
           <w:tcPr>
-            <w:tcW w:type="dxa" w:w="2100"/>
-            <w:vAlign w:val="center"/>
-            <w:shd w:fill="F2F4F7" w:val="clear"/>
+            <w:tcW w:type="dxa" w:w="1650"/>
+            <w:vAlign w:val="center"/>
+            <w:shd w:fill="EAF2F8" w:val="clear"/>
             <w:tcMar>
               <w:top w:w="70" w:type="dxa"/>
               <w:start w:w="95" w:type="dxa"/>
@@ -10218,15 +8639,487 @@
             <w:r>
               <w:rPr>
                 <w:rFonts w:ascii="Arial" w:hAnsi="Arial"/>
+                <w:b w:val="0"/>
+                <w:i w:val="0"/>
+                <w:color w:val="000000"/>
+                <w:sz w:val="14"/>
+              </w:rPr>
+            </w:r>
+          </w:p>
+        </w:tc>
+        <w:tc>
+          <w:tcPr>
+            <w:tcW w:type="dxa" w:w="1900"/>
+            <w:vAlign w:val="center"/>
+            <w:shd w:fill="EAF2F8" w:val="clear"/>
+            <w:tcMar>
+              <w:top w:w="70" w:type="dxa"/>
+              <w:start w:w="95" w:type="dxa"/>
+              <w:bottom w:w="70" w:type="dxa"/>
+              <w:end w:w="95" w:type="dxa"/>
+            </w:tcMar>
+          </w:tcPr>
+          <w:p>
+            <w:pPr>
+              <w:spacing w:before="0" w:after="0" w:line="240" w:lineRule="auto"/>
+              <w:jc w:val="center"/>
+            </w:pPr>
+            <w:r/>
+            <w:r>
+              <w:rPr>
+                <w:rFonts w:ascii="Arial" w:hAnsi="Arial"/>
+                <w:b w:val="0"/>
+                <w:i w:val="0"/>
+                <w:color w:val="000000"/>
+                <w:sz w:val="14"/>
+              </w:rPr>
+            </w:r>
+          </w:p>
+        </w:tc>
+        <w:tc>
+          <w:tcPr>
+            <w:tcW w:type="dxa" w:w="2300"/>
+            <w:vAlign w:val="center"/>
+            <w:shd w:fill="EAF2F8" w:val="clear"/>
+            <w:tcMar>
+              <w:top w:w="70" w:type="dxa"/>
+              <w:start w:w="95" w:type="dxa"/>
+              <w:bottom w:w="70" w:type="dxa"/>
+              <w:end w:w="95" w:type="dxa"/>
+            </w:tcMar>
+          </w:tcPr>
+          <w:p>
+            <w:pPr>
+              <w:spacing w:before="0" w:after="0" w:line="240" w:lineRule="auto"/>
+              <w:jc w:val="center"/>
+            </w:pPr>
+            <w:r/>
+            <w:r>
+              <w:rPr>
+                <w:rFonts w:ascii="Arial" w:hAnsi="Arial"/>
+                <w:b w:val="0"/>
+                <w:i w:val="0"/>
+                <w:color w:val="000000"/>
+                <w:sz w:val="14"/>
+              </w:rPr>
+            </w:r>
+          </w:p>
+        </w:tc>
+        <w:tc>
+          <w:tcPr>
+            <w:tcW w:type="dxa" w:w="2750"/>
+            <w:vAlign w:val="center"/>
+            <w:shd w:fill="EAF2F8" w:val="clear"/>
+            <w:tcMar>
+              <w:top w:w="70" w:type="dxa"/>
+              <w:start w:w="95" w:type="dxa"/>
+              <w:bottom w:w="70" w:type="dxa"/>
+              <w:end w:w="95" w:type="dxa"/>
+            </w:tcMar>
+          </w:tcPr>
+          <w:p>
+            <w:pPr>
+              <w:spacing w:before="0" w:after="0" w:line="240" w:lineRule="auto"/>
+              <w:jc w:val="center"/>
+            </w:pPr>
+            <w:r/>
+            <w:r>
+              <w:rPr>
+                <w:rFonts w:ascii="Arial" w:hAnsi="Arial"/>
+                <w:b w:val="0"/>
+                <w:i w:val="0"/>
+                <w:color w:val="000000"/>
+                <w:sz w:val="14"/>
+              </w:rPr>
+            </w:r>
+          </w:p>
+        </w:tc>
+        <w:tc>
+          <w:tcPr>
+            <w:tcW w:type="dxa" w:w="1768"/>
+            <w:vAlign w:val="center"/>
+            <w:shd w:fill="EAF2F8" w:val="clear"/>
+            <w:tcMar>
+              <w:top w:w="70" w:type="dxa"/>
+              <w:start w:w="95" w:type="dxa"/>
+              <w:bottom w:w="70" w:type="dxa"/>
+              <w:end w:w="95" w:type="dxa"/>
+            </w:tcMar>
+          </w:tcPr>
+          <w:p>
+            <w:pPr>
+              <w:spacing w:before="0" w:after="0" w:line="240" w:lineRule="auto"/>
+              <w:jc w:val="left"/>
+            </w:pPr>
+            <w:r/>
+            <w:r>
+              <w:rPr>
+                <w:rFonts w:ascii="Arial" w:hAnsi="Arial"/>
+                <w:b w:val="0"/>
+                <w:i w:val="0"/>
+                <w:color w:val="000000"/>
+                <w:sz w:val="14"/>
+              </w:rPr>
+            </w:r>
+          </w:p>
+        </w:tc>
+      </w:tr>
+    </w:tbl>
+    <w:tbl>
+      <w:tblPr>
+        <w:tblStyle w:val="TableGrid"/>
+        <w:tblW w:type="dxa" w:w="10368"/>
+        <w:tblLayout w:type="fixed"/>
+        <w:tblLook w:firstColumn="1" w:firstRow="1" w:lastColumn="0" w:lastRow="0" w:noHBand="0" w:noVBand="1" w:val="04A0"/>
+        <w:tblInd w:w="0" w:type="dxa"/>
+      </w:tblPr>
+      <w:tblGrid>
+        <w:gridCol w:w="10368"/>
+      </w:tblGrid>
+      <w:tr>
+        <w:trPr>
+          <w:cantSplit/>
+        </w:trPr>
+        <w:tc>
+          <w:tcPr>
+            <w:tcW w:type="dxa" w:w="10368"/>
+            <w:vAlign w:val="center"/>
+            <w:shd w:fill="17365D" w:val="clear"/>
+            <w:tcMar>
+              <w:top w:w="70" w:type="dxa"/>
+              <w:start w:w="95" w:type="dxa"/>
+              <w:bottom w:w="70" w:type="dxa"/>
+              <w:end w:w="95" w:type="dxa"/>
+            </w:tcMar>
+          </w:tcPr>
+          <w:p>
+            <w:pPr>
+              <w:spacing w:before="0" w:after="0" w:line="240" w:lineRule="auto"/>
+              <w:jc w:val="left"/>
+            </w:pPr>
+            <w:r/>
+            <w:r>
+              <w:rPr>
+                <w:rFonts w:ascii="Arial" w:hAnsi="Arial"/>
                 <w:b/>
                 <w:i w:val="0"/>
+                <w:color w:val="FFFFFF"/>
+                <w:sz w:val="16"/>
+              </w:rPr>
+              <w:t>Judgment conclusion</w:t>
+            </w:r>
+          </w:p>
+        </w:tc>
+      </w:tr>
+      <w:tr>
+        <w:trPr>
+          <w:cantSplit/>
+        </w:trPr>
+        <w:tc>
+          <w:tcPr>
+            <w:tcW w:type="dxa" w:w="10368"/>
+            <w:vAlign w:val="center"/>
+            <w:shd w:fill="EAF2F8" w:val="clear"/>
+            <w:tcMar>
+              <w:top w:w="70" w:type="dxa"/>
+              <w:start w:w="95" w:type="dxa"/>
+              <w:bottom w:w="70" w:type="dxa"/>
+              <w:end w:w="95" w:type="dxa"/>
+            </w:tcMar>
+          </w:tcPr>
+          <w:p>
+            <w:pPr>
+              <w:spacing w:before="0" w:after="0" w:line="240" w:lineRule="auto"/>
+            </w:pPr>
+            <w:r/>
+          </w:p>
+          <w:p/>
+          <w:p/>
+        </w:tc>
+      </w:tr>
+    </w:tbl>
+    <w:p>
+      <w:pPr>
+        <w:keepNext/>
+        <w:spacing w:before="140" w:after="80"/>
+      </w:pPr>
+      <w:r>
+        <w:rPr>
+          <w:rFonts w:ascii="Arial" w:hAnsi="Arial"/>
+          <w:b/>
+          <w:i w:val="0"/>
+          <w:color w:val="1F4E78"/>
+          <w:sz w:val="24"/>
+        </w:rPr>
+        <w:t>7  Source record</w:t>
+      </w:r>
+    </w:p>
+    <w:tbl>
+      <w:tblPr>
+        <w:tblStyle w:val="TableGrid"/>
+        <w:tblW w:type="dxa" w:w="10368"/>
+        <w:jc w:val="left"/>
+        <w:tblLayout w:type="fixed"/>
+        <w:tblLook w:firstColumn="1" w:firstRow="1" w:lastColumn="0" w:lastRow="0" w:noHBand="0" w:noVBand="1" w:val="04A0"/>
+        <w:tblInd w:w="0" w:type="dxa"/>
+      </w:tblPr>
+      <w:tblGrid>
+        <w:gridCol w:w="2500"/>
+        <w:gridCol w:w="1850"/>
+        <w:gridCol w:w="3718"/>
+        <w:gridCol w:w="2300"/>
+      </w:tblGrid>
+      <w:tr>
+        <w:trPr>
+          <w:tblHeader w:val="true"/>
+          <w:cantSplit/>
+        </w:trPr>
+        <w:tc>
+          <w:tcPr>
+            <w:tcW w:type="dxa" w:w="2500"/>
+            <w:vAlign w:val="center"/>
+            <w:shd w:fill="17365D" w:val="clear"/>
+            <w:tcMar>
+              <w:top w:w="70" w:type="dxa"/>
+              <w:start w:w="95" w:type="dxa"/>
+              <w:bottom w:w="70" w:type="dxa"/>
+              <w:end w:w="95" w:type="dxa"/>
+            </w:tcMar>
+          </w:tcPr>
+          <w:p>
+            <w:pPr>
+              <w:spacing w:before="0" w:after="0" w:line="240" w:lineRule="auto"/>
+              <w:jc w:val="center"/>
+            </w:pPr>
+            <w:r/>
+            <w:r>
+              <w:rPr>
+                <w:rFonts w:ascii="Arial" w:hAnsi="Arial"/>
+                <w:b/>
+                <w:i w:val="0"/>
+                <w:color w:val="FFFFFF"/>
+                <w:sz w:val="14"/>
+              </w:rPr>
+              <w:t>Source</w:t>
+            </w:r>
+          </w:p>
+        </w:tc>
+        <w:tc>
+          <w:tcPr>
+            <w:tcW w:type="dxa" w:w="1850"/>
+            <w:vAlign w:val="center"/>
+            <w:shd w:fill="17365D" w:val="clear"/>
+            <w:tcMar>
+              <w:top w:w="70" w:type="dxa"/>
+              <w:start w:w="95" w:type="dxa"/>
+              <w:bottom w:w="70" w:type="dxa"/>
+              <w:end w:w="95" w:type="dxa"/>
+            </w:tcMar>
+          </w:tcPr>
+          <w:p>
+            <w:pPr>
+              <w:spacing w:before="0" w:after="0" w:line="240" w:lineRule="auto"/>
+              <w:jc w:val="center"/>
+            </w:pPr>
+            <w:r/>
+            <w:r>
+              <w:rPr>
+                <w:rFonts w:ascii="Arial" w:hAnsi="Arial"/>
+                <w:b/>
+                <w:i w:val="0"/>
+                <w:color w:val="FFFFFF"/>
+                <w:sz w:val="14"/>
+              </w:rPr>
+              <w:t>Version / cutoff</w:t>
+            </w:r>
+          </w:p>
+        </w:tc>
+        <w:tc>
+          <w:tcPr>
+            <w:tcW w:type="dxa" w:w="3718"/>
+            <w:vAlign w:val="center"/>
+            <w:shd w:fill="17365D" w:val="clear"/>
+            <w:tcMar>
+              <w:top w:w="70" w:type="dxa"/>
+              <w:start w:w="95" w:type="dxa"/>
+              <w:bottom w:w="70" w:type="dxa"/>
+              <w:end w:w="95" w:type="dxa"/>
+            </w:tcMar>
+          </w:tcPr>
+          <w:p>
+            <w:pPr>
+              <w:spacing w:before="0" w:after="0" w:line="240" w:lineRule="auto"/>
+              <w:jc w:val="center"/>
+            </w:pPr>
+            <w:r/>
+            <w:r>
+              <w:rPr>
+                <w:rFonts w:ascii="Arial" w:hAnsi="Arial"/>
+                <w:b/>
+                <w:i w:val="0"/>
+                <w:color w:val="FFFFFF"/>
+                <w:sz w:val="14"/>
+              </w:rPr>
+              <w:t>Fact used</w:t>
+            </w:r>
+          </w:p>
+        </w:tc>
+        <w:tc>
+          <w:tcPr>
+            <w:tcW w:type="dxa" w:w="2300"/>
+            <w:vAlign w:val="center"/>
+            <w:shd w:fill="17365D" w:val="clear"/>
+            <w:tcMar>
+              <w:top w:w="70" w:type="dxa"/>
+              <w:start w:w="95" w:type="dxa"/>
+              <w:bottom w:w="70" w:type="dxa"/>
+              <w:end w:w="95" w:type="dxa"/>
+            </w:tcMar>
+          </w:tcPr>
+          <w:p>
+            <w:pPr>
+              <w:spacing w:before="0" w:after="0" w:line="240" w:lineRule="auto"/>
+              <w:jc w:val="center"/>
+            </w:pPr>
+            <w:r/>
+            <w:r>
+              <w:rPr>
+                <w:rFonts w:ascii="Arial" w:hAnsi="Arial"/>
+                <w:b/>
+                <w:i w:val="0"/>
+                <w:color w:val="FFFFFF"/>
+                <w:sz w:val="14"/>
+              </w:rPr>
+              <w:t>Status / limitation</w:t>
+            </w:r>
+          </w:p>
+        </w:tc>
+      </w:tr>
+      <w:tr>
+        <w:trPr>
+          <w:cantSplit/>
+        </w:trPr>
+        <w:tc>
+          <w:tcPr>
+            <w:tcW w:type="dxa" w:w="2500"/>
+            <w:vAlign w:val="center"/>
+            <w:shd w:fill="EAF2F8" w:val="clear"/>
+            <w:tcMar>
+              <w:top w:w="70" w:type="dxa"/>
+              <w:start w:w="95" w:type="dxa"/>
+              <w:bottom w:w="70" w:type="dxa"/>
+              <w:end w:w="95" w:type="dxa"/>
+            </w:tcMar>
+          </w:tcPr>
+          <w:p>
+            <w:pPr>
+              <w:spacing w:before="0" w:after="0" w:line="240" w:lineRule="auto"/>
+              <w:jc w:val="left"/>
+            </w:pPr>
+            <w:r/>
+            <w:r>
+              <w:rPr>
+                <w:rFonts w:ascii="Arial" w:hAnsi="Arial"/>
+                <w:b w:val="0"/>
+                <w:i w:val="0"/>
                 <w:color w:val="000000"/>
-                <w:sz w:val="15"/>
-              </w:rPr>
-              <w:t>Close and posting status</w:t>
-            </w:r>
-          </w:p>
-        </w:tc>
+                <w:sz w:val="14"/>
+              </w:rPr>
+            </w:r>
+          </w:p>
+        </w:tc>
+        <w:tc>
+          <w:tcPr>
+            <w:tcW w:type="dxa" w:w="1850"/>
+            <w:vAlign w:val="center"/>
+            <w:shd w:fill="EAF2F8" w:val="clear"/>
+            <w:tcMar>
+              <w:top w:w="70" w:type="dxa"/>
+              <w:start w:w="95" w:type="dxa"/>
+              <w:bottom w:w="70" w:type="dxa"/>
+              <w:end w:w="95" w:type="dxa"/>
+            </w:tcMar>
+          </w:tcPr>
+          <w:p>
+            <w:pPr>
+              <w:spacing w:before="0" w:after="0" w:line="240" w:lineRule="auto"/>
+              <w:jc w:val="center"/>
+            </w:pPr>
+            <w:r/>
+            <w:r>
+              <w:rPr>
+                <w:rFonts w:ascii="Arial" w:hAnsi="Arial"/>
+                <w:b w:val="0"/>
+                <w:i w:val="0"/>
+                <w:color w:val="000000"/>
+                <w:sz w:val="14"/>
+              </w:rPr>
+            </w:r>
+          </w:p>
+        </w:tc>
+        <w:tc>
+          <w:tcPr>
+            <w:tcW w:type="dxa" w:w="3718"/>
+            <w:vAlign w:val="center"/>
+            <w:shd w:fill="EAF2F8" w:val="clear"/>
+            <w:tcMar>
+              <w:top w:w="70" w:type="dxa"/>
+              <w:start w:w="95" w:type="dxa"/>
+              <w:bottom w:w="70" w:type="dxa"/>
+              <w:end w:w="95" w:type="dxa"/>
+            </w:tcMar>
+          </w:tcPr>
+          <w:p>
+            <w:pPr>
+              <w:spacing w:before="0" w:after="0" w:line="240" w:lineRule="auto"/>
+              <w:jc w:val="center"/>
+            </w:pPr>
+            <w:r/>
+            <w:r>
+              <w:rPr>
+                <w:rFonts w:ascii="Arial" w:hAnsi="Arial"/>
+                <w:b w:val="0"/>
+                <w:i w:val="0"/>
+                <w:color w:val="000000"/>
+                <w:sz w:val="14"/>
+              </w:rPr>
+            </w:r>
+          </w:p>
+        </w:tc>
+        <w:tc>
+          <w:tcPr>
+            <w:tcW w:type="dxa" w:w="2300"/>
+            <w:vAlign w:val="center"/>
+            <w:shd w:fill="EAF2F8" w:val="clear"/>
+            <w:tcMar>
+              <w:top w:w="70" w:type="dxa"/>
+              <w:start w:w="95" w:type="dxa"/>
+              <w:bottom w:w="70" w:type="dxa"/>
+              <w:end w:w="95" w:type="dxa"/>
+            </w:tcMar>
+          </w:tcPr>
+          <w:p>
+            <w:pPr>
+              <w:spacing w:before="0" w:after="0" w:line="240" w:lineRule="auto"/>
+              <w:jc w:val="left"/>
+            </w:pPr>
+            <w:r/>
+            <w:r>
+              <w:rPr>
+                <w:rFonts w:ascii="Arial" w:hAnsi="Arial"/>
+                <w:b w:val="0"/>
+                <w:i w:val="0"/>
+                <w:color w:val="000000"/>
+                <w:sz w:val="14"/>
+              </w:rPr>
+            </w:r>
+          </w:p>
+        </w:tc>
+      </w:tr>
+      <w:tr>
+        <w:trPr>
+          <w:cantSplit/>
+        </w:trPr>
         <w:tc>
           <w:tcPr>
             <w:tcW w:type="dxa" w:w="2500"/>
@@ -10242,6 +9135,35 @@
           <w:p>
             <w:pPr>
               <w:spacing w:before="0" w:after="0" w:line="240" w:lineRule="auto"/>
+              <w:jc w:val="left"/>
+            </w:pPr>
+            <w:r/>
+            <w:r>
+              <w:rPr>
+                <w:rFonts w:ascii="Arial" w:hAnsi="Arial"/>
+                <w:b w:val="0"/>
+                <w:i w:val="0"/>
+                <w:color w:val="000000"/>
+                <w:sz w:val="14"/>
+              </w:rPr>
+            </w:r>
+          </w:p>
+        </w:tc>
+        <w:tc>
+          <w:tcPr>
+            <w:tcW w:type="dxa" w:w="1850"/>
+            <w:vAlign w:val="center"/>
+            <w:shd w:fill="EAF2F8" w:val="clear"/>
+            <w:tcMar>
+              <w:top w:w="70" w:type="dxa"/>
+              <w:start w:w="95" w:type="dxa"/>
+              <w:bottom w:w="70" w:type="dxa"/>
+              <w:end w:w="95" w:type="dxa"/>
+            </w:tcMar>
+          </w:tcPr>
+          <w:p>
+            <w:pPr>
+              <w:spacing w:before="0" w:after="0" w:line="240" w:lineRule="auto"/>
               <w:jc w:val="center"/>
             </w:pPr>
             <w:r/>
@@ -10251,14 +9173,14 @@
                 <w:b w:val="0"/>
                 <w:i w:val="0"/>
                 <w:color w:val="000000"/>
-                <w:sz w:val="15"/>
-              </w:rPr>
-            </w:r>
-          </w:p>
-        </w:tc>
-        <w:tc>
-          <w:tcPr>
-            <w:tcW w:type="dxa" w:w="3168"/>
+                <w:sz w:val="14"/>
+              </w:rPr>
+            </w:r>
+          </w:p>
+        </w:tc>
+        <w:tc>
+          <w:tcPr>
+            <w:tcW w:type="dxa" w:w="3718"/>
             <w:vAlign w:val="center"/>
             <w:shd w:fill="EAF2F8" w:val="clear"/>
             <w:tcMar>
@@ -10280,14 +9202,14 @@
                 <w:b w:val="0"/>
                 <w:i w:val="0"/>
                 <w:color w:val="000000"/>
-                <w:sz w:val="15"/>
-              </w:rPr>
-            </w:r>
-          </w:p>
-        </w:tc>
-        <w:tc>
-          <w:tcPr>
-            <w:tcW w:type="dxa" w:w="2600"/>
+                <w:sz w:val="14"/>
+              </w:rPr>
+            </w:r>
+          </w:p>
+        </w:tc>
+        <w:tc>
+          <w:tcPr>
+            <w:tcW w:type="dxa" w:w="2300"/>
             <w:vAlign w:val="center"/>
             <w:shd w:fill="EAF2F8" w:val="clear"/>
             <w:tcMar>
@@ -10309,7 +9231,612 @@
                 <w:b w:val="0"/>
                 <w:i w:val="0"/>
                 <w:color w:val="000000"/>
-                <w:sz w:val="15"/>
+                <w:sz w:val="14"/>
+              </w:rPr>
+            </w:r>
+          </w:p>
+        </w:tc>
+      </w:tr>
+      <w:tr>
+        <w:trPr>
+          <w:cantSplit/>
+        </w:trPr>
+        <w:tc>
+          <w:tcPr>
+            <w:tcW w:type="dxa" w:w="2500"/>
+            <w:vAlign w:val="center"/>
+            <w:shd w:fill="EAF2F8" w:val="clear"/>
+            <w:tcMar>
+              <w:top w:w="70" w:type="dxa"/>
+              <w:start w:w="95" w:type="dxa"/>
+              <w:bottom w:w="70" w:type="dxa"/>
+              <w:end w:w="95" w:type="dxa"/>
+            </w:tcMar>
+          </w:tcPr>
+          <w:p>
+            <w:pPr>
+              <w:spacing w:before="0" w:after="0" w:line="240" w:lineRule="auto"/>
+              <w:jc w:val="left"/>
+            </w:pPr>
+            <w:r/>
+            <w:r>
+              <w:rPr>
+                <w:rFonts w:ascii="Arial" w:hAnsi="Arial"/>
+                <w:b w:val="0"/>
+                <w:i w:val="0"/>
+                <w:color w:val="000000"/>
+                <w:sz w:val="14"/>
+              </w:rPr>
+            </w:r>
+          </w:p>
+        </w:tc>
+        <w:tc>
+          <w:tcPr>
+            <w:tcW w:type="dxa" w:w="1850"/>
+            <w:vAlign w:val="center"/>
+            <w:shd w:fill="EAF2F8" w:val="clear"/>
+            <w:tcMar>
+              <w:top w:w="70" w:type="dxa"/>
+              <w:start w:w="95" w:type="dxa"/>
+              <w:bottom w:w="70" w:type="dxa"/>
+              <w:end w:w="95" w:type="dxa"/>
+            </w:tcMar>
+          </w:tcPr>
+          <w:p>
+            <w:pPr>
+              <w:spacing w:before="0" w:after="0" w:line="240" w:lineRule="auto"/>
+              <w:jc w:val="center"/>
+            </w:pPr>
+            <w:r/>
+            <w:r>
+              <w:rPr>
+                <w:rFonts w:ascii="Arial" w:hAnsi="Arial"/>
+                <w:b w:val="0"/>
+                <w:i w:val="0"/>
+                <w:color w:val="000000"/>
+                <w:sz w:val="14"/>
+              </w:rPr>
+            </w:r>
+          </w:p>
+        </w:tc>
+        <w:tc>
+          <w:tcPr>
+            <w:tcW w:type="dxa" w:w="3718"/>
+            <w:vAlign w:val="center"/>
+            <w:shd w:fill="EAF2F8" w:val="clear"/>
+            <w:tcMar>
+              <w:top w:w="70" w:type="dxa"/>
+              <w:start w:w="95" w:type="dxa"/>
+              <w:bottom w:w="70" w:type="dxa"/>
+              <w:end w:w="95" w:type="dxa"/>
+            </w:tcMar>
+          </w:tcPr>
+          <w:p>
+            <w:pPr>
+              <w:spacing w:before="0" w:after="0" w:line="240" w:lineRule="auto"/>
+              <w:jc w:val="center"/>
+            </w:pPr>
+            <w:r/>
+            <w:r>
+              <w:rPr>
+                <w:rFonts w:ascii="Arial" w:hAnsi="Arial"/>
+                <w:b w:val="0"/>
+                <w:i w:val="0"/>
+                <w:color w:val="000000"/>
+                <w:sz w:val="14"/>
+              </w:rPr>
+            </w:r>
+          </w:p>
+        </w:tc>
+        <w:tc>
+          <w:tcPr>
+            <w:tcW w:type="dxa" w:w="2300"/>
+            <w:vAlign w:val="center"/>
+            <w:shd w:fill="EAF2F8" w:val="clear"/>
+            <w:tcMar>
+              <w:top w:w="70" w:type="dxa"/>
+              <w:start w:w="95" w:type="dxa"/>
+              <w:bottom w:w="70" w:type="dxa"/>
+              <w:end w:w="95" w:type="dxa"/>
+            </w:tcMar>
+          </w:tcPr>
+          <w:p>
+            <w:pPr>
+              <w:spacing w:before="0" w:after="0" w:line="240" w:lineRule="auto"/>
+              <w:jc w:val="left"/>
+            </w:pPr>
+            <w:r/>
+            <w:r>
+              <w:rPr>
+                <w:rFonts w:ascii="Arial" w:hAnsi="Arial"/>
+                <w:b w:val="0"/>
+                <w:i w:val="0"/>
+                <w:color w:val="000000"/>
+                <w:sz w:val="14"/>
+              </w:rPr>
+            </w:r>
+          </w:p>
+        </w:tc>
+      </w:tr>
+      <w:tr>
+        <w:trPr>
+          <w:cantSplit/>
+        </w:trPr>
+        <w:tc>
+          <w:tcPr>
+            <w:tcW w:type="dxa" w:w="2500"/>
+            <w:vAlign w:val="center"/>
+            <w:shd w:fill="EAF2F8" w:val="clear"/>
+            <w:tcMar>
+              <w:top w:w="70" w:type="dxa"/>
+              <w:start w:w="95" w:type="dxa"/>
+              <w:bottom w:w="70" w:type="dxa"/>
+              <w:end w:w="95" w:type="dxa"/>
+            </w:tcMar>
+          </w:tcPr>
+          <w:p>
+            <w:pPr>
+              <w:spacing w:before="0" w:after="0" w:line="240" w:lineRule="auto"/>
+              <w:jc w:val="left"/>
+            </w:pPr>
+            <w:r/>
+            <w:r>
+              <w:rPr>
+                <w:rFonts w:ascii="Arial" w:hAnsi="Arial"/>
+                <w:b w:val="0"/>
+                <w:i w:val="0"/>
+                <w:color w:val="000000"/>
+                <w:sz w:val="14"/>
+              </w:rPr>
+            </w:r>
+          </w:p>
+        </w:tc>
+        <w:tc>
+          <w:tcPr>
+            <w:tcW w:type="dxa" w:w="1850"/>
+            <w:vAlign w:val="center"/>
+            <w:shd w:fill="EAF2F8" w:val="clear"/>
+            <w:tcMar>
+              <w:top w:w="70" w:type="dxa"/>
+              <w:start w:w="95" w:type="dxa"/>
+              <w:bottom w:w="70" w:type="dxa"/>
+              <w:end w:w="95" w:type="dxa"/>
+            </w:tcMar>
+          </w:tcPr>
+          <w:p>
+            <w:pPr>
+              <w:spacing w:before="0" w:after="0" w:line="240" w:lineRule="auto"/>
+              <w:jc w:val="center"/>
+            </w:pPr>
+            <w:r/>
+            <w:r>
+              <w:rPr>
+                <w:rFonts w:ascii="Arial" w:hAnsi="Arial"/>
+                <w:b w:val="0"/>
+                <w:i w:val="0"/>
+                <w:color w:val="000000"/>
+                <w:sz w:val="14"/>
+              </w:rPr>
+            </w:r>
+          </w:p>
+        </w:tc>
+        <w:tc>
+          <w:tcPr>
+            <w:tcW w:type="dxa" w:w="3718"/>
+            <w:vAlign w:val="center"/>
+            <w:shd w:fill="EAF2F8" w:val="clear"/>
+            <w:tcMar>
+              <w:top w:w="70" w:type="dxa"/>
+              <w:start w:w="95" w:type="dxa"/>
+              <w:bottom w:w="70" w:type="dxa"/>
+              <w:end w:w="95" w:type="dxa"/>
+            </w:tcMar>
+          </w:tcPr>
+          <w:p>
+            <w:pPr>
+              <w:spacing w:before="0" w:after="0" w:line="240" w:lineRule="auto"/>
+              <w:jc w:val="center"/>
+            </w:pPr>
+            <w:r/>
+            <w:r>
+              <w:rPr>
+                <w:rFonts w:ascii="Arial" w:hAnsi="Arial"/>
+                <w:b w:val="0"/>
+                <w:i w:val="0"/>
+                <w:color w:val="000000"/>
+                <w:sz w:val="14"/>
+              </w:rPr>
+            </w:r>
+          </w:p>
+        </w:tc>
+        <w:tc>
+          <w:tcPr>
+            <w:tcW w:type="dxa" w:w="2300"/>
+            <w:vAlign w:val="center"/>
+            <w:shd w:fill="EAF2F8" w:val="clear"/>
+            <w:tcMar>
+              <w:top w:w="70" w:type="dxa"/>
+              <w:start w:w="95" w:type="dxa"/>
+              <w:bottom w:w="70" w:type="dxa"/>
+              <w:end w:w="95" w:type="dxa"/>
+            </w:tcMar>
+          </w:tcPr>
+          <w:p>
+            <w:pPr>
+              <w:spacing w:before="0" w:after="0" w:line="240" w:lineRule="auto"/>
+              <w:jc w:val="left"/>
+            </w:pPr>
+            <w:r/>
+            <w:r>
+              <w:rPr>
+                <w:rFonts w:ascii="Arial" w:hAnsi="Arial"/>
+                <w:b w:val="0"/>
+                <w:i w:val="0"/>
+                <w:color w:val="000000"/>
+                <w:sz w:val="14"/>
+              </w:rPr>
+            </w:r>
+          </w:p>
+        </w:tc>
+      </w:tr>
+      <w:tr>
+        <w:trPr>
+          <w:cantSplit/>
+        </w:trPr>
+        <w:tc>
+          <w:tcPr>
+            <w:tcW w:type="dxa" w:w="2500"/>
+            <w:vAlign w:val="center"/>
+            <w:shd w:fill="EAF2F8" w:val="clear"/>
+            <w:tcMar>
+              <w:top w:w="70" w:type="dxa"/>
+              <w:start w:w="95" w:type="dxa"/>
+              <w:bottom w:w="70" w:type="dxa"/>
+              <w:end w:w="95" w:type="dxa"/>
+            </w:tcMar>
+          </w:tcPr>
+          <w:p>
+            <w:pPr>
+              <w:spacing w:before="0" w:after="0" w:line="240" w:lineRule="auto"/>
+              <w:jc w:val="left"/>
+            </w:pPr>
+            <w:r/>
+            <w:r>
+              <w:rPr>
+                <w:rFonts w:ascii="Arial" w:hAnsi="Arial"/>
+                <w:b w:val="0"/>
+                <w:i w:val="0"/>
+                <w:color w:val="000000"/>
+                <w:sz w:val="14"/>
+              </w:rPr>
+            </w:r>
+          </w:p>
+        </w:tc>
+        <w:tc>
+          <w:tcPr>
+            <w:tcW w:type="dxa" w:w="1850"/>
+            <w:vAlign w:val="center"/>
+            <w:shd w:fill="EAF2F8" w:val="clear"/>
+            <w:tcMar>
+              <w:top w:w="70" w:type="dxa"/>
+              <w:start w:w="95" w:type="dxa"/>
+              <w:bottom w:w="70" w:type="dxa"/>
+              <w:end w:w="95" w:type="dxa"/>
+            </w:tcMar>
+          </w:tcPr>
+          <w:p>
+            <w:pPr>
+              <w:spacing w:before="0" w:after="0" w:line="240" w:lineRule="auto"/>
+              <w:jc w:val="center"/>
+            </w:pPr>
+            <w:r/>
+            <w:r>
+              <w:rPr>
+                <w:rFonts w:ascii="Arial" w:hAnsi="Arial"/>
+                <w:b w:val="0"/>
+                <w:i w:val="0"/>
+                <w:color w:val="000000"/>
+                <w:sz w:val="14"/>
+              </w:rPr>
+            </w:r>
+          </w:p>
+        </w:tc>
+        <w:tc>
+          <w:tcPr>
+            <w:tcW w:type="dxa" w:w="3718"/>
+            <w:vAlign w:val="center"/>
+            <w:shd w:fill="EAF2F8" w:val="clear"/>
+            <w:tcMar>
+              <w:top w:w="70" w:type="dxa"/>
+              <w:start w:w="95" w:type="dxa"/>
+              <w:bottom w:w="70" w:type="dxa"/>
+              <w:end w:w="95" w:type="dxa"/>
+            </w:tcMar>
+          </w:tcPr>
+          <w:p>
+            <w:pPr>
+              <w:spacing w:before="0" w:after="0" w:line="240" w:lineRule="auto"/>
+              <w:jc w:val="center"/>
+            </w:pPr>
+            <w:r/>
+            <w:r>
+              <w:rPr>
+                <w:rFonts w:ascii="Arial" w:hAnsi="Arial"/>
+                <w:b w:val="0"/>
+                <w:i w:val="0"/>
+                <w:color w:val="000000"/>
+                <w:sz w:val="14"/>
+              </w:rPr>
+            </w:r>
+          </w:p>
+        </w:tc>
+        <w:tc>
+          <w:tcPr>
+            <w:tcW w:type="dxa" w:w="2300"/>
+            <w:vAlign w:val="center"/>
+            <w:shd w:fill="EAF2F8" w:val="clear"/>
+            <w:tcMar>
+              <w:top w:w="70" w:type="dxa"/>
+              <w:start w:w="95" w:type="dxa"/>
+              <w:bottom w:w="70" w:type="dxa"/>
+              <w:end w:w="95" w:type="dxa"/>
+            </w:tcMar>
+          </w:tcPr>
+          <w:p>
+            <w:pPr>
+              <w:spacing w:before="0" w:after="0" w:line="240" w:lineRule="auto"/>
+              <w:jc w:val="left"/>
+            </w:pPr>
+            <w:r/>
+            <w:r>
+              <w:rPr>
+                <w:rFonts w:ascii="Arial" w:hAnsi="Arial"/>
+                <w:b w:val="0"/>
+                <w:i w:val="0"/>
+                <w:color w:val="000000"/>
+                <w:sz w:val="14"/>
+              </w:rPr>
+            </w:r>
+          </w:p>
+        </w:tc>
+      </w:tr>
+      <w:tr>
+        <w:trPr>
+          <w:cantSplit/>
+        </w:trPr>
+        <w:tc>
+          <w:tcPr>
+            <w:tcW w:type="dxa" w:w="2500"/>
+            <w:vAlign w:val="center"/>
+            <w:shd w:fill="EAF2F8" w:val="clear"/>
+            <w:tcMar>
+              <w:top w:w="70" w:type="dxa"/>
+              <w:start w:w="95" w:type="dxa"/>
+              <w:bottom w:w="70" w:type="dxa"/>
+              <w:end w:w="95" w:type="dxa"/>
+            </w:tcMar>
+          </w:tcPr>
+          <w:p>
+            <w:pPr>
+              <w:spacing w:before="0" w:after="0" w:line="240" w:lineRule="auto"/>
+              <w:jc w:val="left"/>
+            </w:pPr>
+            <w:r/>
+            <w:r>
+              <w:rPr>
+                <w:rFonts w:ascii="Arial" w:hAnsi="Arial"/>
+                <w:b w:val="0"/>
+                <w:i w:val="0"/>
+                <w:color w:val="000000"/>
+                <w:sz w:val="14"/>
+              </w:rPr>
+            </w:r>
+          </w:p>
+        </w:tc>
+        <w:tc>
+          <w:tcPr>
+            <w:tcW w:type="dxa" w:w="1850"/>
+            <w:vAlign w:val="center"/>
+            <w:shd w:fill="EAF2F8" w:val="clear"/>
+            <w:tcMar>
+              <w:top w:w="70" w:type="dxa"/>
+              <w:start w:w="95" w:type="dxa"/>
+              <w:bottom w:w="70" w:type="dxa"/>
+              <w:end w:w="95" w:type="dxa"/>
+            </w:tcMar>
+          </w:tcPr>
+          <w:p>
+            <w:pPr>
+              <w:spacing w:before="0" w:after="0" w:line="240" w:lineRule="auto"/>
+              <w:jc w:val="center"/>
+            </w:pPr>
+            <w:r/>
+            <w:r>
+              <w:rPr>
+                <w:rFonts w:ascii="Arial" w:hAnsi="Arial"/>
+                <w:b w:val="0"/>
+                <w:i w:val="0"/>
+                <w:color w:val="000000"/>
+                <w:sz w:val="14"/>
+              </w:rPr>
+            </w:r>
+          </w:p>
+        </w:tc>
+        <w:tc>
+          <w:tcPr>
+            <w:tcW w:type="dxa" w:w="3718"/>
+            <w:vAlign w:val="center"/>
+            <w:shd w:fill="EAF2F8" w:val="clear"/>
+            <w:tcMar>
+              <w:top w:w="70" w:type="dxa"/>
+              <w:start w:w="95" w:type="dxa"/>
+              <w:bottom w:w="70" w:type="dxa"/>
+              <w:end w:w="95" w:type="dxa"/>
+            </w:tcMar>
+          </w:tcPr>
+          <w:p>
+            <w:pPr>
+              <w:spacing w:before="0" w:after="0" w:line="240" w:lineRule="auto"/>
+              <w:jc w:val="center"/>
+            </w:pPr>
+            <w:r/>
+            <w:r>
+              <w:rPr>
+                <w:rFonts w:ascii="Arial" w:hAnsi="Arial"/>
+                <w:b w:val="0"/>
+                <w:i w:val="0"/>
+                <w:color w:val="000000"/>
+                <w:sz w:val="14"/>
+              </w:rPr>
+            </w:r>
+          </w:p>
+        </w:tc>
+        <w:tc>
+          <w:tcPr>
+            <w:tcW w:type="dxa" w:w="2300"/>
+            <w:vAlign w:val="center"/>
+            <w:shd w:fill="EAF2F8" w:val="clear"/>
+            <w:tcMar>
+              <w:top w:w="70" w:type="dxa"/>
+              <w:start w:w="95" w:type="dxa"/>
+              <w:bottom w:w="70" w:type="dxa"/>
+              <w:end w:w="95" w:type="dxa"/>
+            </w:tcMar>
+          </w:tcPr>
+          <w:p>
+            <w:pPr>
+              <w:spacing w:before="0" w:after="0" w:line="240" w:lineRule="auto"/>
+              <w:jc w:val="left"/>
+            </w:pPr>
+            <w:r/>
+            <w:r>
+              <w:rPr>
+                <w:rFonts w:ascii="Arial" w:hAnsi="Arial"/>
+                <w:b w:val="0"/>
+                <w:i w:val="0"/>
+                <w:color w:val="000000"/>
+                <w:sz w:val="14"/>
+              </w:rPr>
+            </w:r>
+          </w:p>
+        </w:tc>
+      </w:tr>
+      <w:tr>
+        <w:trPr>
+          <w:cantSplit/>
+        </w:trPr>
+        <w:tc>
+          <w:tcPr>
+            <w:tcW w:type="dxa" w:w="2500"/>
+            <w:vAlign w:val="center"/>
+            <w:shd w:fill="EAF2F8" w:val="clear"/>
+            <w:tcMar>
+              <w:top w:w="70" w:type="dxa"/>
+              <w:start w:w="95" w:type="dxa"/>
+              <w:bottom w:w="70" w:type="dxa"/>
+              <w:end w:w="95" w:type="dxa"/>
+            </w:tcMar>
+          </w:tcPr>
+          <w:p>
+            <w:pPr>
+              <w:spacing w:before="0" w:after="0" w:line="240" w:lineRule="auto"/>
+              <w:jc w:val="left"/>
+            </w:pPr>
+            <w:r/>
+            <w:r>
+              <w:rPr>
+                <w:rFonts w:ascii="Arial" w:hAnsi="Arial"/>
+                <w:b w:val="0"/>
+                <w:i w:val="0"/>
+                <w:color w:val="000000"/>
+                <w:sz w:val="14"/>
+              </w:rPr>
+            </w:r>
+          </w:p>
+        </w:tc>
+        <w:tc>
+          <w:tcPr>
+            <w:tcW w:type="dxa" w:w="1850"/>
+            <w:vAlign w:val="center"/>
+            <w:shd w:fill="EAF2F8" w:val="clear"/>
+            <w:tcMar>
+              <w:top w:w="70" w:type="dxa"/>
+              <w:start w:w="95" w:type="dxa"/>
+              <w:bottom w:w="70" w:type="dxa"/>
+              <w:end w:w="95" w:type="dxa"/>
+            </w:tcMar>
+          </w:tcPr>
+          <w:p>
+            <w:pPr>
+              <w:spacing w:before="0" w:after="0" w:line="240" w:lineRule="auto"/>
+              <w:jc w:val="center"/>
+            </w:pPr>
+            <w:r/>
+            <w:r>
+              <w:rPr>
+                <w:rFonts w:ascii="Arial" w:hAnsi="Arial"/>
+                <w:b w:val="0"/>
+                <w:i w:val="0"/>
+                <w:color w:val="000000"/>
+                <w:sz w:val="14"/>
+              </w:rPr>
+            </w:r>
+          </w:p>
+        </w:tc>
+        <w:tc>
+          <w:tcPr>
+            <w:tcW w:type="dxa" w:w="3718"/>
+            <w:vAlign w:val="center"/>
+            <w:shd w:fill="EAF2F8" w:val="clear"/>
+            <w:tcMar>
+              <w:top w:w="70" w:type="dxa"/>
+              <w:start w:w="95" w:type="dxa"/>
+              <w:bottom w:w="70" w:type="dxa"/>
+              <w:end w:w="95" w:type="dxa"/>
+            </w:tcMar>
+          </w:tcPr>
+          <w:p>
+            <w:pPr>
+              <w:spacing w:before="0" w:after="0" w:line="240" w:lineRule="auto"/>
+              <w:jc w:val="center"/>
+            </w:pPr>
+            <w:r/>
+            <w:r>
+              <w:rPr>
+                <w:rFonts w:ascii="Arial" w:hAnsi="Arial"/>
+                <w:b w:val="0"/>
+                <w:i w:val="0"/>
+                <w:color w:val="000000"/>
+                <w:sz w:val="14"/>
+              </w:rPr>
+            </w:r>
+          </w:p>
+        </w:tc>
+        <w:tc>
+          <w:tcPr>
+            <w:tcW w:type="dxa" w:w="2300"/>
+            <w:vAlign w:val="center"/>
+            <w:shd w:fill="EAF2F8" w:val="clear"/>
+            <w:tcMar>
+              <w:top w:w="70" w:type="dxa"/>
+              <w:start w:w="95" w:type="dxa"/>
+              <w:bottom w:w="70" w:type="dxa"/>
+              <w:end w:w="95" w:type="dxa"/>
+            </w:tcMar>
+          </w:tcPr>
+          <w:p>
+            <w:pPr>
+              <w:spacing w:before="0" w:after="0" w:line="240" w:lineRule="auto"/>
+              <w:jc w:val="left"/>
+            </w:pPr>
+            <w:r/>
+            <w:r>
+              <w:rPr>
+                <w:rFonts w:ascii="Arial" w:hAnsi="Arial"/>
+                <w:b w:val="0"/>
+                <w:i w:val="0"/>
+                <w:color w:val="000000"/>
+                <w:sz w:val="14"/>
               </w:rPr>
             </w:r>
           </w:p>
@@ -10334,7 +9861,7 @@
           <w:color w:val="1F4E78"/>
           <w:sz w:val="24"/>
         </w:rPr>
-        <w:t>8  Proposed WIP posting bridge</w:t>
+        <w:t>8  Proposed WIP entry support</w:t>
       </w:r>
       <w:r>
         <w:rPr>
@@ -10344,7 +9871,7 @@
           <w:color w:val="4F5B66"/>
           <w:sz w:val="16"/>
         </w:rPr>
-        <w:t xml:space="preserve">  Proposed and unposted unless Controller approval is documented</w:t>
+        <w:t xml:space="preserve">  Project contribution only; Controller approval and consolidated posting remain separate</w:t>
       </w:r>
     </w:p>
     <w:tbl>
@@ -10357,8 +9884,8 @@
         <w:tblInd w:w="0" w:type="dxa"/>
       </w:tblPr>
       <w:tblGrid>
-        <w:gridCol w:w="1950"/>
-        <w:gridCol w:w="2800"/>
+        <w:gridCol w:w="1900"/>
+        <w:gridCol w:w="2850"/>
         <w:gridCol w:w="1300"/>
         <w:gridCol w:w="1300"/>
         <w:gridCol w:w="3018"/>
@@ -10370,7 +9897,7 @@
         </w:trPr>
         <w:tc>
           <w:tcPr>
-            <w:tcW w:type="dxa" w:w="1950"/>
+            <w:tcW w:type="dxa" w:w="1900"/>
             <w:vAlign w:val="center"/>
             <w:shd w:fill="17365D" w:val="clear"/>
             <w:tcMar>
@@ -10394,13 +9921,13 @@
                 <w:color w:val="FFFFFF"/>
                 <w:sz w:val="15"/>
               </w:rPr>
-              <w:t>Stage</w:t>
-            </w:r>
-          </w:p>
-        </w:tc>
-        <w:tc>
-          <w:tcPr>
-            <w:tcW w:type="dxa" w:w="2800"/>
+              <w:t>Entry / control</w:t>
+            </w:r>
+          </w:p>
+        </w:tc>
+        <w:tc>
+          <w:tcPr>
+            <w:tcW w:type="dxa" w:w="2850"/>
             <w:vAlign w:val="center"/>
             <w:shd w:fill="17365D" w:val="clear"/>
             <w:tcMar>
@@ -10514,7 +10041,7 @@
                 <w:color w:val="FFFFFF"/>
                 <w:sz w:val="15"/>
               </w:rPr>
-              <w:t>Basis / control</w:t>
+              <w:t>Status / basis</w:t>
             </w:r>
           </w:p>
         </w:tc>
@@ -10525,9 +10052,9 @@
         </w:trPr>
         <w:tc>
           <w:tcPr>
-            <w:tcW w:type="dxa" w:w="1950"/>
-            <w:vAlign w:val="center"/>
-            <w:shd w:fill="F2F4F7" w:val="clear"/>
+            <w:tcW w:type="dxa" w:w="1900"/>
+            <w:vAlign w:val="center"/>
+            <w:shd w:fill="EAF2F8" w:val="clear"/>
             <w:tcMar>
               <w:top w:w="70" w:type="dxa"/>
               <w:start w:w="95" w:type="dxa"/>
@@ -10544,18 +10071,17 @@
             <w:r>
               <w:rPr>
                 <w:rFonts w:ascii="Arial" w:hAnsi="Arial"/>
-                <w:b/>
+                <w:b w:val="0"/>
                 <w:i w:val="0"/>
                 <w:color w:val="000000"/>
                 <w:sz w:val="15"/>
               </w:rPr>
-              <w:t>Reverse prior close</w:t>
-            </w:r>
-          </w:p>
-        </w:tc>
-        <w:tc>
-          <w:tcPr>
-            <w:tcW w:type="dxa" w:w="2800"/>
+            </w:r>
+          </w:p>
+        </w:tc>
+        <w:tc>
+          <w:tcPr>
+            <w:tcW w:type="dxa" w:w="2850"/>
             <w:vAlign w:val="center"/>
             <w:shd w:fill="EAF2F8" w:val="clear"/>
             <w:tcMar>
@@ -10676,9 +10202,9 @@
         </w:trPr>
         <w:tc>
           <w:tcPr>
-            <w:tcW w:type="dxa" w:w="1950"/>
-            <w:vAlign w:val="center"/>
-            <w:shd w:fill="F2F4F7" w:val="clear"/>
+            <w:tcW w:type="dxa" w:w="1900"/>
+            <w:vAlign w:val="center"/>
+            <w:shd w:fill="EAF2F8" w:val="clear"/>
             <w:tcMar>
               <w:top w:w="70" w:type="dxa"/>
               <w:start w:w="95" w:type="dxa"/>
@@ -10695,18 +10221,17 @@
             <w:r>
               <w:rPr>
                 <w:rFonts w:ascii="Arial" w:hAnsi="Arial"/>
-                <w:b/>
+                <w:b w:val="0"/>
                 <w:i w:val="0"/>
                 <w:color w:val="000000"/>
                 <w:sz w:val="15"/>
               </w:rPr>
-              <w:t>Reverse prior close</w:t>
-            </w:r>
-          </w:p>
-        </w:tc>
-        <w:tc>
-          <w:tcPr>
-            <w:tcW w:type="dxa" w:w="2800"/>
+            </w:r>
+          </w:p>
+        </w:tc>
+        <w:tc>
+          <w:tcPr>
+            <w:tcW w:type="dxa" w:w="2850"/>
             <w:vAlign w:val="center"/>
             <w:shd w:fill="EAF2F8" w:val="clear"/>
             <w:tcMar>
@@ -10827,9 +10352,9 @@
         </w:trPr>
         <w:tc>
           <w:tcPr>
-            <w:tcW w:type="dxa" w:w="1950"/>
-            <w:vAlign w:val="center"/>
-            <w:shd w:fill="F2F4F7" w:val="clear"/>
+            <w:tcW w:type="dxa" w:w="1900"/>
+            <w:vAlign w:val="center"/>
+            <w:shd w:fill="EAF2F8" w:val="clear"/>
             <w:tcMar>
               <w:top w:w="70" w:type="dxa"/>
               <w:start w:w="95" w:type="dxa"/>
@@ -10846,18 +10371,17 @@
             <w:r>
               <w:rPr>
                 <w:rFonts w:ascii="Arial" w:hAnsi="Arial"/>
-                <w:b/>
+                <w:b w:val="0"/>
                 <w:i w:val="0"/>
                 <w:color w:val="000000"/>
                 <w:sz w:val="15"/>
               </w:rPr>
-              <w:t>Reverse prior close</w:t>
-            </w:r>
-          </w:p>
-        </w:tc>
-        <w:tc>
-          <w:tcPr>
-            <w:tcW w:type="dxa" w:w="2800"/>
+            </w:r>
+          </w:p>
+        </w:tc>
+        <w:tc>
+          <w:tcPr>
+            <w:tcW w:type="dxa" w:w="2850"/>
             <w:vAlign w:val="center"/>
             <w:shd w:fill="EAF2F8" w:val="clear"/>
             <w:tcMar>
@@ -10978,9 +10502,9 @@
         </w:trPr>
         <w:tc>
           <w:tcPr>
-            <w:tcW w:type="dxa" w:w="1950"/>
-            <w:vAlign w:val="center"/>
-            <w:shd w:fill="F2F4F7" w:val="clear"/>
+            <w:tcW w:type="dxa" w:w="1900"/>
+            <w:vAlign w:val="center"/>
+            <w:shd w:fill="EAF2F8" w:val="clear"/>
             <w:tcMar>
               <w:top w:w="70" w:type="dxa"/>
               <w:start w:w="95" w:type="dxa"/>
@@ -10997,18 +10521,17 @@
             <w:r>
               <w:rPr>
                 <w:rFonts w:ascii="Arial" w:hAnsi="Arial"/>
-                <w:b/>
+                <w:b w:val="0"/>
                 <w:i w:val="0"/>
                 <w:color w:val="000000"/>
                 <w:sz w:val="15"/>
               </w:rPr>
-              <w:t>Establish June close</w:t>
-            </w:r>
-          </w:p>
-        </w:tc>
-        <w:tc>
-          <w:tcPr>
-            <w:tcW w:type="dxa" w:w="2800"/>
+            </w:r>
+          </w:p>
+        </w:tc>
+        <w:tc>
+          <w:tcPr>
+            <w:tcW w:type="dxa" w:w="2850"/>
             <w:vAlign w:val="center"/>
             <w:shd w:fill="EAF2F8" w:val="clear"/>
             <w:tcMar>
@@ -11129,9 +10652,9 @@
         </w:trPr>
         <w:tc>
           <w:tcPr>
-            <w:tcW w:type="dxa" w:w="1950"/>
-            <w:vAlign w:val="center"/>
-            <w:shd w:fill="F2F4F7" w:val="clear"/>
+            <w:tcW w:type="dxa" w:w="1900"/>
+            <w:vAlign w:val="center"/>
+            <w:shd w:fill="EAF2F8" w:val="clear"/>
             <w:tcMar>
               <w:top w:w="70" w:type="dxa"/>
               <w:start w:w="95" w:type="dxa"/>
@@ -11148,773 +10671,17 @@
             <w:r>
               <w:rPr>
                 <w:rFonts w:ascii="Arial" w:hAnsi="Arial"/>
-                <w:b/>
+                <w:b w:val="0"/>
                 <w:i w:val="0"/>
                 <w:color w:val="000000"/>
                 <w:sz w:val="15"/>
               </w:rPr>
-              <w:t>Establish June close</w:t>
-            </w:r>
-          </w:p>
-        </w:tc>
-        <w:tc>
-          <w:tcPr>
-            <w:tcW w:type="dxa" w:w="2800"/>
-            <w:vAlign w:val="center"/>
-            <w:shd w:fill="EAF2F8" w:val="clear"/>
-            <w:tcMar>
-              <w:top w:w="70" w:type="dxa"/>
-              <w:start w:w="95" w:type="dxa"/>
-              <w:bottom w:w="70" w:type="dxa"/>
-              <w:end w:w="95" w:type="dxa"/>
-            </w:tcMar>
-          </w:tcPr>
-          <w:p>
-            <w:pPr>
-              <w:spacing w:before="0" w:after="0" w:line="240" w:lineRule="auto"/>
-              <w:jc w:val="center"/>
-            </w:pPr>
-            <w:r/>
-            <w:r>
-              <w:rPr>
-                <w:rFonts w:ascii="Arial" w:hAnsi="Arial"/>
-                <w:b w:val="0"/>
-                <w:i w:val="0"/>
-                <w:color w:val="000000"/>
-                <w:sz w:val="15"/>
-              </w:rPr>
-            </w:r>
-          </w:p>
-        </w:tc>
-        <w:tc>
-          <w:tcPr>
-            <w:tcW w:type="dxa" w:w="1300"/>
-            <w:vAlign w:val="center"/>
-            <w:shd w:fill="EAF2F8" w:val="clear"/>
-            <w:tcMar>
-              <w:top w:w="70" w:type="dxa"/>
-              <w:start w:w="95" w:type="dxa"/>
-              <w:bottom w:w="70" w:type="dxa"/>
-              <w:end w:w="95" w:type="dxa"/>
-            </w:tcMar>
-          </w:tcPr>
-          <w:p>
-            <w:pPr>
-              <w:spacing w:before="0" w:after="0" w:line="240" w:lineRule="auto"/>
-              <w:jc w:val="center"/>
-            </w:pPr>
-            <w:r/>
-            <w:r>
-              <w:rPr>
-                <w:rFonts w:ascii="Arial" w:hAnsi="Arial"/>
-                <w:b w:val="0"/>
-                <w:i w:val="0"/>
-                <w:color w:val="000000"/>
-                <w:sz w:val="15"/>
-              </w:rPr>
-            </w:r>
-          </w:p>
-        </w:tc>
-        <w:tc>
-          <w:tcPr>
-            <w:tcW w:type="dxa" w:w="1300"/>
-            <w:vAlign w:val="center"/>
-            <w:shd w:fill="EAF2F8" w:val="clear"/>
-            <w:tcMar>
-              <w:top w:w="70" w:type="dxa"/>
-              <w:start w:w="95" w:type="dxa"/>
-              <w:bottom w:w="70" w:type="dxa"/>
-              <w:end w:w="95" w:type="dxa"/>
-            </w:tcMar>
-          </w:tcPr>
-          <w:p>
-            <w:pPr>
-              <w:spacing w:before="0" w:after="0" w:line="240" w:lineRule="auto"/>
-              <w:jc w:val="center"/>
-            </w:pPr>
-            <w:r/>
-            <w:r>
-              <w:rPr>
-                <w:rFonts w:ascii="Arial" w:hAnsi="Arial"/>
-                <w:b w:val="0"/>
-                <w:i w:val="0"/>
-                <w:color w:val="000000"/>
-                <w:sz w:val="15"/>
-              </w:rPr>
-            </w:r>
-          </w:p>
-        </w:tc>
-        <w:tc>
-          <w:tcPr>
-            <w:tcW w:type="dxa" w:w="3018"/>
-            <w:vAlign w:val="center"/>
-            <w:shd w:fill="EAF2F8" w:val="clear"/>
-            <w:tcMar>
-              <w:top w:w="70" w:type="dxa"/>
-              <w:start w:w="95" w:type="dxa"/>
-              <w:bottom w:w="70" w:type="dxa"/>
-              <w:end w:w="95" w:type="dxa"/>
-            </w:tcMar>
-          </w:tcPr>
-          <w:p>
-            <w:pPr>
-              <w:spacing w:before="0" w:after="0" w:line="240" w:lineRule="auto"/>
-              <w:jc w:val="left"/>
-            </w:pPr>
-            <w:r/>
-            <w:r>
-              <w:rPr>
-                <w:rFonts w:ascii="Arial" w:hAnsi="Arial"/>
-                <w:b w:val="0"/>
-                <w:i w:val="0"/>
-                <w:color w:val="000000"/>
-                <w:sz w:val="15"/>
-              </w:rPr>
-            </w:r>
-          </w:p>
-        </w:tc>
-      </w:tr>
-      <w:tr>
-        <w:trPr>
-          <w:cantSplit/>
-        </w:trPr>
-        <w:tc>
-          <w:tcPr>
-            <w:tcW w:type="dxa" w:w="1950"/>
-            <w:vAlign w:val="center"/>
-            <w:shd w:fill="F2F4F7" w:val="clear"/>
-            <w:tcMar>
-              <w:top w:w="70" w:type="dxa"/>
-              <w:start w:w="95" w:type="dxa"/>
-              <w:bottom w:w="70" w:type="dxa"/>
-              <w:end w:w="95" w:type="dxa"/>
-            </w:tcMar>
-          </w:tcPr>
-          <w:p>
-            <w:pPr>
-              <w:spacing w:before="0" w:after="0" w:line="240" w:lineRule="auto"/>
-              <w:jc w:val="left"/>
-            </w:pPr>
-            <w:r/>
-            <w:r>
-              <w:rPr>
-                <w:rFonts w:ascii="Arial" w:hAnsi="Arial"/>
-                <w:b/>
-                <w:i w:val="0"/>
-                <w:color w:val="000000"/>
-                <w:sz w:val="15"/>
-              </w:rPr>
-              <w:t>Establish June close</w:t>
-            </w:r>
-          </w:p>
-        </w:tc>
-        <w:tc>
-          <w:tcPr>
-            <w:tcW w:type="dxa" w:w="2800"/>
-            <w:vAlign w:val="center"/>
-            <w:shd w:fill="EAF2F8" w:val="clear"/>
-            <w:tcMar>
-              <w:top w:w="70" w:type="dxa"/>
-              <w:start w:w="95" w:type="dxa"/>
-              <w:bottom w:w="70" w:type="dxa"/>
-              <w:end w:w="95" w:type="dxa"/>
-            </w:tcMar>
-          </w:tcPr>
-          <w:p>
-            <w:pPr>
-              <w:spacing w:before="0" w:after="0" w:line="240" w:lineRule="auto"/>
-              <w:jc w:val="center"/>
-            </w:pPr>
-            <w:r/>
-            <w:r>
-              <w:rPr>
-                <w:rFonts w:ascii="Arial" w:hAnsi="Arial"/>
-                <w:b w:val="0"/>
-                <w:i w:val="0"/>
-                <w:color w:val="000000"/>
-                <w:sz w:val="15"/>
-              </w:rPr>
-            </w:r>
-          </w:p>
-        </w:tc>
-        <w:tc>
-          <w:tcPr>
-            <w:tcW w:type="dxa" w:w="1300"/>
-            <w:vAlign w:val="center"/>
-            <w:shd w:fill="EAF2F8" w:val="clear"/>
-            <w:tcMar>
-              <w:top w:w="70" w:type="dxa"/>
-              <w:start w:w="95" w:type="dxa"/>
-              <w:bottom w:w="70" w:type="dxa"/>
-              <w:end w:w="95" w:type="dxa"/>
-            </w:tcMar>
-          </w:tcPr>
-          <w:p>
-            <w:pPr>
-              <w:spacing w:before="0" w:after="0" w:line="240" w:lineRule="auto"/>
-              <w:jc w:val="center"/>
-            </w:pPr>
-            <w:r/>
-            <w:r>
-              <w:rPr>
-                <w:rFonts w:ascii="Arial" w:hAnsi="Arial"/>
-                <w:b w:val="0"/>
-                <w:i w:val="0"/>
-                <w:color w:val="000000"/>
-                <w:sz w:val="15"/>
-              </w:rPr>
-            </w:r>
-          </w:p>
-        </w:tc>
-        <w:tc>
-          <w:tcPr>
-            <w:tcW w:type="dxa" w:w="1300"/>
-            <w:vAlign w:val="center"/>
-            <w:shd w:fill="EAF2F8" w:val="clear"/>
-            <w:tcMar>
-              <w:top w:w="70" w:type="dxa"/>
-              <w:start w:w="95" w:type="dxa"/>
-              <w:bottom w:w="70" w:type="dxa"/>
-              <w:end w:w="95" w:type="dxa"/>
-            </w:tcMar>
-          </w:tcPr>
-          <w:p>
-            <w:pPr>
-              <w:spacing w:before="0" w:after="0" w:line="240" w:lineRule="auto"/>
-              <w:jc w:val="center"/>
-            </w:pPr>
-            <w:r/>
-            <w:r>
-              <w:rPr>
-                <w:rFonts w:ascii="Arial" w:hAnsi="Arial"/>
-                <w:b w:val="0"/>
-                <w:i w:val="0"/>
-                <w:color w:val="000000"/>
-                <w:sz w:val="15"/>
-              </w:rPr>
-            </w:r>
-          </w:p>
-        </w:tc>
-        <w:tc>
-          <w:tcPr>
-            <w:tcW w:type="dxa" w:w="3018"/>
-            <w:vAlign w:val="center"/>
-            <w:shd w:fill="EAF2F8" w:val="clear"/>
-            <w:tcMar>
-              <w:top w:w="70" w:type="dxa"/>
-              <w:start w:w="95" w:type="dxa"/>
-              <w:bottom w:w="70" w:type="dxa"/>
-              <w:end w:w="95" w:type="dxa"/>
-            </w:tcMar>
-          </w:tcPr>
-          <w:p>
-            <w:pPr>
-              <w:spacing w:before="0" w:after="0" w:line="240" w:lineRule="auto"/>
-              <w:jc w:val="left"/>
-            </w:pPr>
-            <w:r/>
-            <w:r>
-              <w:rPr>
-                <w:rFonts w:ascii="Arial" w:hAnsi="Arial"/>
-                <w:b w:val="0"/>
-                <w:i w:val="0"/>
-                <w:color w:val="000000"/>
-                <w:sz w:val="15"/>
-              </w:rPr>
-            </w:r>
-          </w:p>
-        </w:tc>
-      </w:tr>
-      <w:tr>
-        <w:trPr>
-          <w:cantSplit/>
-        </w:trPr>
-        <w:tc>
-          <w:tcPr>
-            <w:tcW w:type="dxa" w:w="1950"/>
-            <w:vAlign w:val="center"/>
-            <w:shd w:fill="F2F4F7" w:val="clear"/>
-            <w:tcMar>
-              <w:top w:w="70" w:type="dxa"/>
-              <w:start w:w="95" w:type="dxa"/>
-              <w:bottom w:w="70" w:type="dxa"/>
-              <w:end w:w="95" w:type="dxa"/>
-            </w:tcMar>
-          </w:tcPr>
-          <w:p>
-            <w:pPr>
-              <w:spacing w:before="0" w:after="0" w:line="240" w:lineRule="auto"/>
-              <w:jc w:val="left"/>
-            </w:pPr>
-            <w:r/>
-            <w:r>
-              <w:rPr>
-                <w:rFonts w:ascii="Arial" w:hAnsi="Arial"/>
-                <w:b/>
-                <w:i w:val="0"/>
-                <w:color w:val="000000"/>
-                <w:sz w:val="15"/>
-              </w:rPr>
-              <w:t>Net June posting</w:t>
-            </w:r>
-          </w:p>
-        </w:tc>
-        <w:tc>
-          <w:tcPr>
-            <w:tcW w:type="dxa" w:w="2800"/>
-            <w:vAlign w:val="center"/>
-            <w:shd w:fill="EAF2F8" w:val="clear"/>
-            <w:tcMar>
-              <w:top w:w="70" w:type="dxa"/>
-              <w:start w:w="95" w:type="dxa"/>
-              <w:bottom w:w="70" w:type="dxa"/>
-              <w:end w:w="95" w:type="dxa"/>
-            </w:tcMar>
-          </w:tcPr>
-          <w:p>
-            <w:pPr>
-              <w:spacing w:before="0" w:after="0" w:line="240" w:lineRule="auto"/>
-              <w:jc w:val="center"/>
-            </w:pPr>
-            <w:r/>
-            <w:r>
-              <w:rPr>
-                <w:rFonts w:ascii="Arial" w:hAnsi="Arial"/>
-                <w:b w:val="0"/>
-                <w:i w:val="0"/>
-                <w:color w:val="000000"/>
-                <w:sz w:val="15"/>
-              </w:rPr>
-            </w:r>
-          </w:p>
-        </w:tc>
-        <w:tc>
-          <w:tcPr>
-            <w:tcW w:type="dxa" w:w="1300"/>
-            <w:vAlign w:val="center"/>
-            <w:shd w:fill="EAF2F8" w:val="clear"/>
-            <w:tcMar>
-              <w:top w:w="70" w:type="dxa"/>
-              <w:start w:w="95" w:type="dxa"/>
-              <w:bottom w:w="70" w:type="dxa"/>
-              <w:end w:w="95" w:type="dxa"/>
-            </w:tcMar>
-          </w:tcPr>
-          <w:p>
-            <w:pPr>
-              <w:spacing w:before="0" w:after="0" w:line="240" w:lineRule="auto"/>
-              <w:jc w:val="center"/>
-            </w:pPr>
-            <w:r/>
-            <w:r>
-              <w:rPr>
-                <w:rFonts w:ascii="Arial" w:hAnsi="Arial"/>
-                <w:b w:val="0"/>
-                <w:i w:val="0"/>
-                <w:color w:val="000000"/>
-                <w:sz w:val="15"/>
-              </w:rPr>
-            </w:r>
-          </w:p>
-        </w:tc>
-        <w:tc>
-          <w:tcPr>
-            <w:tcW w:type="dxa" w:w="1300"/>
-            <w:vAlign w:val="center"/>
-            <w:shd w:fill="EAF2F8" w:val="clear"/>
-            <w:tcMar>
-              <w:top w:w="70" w:type="dxa"/>
-              <w:start w:w="95" w:type="dxa"/>
-              <w:bottom w:w="70" w:type="dxa"/>
-              <w:end w:w="95" w:type="dxa"/>
-            </w:tcMar>
-          </w:tcPr>
-          <w:p>
-            <w:pPr>
-              <w:spacing w:before="0" w:after="0" w:line="240" w:lineRule="auto"/>
-              <w:jc w:val="center"/>
-            </w:pPr>
-            <w:r/>
-            <w:r>
-              <w:rPr>
-                <w:rFonts w:ascii="Arial" w:hAnsi="Arial"/>
-                <w:b w:val="0"/>
-                <w:i w:val="0"/>
-                <w:color w:val="000000"/>
-                <w:sz w:val="15"/>
-              </w:rPr>
-            </w:r>
-          </w:p>
-        </w:tc>
-        <w:tc>
-          <w:tcPr>
-            <w:tcW w:type="dxa" w:w="3018"/>
-            <w:vAlign w:val="center"/>
-            <w:shd w:fill="EAF2F8" w:val="clear"/>
-            <w:tcMar>
-              <w:top w:w="70" w:type="dxa"/>
-              <w:start w:w="95" w:type="dxa"/>
-              <w:bottom w:w="70" w:type="dxa"/>
-              <w:end w:w="95" w:type="dxa"/>
-            </w:tcMar>
-          </w:tcPr>
-          <w:p>
-            <w:pPr>
-              <w:spacing w:before="0" w:after="0" w:line="240" w:lineRule="auto"/>
-              <w:jc w:val="left"/>
-            </w:pPr>
-            <w:r/>
-            <w:r>
-              <w:rPr>
-                <w:rFonts w:ascii="Arial" w:hAnsi="Arial"/>
-                <w:b w:val="0"/>
-                <w:i w:val="0"/>
-                <w:color w:val="000000"/>
-                <w:sz w:val="15"/>
-              </w:rPr>
-            </w:r>
-          </w:p>
-        </w:tc>
-      </w:tr>
-      <w:tr>
-        <w:trPr>
-          <w:cantSplit/>
-        </w:trPr>
-        <w:tc>
-          <w:tcPr>
-            <w:tcW w:type="dxa" w:w="1950"/>
-            <w:vAlign w:val="center"/>
-            <w:shd w:fill="F2F4F7" w:val="clear"/>
-            <w:tcMar>
-              <w:top w:w="70" w:type="dxa"/>
-              <w:start w:w="95" w:type="dxa"/>
-              <w:bottom w:w="70" w:type="dxa"/>
-              <w:end w:w="95" w:type="dxa"/>
-            </w:tcMar>
-          </w:tcPr>
-          <w:p>
-            <w:pPr>
-              <w:spacing w:before="0" w:after="0" w:line="240" w:lineRule="auto"/>
-              <w:jc w:val="left"/>
-            </w:pPr>
-            <w:r/>
-            <w:r>
-              <w:rPr>
-                <w:rFonts w:ascii="Arial" w:hAnsi="Arial"/>
-                <w:b/>
-                <w:i w:val="0"/>
-                <w:color w:val="000000"/>
-                <w:sz w:val="15"/>
-              </w:rPr>
-              <w:t>Net June posting</w:t>
-            </w:r>
-          </w:p>
-        </w:tc>
-        <w:tc>
-          <w:tcPr>
-            <w:tcW w:type="dxa" w:w="2800"/>
-            <w:vAlign w:val="center"/>
-            <w:shd w:fill="EAF2F8" w:val="clear"/>
-            <w:tcMar>
-              <w:top w:w="70" w:type="dxa"/>
-              <w:start w:w="95" w:type="dxa"/>
-              <w:bottom w:w="70" w:type="dxa"/>
-              <w:end w:w="95" w:type="dxa"/>
-            </w:tcMar>
-          </w:tcPr>
-          <w:p>
-            <w:pPr>
-              <w:spacing w:before="0" w:after="0" w:line="240" w:lineRule="auto"/>
-              <w:jc w:val="center"/>
-            </w:pPr>
-            <w:r/>
-            <w:r>
-              <w:rPr>
-                <w:rFonts w:ascii="Arial" w:hAnsi="Arial"/>
-                <w:b w:val="0"/>
-                <w:i w:val="0"/>
-                <w:color w:val="000000"/>
-                <w:sz w:val="15"/>
-              </w:rPr>
-            </w:r>
-          </w:p>
-        </w:tc>
-        <w:tc>
-          <w:tcPr>
-            <w:tcW w:type="dxa" w:w="1300"/>
-            <w:vAlign w:val="center"/>
-            <w:shd w:fill="EAF2F8" w:val="clear"/>
-            <w:tcMar>
-              <w:top w:w="70" w:type="dxa"/>
-              <w:start w:w="95" w:type="dxa"/>
-              <w:bottom w:w="70" w:type="dxa"/>
-              <w:end w:w="95" w:type="dxa"/>
-            </w:tcMar>
-          </w:tcPr>
-          <w:p>
-            <w:pPr>
-              <w:spacing w:before="0" w:after="0" w:line="240" w:lineRule="auto"/>
-              <w:jc w:val="center"/>
-            </w:pPr>
-            <w:r/>
-            <w:r>
-              <w:rPr>
-                <w:rFonts w:ascii="Arial" w:hAnsi="Arial"/>
-                <w:b w:val="0"/>
-                <w:i w:val="0"/>
-                <w:color w:val="000000"/>
-                <w:sz w:val="15"/>
-              </w:rPr>
-            </w:r>
-          </w:p>
-        </w:tc>
-        <w:tc>
-          <w:tcPr>
-            <w:tcW w:type="dxa" w:w="1300"/>
-            <w:vAlign w:val="center"/>
-            <w:shd w:fill="EAF2F8" w:val="clear"/>
-            <w:tcMar>
-              <w:top w:w="70" w:type="dxa"/>
-              <w:start w:w="95" w:type="dxa"/>
-              <w:bottom w:w="70" w:type="dxa"/>
-              <w:end w:w="95" w:type="dxa"/>
-            </w:tcMar>
-          </w:tcPr>
-          <w:p>
-            <w:pPr>
-              <w:spacing w:before="0" w:after="0" w:line="240" w:lineRule="auto"/>
-              <w:jc w:val="center"/>
-            </w:pPr>
-            <w:r/>
-            <w:r>
-              <w:rPr>
-                <w:rFonts w:ascii="Arial" w:hAnsi="Arial"/>
-                <w:b w:val="0"/>
-                <w:i w:val="0"/>
-                <w:color w:val="000000"/>
-                <w:sz w:val="15"/>
-              </w:rPr>
-            </w:r>
-          </w:p>
-        </w:tc>
-        <w:tc>
-          <w:tcPr>
-            <w:tcW w:type="dxa" w:w="3018"/>
-            <w:vAlign w:val="center"/>
-            <w:shd w:fill="EAF2F8" w:val="clear"/>
-            <w:tcMar>
-              <w:top w:w="70" w:type="dxa"/>
-              <w:start w:w="95" w:type="dxa"/>
-              <w:bottom w:w="70" w:type="dxa"/>
-              <w:end w:w="95" w:type="dxa"/>
-            </w:tcMar>
-          </w:tcPr>
-          <w:p>
-            <w:pPr>
-              <w:spacing w:before="0" w:after="0" w:line="240" w:lineRule="auto"/>
-              <w:jc w:val="left"/>
-            </w:pPr>
-            <w:r/>
-            <w:r>
-              <w:rPr>
-                <w:rFonts w:ascii="Arial" w:hAnsi="Arial"/>
-                <w:b w:val="0"/>
-                <w:i w:val="0"/>
-                <w:color w:val="000000"/>
-                <w:sz w:val="15"/>
-              </w:rPr>
-            </w:r>
-          </w:p>
-        </w:tc>
-      </w:tr>
-      <w:tr>
-        <w:trPr>
-          <w:cantSplit/>
-        </w:trPr>
-        <w:tc>
-          <w:tcPr>
-            <w:tcW w:type="dxa" w:w="1950"/>
-            <w:vAlign w:val="center"/>
-            <w:shd w:fill="F2F4F7" w:val="clear"/>
-            <w:tcMar>
-              <w:top w:w="70" w:type="dxa"/>
-              <w:start w:w="95" w:type="dxa"/>
-              <w:bottom w:w="70" w:type="dxa"/>
-              <w:end w:w="95" w:type="dxa"/>
-            </w:tcMar>
-          </w:tcPr>
-          <w:p>
-            <w:pPr>
-              <w:spacing w:before="0" w:after="0" w:line="240" w:lineRule="auto"/>
-              <w:jc w:val="left"/>
-            </w:pPr>
-            <w:r/>
-            <w:r>
-              <w:rPr>
-                <w:rFonts w:ascii="Arial" w:hAnsi="Arial"/>
-                <w:b/>
-                <w:i w:val="0"/>
-                <w:color w:val="000000"/>
-                <w:sz w:val="15"/>
-              </w:rPr>
-              <w:t>Net June posting</w:t>
-            </w:r>
-          </w:p>
-        </w:tc>
-        <w:tc>
-          <w:tcPr>
-            <w:tcW w:type="dxa" w:w="2800"/>
-            <w:vAlign w:val="center"/>
-            <w:shd w:fill="EAF2F8" w:val="clear"/>
-            <w:tcMar>
-              <w:top w:w="70" w:type="dxa"/>
-              <w:start w:w="95" w:type="dxa"/>
-              <w:bottom w:w="70" w:type="dxa"/>
-              <w:end w:w="95" w:type="dxa"/>
-            </w:tcMar>
-          </w:tcPr>
-          <w:p>
-            <w:pPr>
-              <w:spacing w:before="0" w:after="0" w:line="240" w:lineRule="auto"/>
-              <w:jc w:val="center"/>
-            </w:pPr>
-            <w:r/>
-            <w:r>
-              <w:rPr>
-                <w:rFonts w:ascii="Arial" w:hAnsi="Arial"/>
-                <w:b w:val="0"/>
-                <w:i w:val="0"/>
-                <w:color w:val="000000"/>
-                <w:sz w:val="15"/>
-              </w:rPr>
-            </w:r>
-          </w:p>
-        </w:tc>
-        <w:tc>
-          <w:tcPr>
-            <w:tcW w:type="dxa" w:w="1300"/>
-            <w:vAlign w:val="center"/>
-            <w:shd w:fill="EAF2F8" w:val="clear"/>
-            <w:tcMar>
-              <w:top w:w="70" w:type="dxa"/>
-              <w:start w:w="95" w:type="dxa"/>
-              <w:bottom w:w="70" w:type="dxa"/>
-              <w:end w:w="95" w:type="dxa"/>
-            </w:tcMar>
-          </w:tcPr>
-          <w:p>
-            <w:pPr>
-              <w:spacing w:before="0" w:after="0" w:line="240" w:lineRule="auto"/>
-              <w:jc w:val="center"/>
-            </w:pPr>
-            <w:r/>
-            <w:r>
-              <w:rPr>
-                <w:rFonts w:ascii="Arial" w:hAnsi="Arial"/>
-                <w:b w:val="0"/>
-                <w:i w:val="0"/>
-                <w:color w:val="000000"/>
-                <w:sz w:val="15"/>
-              </w:rPr>
-            </w:r>
-          </w:p>
-        </w:tc>
-        <w:tc>
-          <w:tcPr>
-            <w:tcW w:type="dxa" w:w="1300"/>
-            <w:vAlign w:val="center"/>
-            <w:shd w:fill="EAF2F8" w:val="clear"/>
-            <w:tcMar>
-              <w:top w:w="70" w:type="dxa"/>
-              <w:start w:w="95" w:type="dxa"/>
-              <w:bottom w:w="70" w:type="dxa"/>
-              <w:end w:w="95" w:type="dxa"/>
-            </w:tcMar>
-          </w:tcPr>
-          <w:p>
-            <w:pPr>
-              <w:spacing w:before="0" w:after="0" w:line="240" w:lineRule="auto"/>
-              <w:jc w:val="center"/>
-            </w:pPr>
-            <w:r/>
-            <w:r>
-              <w:rPr>
-                <w:rFonts w:ascii="Arial" w:hAnsi="Arial"/>
-                <w:b w:val="0"/>
-                <w:i w:val="0"/>
-                <w:color w:val="000000"/>
-                <w:sz w:val="15"/>
-              </w:rPr>
-            </w:r>
-          </w:p>
-        </w:tc>
-        <w:tc>
-          <w:tcPr>
-            <w:tcW w:type="dxa" w:w="3018"/>
-            <w:vAlign w:val="center"/>
-            <w:shd w:fill="EAF2F8" w:val="clear"/>
-            <w:tcMar>
-              <w:top w:w="70" w:type="dxa"/>
-              <w:start w:w="95" w:type="dxa"/>
-              <w:bottom w:w="70" w:type="dxa"/>
-              <w:end w:w="95" w:type="dxa"/>
-            </w:tcMar>
-          </w:tcPr>
-          <w:p>
-            <w:pPr>
-              <w:spacing w:before="0" w:after="0" w:line="240" w:lineRule="auto"/>
-              <w:jc w:val="left"/>
-            </w:pPr>
-            <w:r/>
-            <w:r>
-              <w:rPr>
-                <w:rFonts w:ascii="Arial" w:hAnsi="Arial"/>
-                <w:b w:val="0"/>
-                <w:i w:val="0"/>
-                <w:color w:val="000000"/>
-                <w:sz w:val="15"/>
-              </w:rPr>
-            </w:r>
-          </w:p>
-        </w:tc>
-      </w:tr>
-      <w:tr>
-        <w:trPr>
-          <w:cantSplit/>
-        </w:trPr>
-        <w:tc>
-          <w:tcPr>
-            <w:tcW w:type="dxa" w:w="1950"/>
-            <w:vAlign w:val="center"/>
-            <w:shd w:fill="F2F4F7" w:val="clear"/>
-            <w:tcMar>
-              <w:top w:w="70" w:type="dxa"/>
-              <w:start w:w="95" w:type="dxa"/>
-              <w:bottom w:w="70" w:type="dxa"/>
-              <w:end w:w="95" w:type="dxa"/>
-            </w:tcMar>
-          </w:tcPr>
-          <w:p>
-            <w:pPr>
-              <w:spacing w:before="0" w:after="0" w:line="240" w:lineRule="auto"/>
-              <w:jc w:val="left"/>
-            </w:pPr>
-            <w:r/>
-            <w:r>
-              <w:rPr>
-                <w:rFonts w:ascii="Arial" w:hAnsi="Arial"/>
-                <w:b/>
-                <w:i w:val="0"/>
-                <w:color w:val="000000"/>
-                <w:sz w:val="15"/>
-              </w:rPr>
-              <w:t>Control</w:t>
-            </w:r>
-          </w:p>
-        </w:tc>
-        <w:tc>
-          <w:tcPr>
-            <w:tcW w:type="dxa" w:w="2800"/>
+            </w:r>
+          </w:p>
+        </w:tc>
+        <w:tc>
+          <w:tcPr>
+            <w:tcW w:type="dxa" w:w="2850"/>
             <w:vAlign w:val="center"/>
             <w:shd w:fill="EAF2F8" w:val="clear"/>
             <w:tcMar>
@@ -12071,7 +10838,7 @@
                 <w:color w:val="FFFFFF"/>
                 <w:sz w:val="16"/>
               </w:rPr>
-              <w:t>Posting status, approval boundary, and tie to the May-to-June change</w:t>
+              <w:t>Posting conclusion and period-effect bridge</w:t>
             </w:r>
           </w:p>
         </w:tc>
@@ -12098,6 +10865,7 @@
             </w:pPr>
             <w:r/>
           </w:p>
+          <w:p/>
           <w:p/>
         </w:tc>
       </w:tr>
@@ -12115,780 +10883,7 @@
           <w:color w:val="1F4E78"/>
           <w:sz w:val="24"/>
         </w:rPr>
-        <w:t>9  Source authority and evidence log</w:t>
-      </w:r>
-    </w:p>
-    <w:tbl>
-      <w:tblPr>
-        <w:tblStyle w:val="TableGrid"/>
-        <w:tblW w:type="dxa" w:w="10368"/>
-        <w:jc w:val="left"/>
-        <w:tblLayout w:type="fixed"/>
-        <w:tblLook w:firstColumn="1" w:firstRow="1" w:lastColumn="0" w:lastRow="0" w:noHBand="0" w:noVBand="1" w:val="04A0"/>
-        <w:tblInd w:w="0" w:type="dxa"/>
-      </w:tblPr>
-      <w:tblGrid>
-        <w:gridCol w:w="2150"/>
-        <w:gridCol w:w="1850"/>
-        <w:gridCol w:w="2500"/>
-        <w:gridCol w:w="3868"/>
-      </w:tblGrid>
-      <w:tr>
-        <w:trPr>
-          <w:tblHeader w:val="true"/>
-          <w:cantSplit/>
-        </w:trPr>
-        <w:tc>
-          <w:tcPr>
-            <w:tcW w:type="dxa" w:w="2150"/>
-            <w:vAlign w:val="center"/>
-            <w:shd w:fill="17365D" w:val="clear"/>
-            <w:tcMar>
-              <w:top w:w="70" w:type="dxa"/>
-              <w:start w:w="95" w:type="dxa"/>
-              <w:bottom w:w="70" w:type="dxa"/>
-              <w:end w:w="95" w:type="dxa"/>
-            </w:tcMar>
-          </w:tcPr>
-          <w:p>
-            <w:pPr>
-              <w:spacing w:before="0" w:after="0" w:line="240" w:lineRule="auto"/>
-              <w:jc w:val="center"/>
-            </w:pPr>
-            <w:r/>
-            <w:r>
-              <w:rPr>
-                <w:rFonts w:ascii="Arial" w:hAnsi="Arial"/>
-                <w:b/>
-                <w:i w:val="0"/>
-                <w:color w:val="FFFFFF"/>
-                <w:sz w:val="15"/>
-              </w:rPr>
-              <w:t>Source role</w:t>
-            </w:r>
-          </w:p>
-        </w:tc>
-        <w:tc>
-          <w:tcPr>
-            <w:tcW w:type="dxa" w:w="1850"/>
-            <w:vAlign w:val="center"/>
-            <w:shd w:fill="17365D" w:val="clear"/>
-            <w:tcMar>
-              <w:top w:w="70" w:type="dxa"/>
-              <w:start w:w="95" w:type="dxa"/>
-              <w:bottom w:w="70" w:type="dxa"/>
-              <w:end w:w="95" w:type="dxa"/>
-            </w:tcMar>
-          </w:tcPr>
-          <w:p>
-            <w:pPr>
-              <w:spacing w:before="0" w:after="0" w:line="240" w:lineRule="auto"/>
-              <w:jc w:val="center"/>
-            </w:pPr>
-            <w:r/>
-            <w:r>
-              <w:rPr>
-                <w:rFonts w:ascii="Arial" w:hAnsi="Arial"/>
-                <w:b/>
-                <w:i w:val="0"/>
-                <w:color w:val="FFFFFF"/>
-                <w:sz w:val="15"/>
-              </w:rPr>
-              <w:t>Version / cutoff</w:t>
-            </w:r>
-          </w:p>
-        </w:tc>
-        <w:tc>
-          <w:tcPr>
-            <w:tcW w:type="dxa" w:w="2500"/>
-            <w:vAlign w:val="center"/>
-            <w:shd w:fill="17365D" w:val="clear"/>
-            <w:tcMar>
-              <w:top w:w="70" w:type="dxa"/>
-              <w:start w:w="95" w:type="dxa"/>
-              <w:bottom w:w="70" w:type="dxa"/>
-              <w:end w:w="95" w:type="dxa"/>
-            </w:tcMar>
-          </w:tcPr>
-          <w:p>
-            <w:pPr>
-              <w:spacing w:before="0" w:after="0" w:line="240" w:lineRule="auto"/>
-              <w:jc w:val="center"/>
-            </w:pPr>
-            <w:r/>
-            <w:r>
-              <w:rPr>
-                <w:rFonts w:ascii="Arial" w:hAnsi="Arial"/>
-                <w:b/>
-                <w:i w:val="0"/>
-                <w:color w:val="FFFFFF"/>
-                <w:sz w:val="15"/>
-              </w:rPr>
-              <w:t>Authority / status</w:t>
-            </w:r>
-          </w:p>
-        </w:tc>
-        <w:tc>
-          <w:tcPr>
-            <w:tcW w:type="dxa" w:w="3868"/>
-            <w:vAlign w:val="center"/>
-            <w:shd w:fill="17365D" w:val="clear"/>
-            <w:tcMar>
-              <w:top w:w="70" w:type="dxa"/>
-              <w:start w:w="95" w:type="dxa"/>
-              <w:bottom w:w="70" w:type="dxa"/>
-              <w:end w:w="95" w:type="dxa"/>
-            </w:tcMar>
-          </w:tcPr>
-          <w:p>
-            <w:pPr>
-              <w:spacing w:before="0" w:after="0" w:line="240" w:lineRule="auto"/>
-              <w:jc w:val="center"/>
-            </w:pPr>
-            <w:r/>
-            <w:r>
-              <w:rPr>
-                <w:rFonts w:ascii="Arial" w:hAnsi="Arial"/>
-                <w:b/>
-                <w:i w:val="0"/>
-                <w:color w:val="FFFFFF"/>
-                <w:sz w:val="15"/>
-              </w:rPr>
-              <w:t>Fact used and conclusion</w:t>
-            </w:r>
-          </w:p>
-        </w:tc>
-      </w:tr>
-      <w:tr>
-        <w:trPr>
-          <w:cantSplit/>
-        </w:trPr>
-        <w:tc>
-          <w:tcPr>
-            <w:tcW w:type="dxa" w:w="2150"/>
-            <w:vAlign w:val="center"/>
-            <w:shd w:fill="F2F4F7" w:val="clear"/>
-            <w:tcMar>
-              <w:top w:w="70" w:type="dxa"/>
-              <w:start w:w="95" w:type="dxa"/>
-              <w:bottom w:w="70" w:type="dxa"/>
-              <w:end w:w="95" w:type="dxa"/>
-            </w:tcMar>
-          </w:tcPr>
-          <w:p>
-            <w:pPr>
-              <w:spacing w:before="0" w:after="0" w:line="240" w:lineRule="auto"/>
-              <w:jc w:val="left"/>
-            </w:pPr>
-            <w:r/>
-            <w:r>
-              <w:rPr>
-                <w:rFonts w:ascii="Arial" w:hAnsi="Arial"/>
-                <w:b/>
-                <w:i w:val="0"/>
-                <w:color w:val="000000"/>
-                <w:sz w:val="15"/>
-              </w:rPr>
-              <w:t>Current accounting records</w:t>
-            </w:r>
-          </w:p>
-        </w:tc>
-        <w:tc>
-          <w:tcPr>
-            <w:tcW w:type="dxa" w:w="1850"/>
-            <w:vAlign w:val="center"/>
-            <w:shd w:fill="EAF2F8" w:val="clear"/>
-            <w:tcMar>
-              <w:top w:w="70" w:type="dxa"/>
-              <w:start w:w="95" w:type="dxa"/>
-              <w:bottom w:w="70" w:type="dxa"/>
-              <w:end w:w="95" w:type="dxa"/>
-            </w:tcMar>
-          </w:tcPr>
-          <w:p>
-            <w:pPr>
-              <w:spacing w:before="0" w:after="0" w:line="240" w:lineRule="auto"/>
-              <w:jc w:val="center"/>
-            </w:pPr>
-            <w:r/>
-            <w:r>
-              <w:rPr>
-                <w:rFonts w:ascii="Arial" w:hAnsi="Arial"/>
-                <w:b w:val="0"/>
-                <w:i w:val="0"/>
-                <w:color w:val="000000"/>
-                <w:sz w:val="15"/>
-              </w:rPr>
-            </w:r>
-          </w:p>
-        </w:tc>
-        <w:tc>
-          <w:tcPr>
-            <w:tcW w:type="dxa" w:w="2500"/>
-            <w:vAlign w:val="center"/>
-            <w:shd w:fill="EAF2F8" w:val="clear"/>
-            <w:tcMar>
-              <w:top w:w="70" w:type="dxa"/>
-              <w:start w:w="95" w:type="dxa"/>
-              <w:bottom w:w="70" w:type="dxa"/>
-              <w:end w:w="95" w:type="dxa"/>
-            </w:tcMar>
-          </w:tcPr>
-          <w:p>
-            <w:pPr>
-              <w:spacing w:before="0" w:after="0" w:line="240" w:lineRule="auto"/>
-              <w:jc w:val="center"/>
-            </w:pPr>
-            <w:r/>
-            <w:r>
-              <w:rPr>
-                <w:rFonts w:ascii="Arial" w:hAnsi="Arial"/>
-                <w:b w:val="0"/>
-                <w:i w:val="0"/>
-                <w:color w:val="000000"/>
-                <w:sz w:val="15"/>
-              </w:rPr>
-            </w:r>
-          </w:p>
-        </w:tc>
-        <w:tc>
-          <w:tcPr>
-            <w:tcW w:type="dxa" w:w="3868"/>
-            <w:vAlign w:val="center"/>
-            <w:shd w:fill="EAF2F8" w:val="clear"/>
-            <w:tcMar>
-              <w:top w:w="70" w:type="dxa"/>
-              <w:start w:w="95" w:type="dxa"/>
-              <w:bottom w:w="70" w:type="dxa"/>
-              <w:end w:w="95" w:type="dxa"/>
-            </w:tcMar>
-          </w:tcPr>
-          <w:p>
-            <w:pPr>
-              <w:spacing w:before="0" w:after="0" w:line="240" w:lineRule="auto"/>
-              <w:jc w:val="left"/>
-            </w:pPr>
-            <w:r/>
-            <w:r>
-              <w:rPr>
-                <w:rFonts w:ascii="Arial" w:hAnsi="Arial"/>
-                <w:b w:val="0"/>
-                <w:i w:val="0"/>
-                <w:color w:val="000000"/>
-                <w:sz w:val="15"/>
-              </w:rPr>
-            </w:r>
-          </w:p>
-        </w:tc>
-      </w:tr>
-      <w:tr>
-        <w:trPr>
-          <w:cantSplit/>
-        </w:trPr>
-        <w:tc>
-          <w:tcPr>
-            <w:tcW w:type="dxa" w:w="2150"/>
-            <w:vAlign w:val="center"/>
-            <w:shd w:fill="F2F4F7" w:val="clear"/>
-            <w:tcMar>
-              <w:top w:w="70" w:type="dxa"/>
-              <w:start w:w="95" w:type="dxa"/>
-              <w:bottom w:w="70" w:type="dxa"/>
-              <w:end w:w="95" w:type="dxa"/>
-            </w:tcMar>
-          </w:tcPr>
-          <w:p>
-            <w:pPr>
-              <w:spacing w:before="0" w:after="0" w:line="240" w:lineRule="auto"/>
-              <w:jc w:val="left"/>
-            </w:pPr>
-            <w:r/>
-            <w:r>
-              <w:rPr>
-                <w:rFonts w:ascii="Arial" w:hAnsi="Arial"/>
-                <w:b/>
-                <w:i w:val="0"/>
-                <w:color w:val="000000"/>
-                <w:sz w:val="15"/>
-              </w:rPr>
-              <w:t>Final May close</w:t>
-            </w:r>
-          </w:p>
-        </w:tc>
-        <w:tc>
-          <w:tcPr>
-            <w:tcW w:type="dxa" w:w="1850"/>
-            <w:vAlign w:val="center"/>
-            <w:shd w:fill="EAF2F8" w:val="clear"/>
-            <w:tcMar>
-              <w:top w:w="70" w:type="dxa"/>
-              <w:start w:w="95" w:type="dxa"/>
-              <w:bottom w:w="70" w:type="dxa"/>
-              <w:end w:w="95" w:type="dxa"/>
-            </w:tcMar>
-          </w:tcPr>
-          <w:p>
-            <w:pPr>
-              <w:spacing w:before="0" w:after="0" w:line="240" w:lineRule="auto"/>
-              <w:jc w:val="center"/>
-            </w:pPr>
-            <w:r/>
-            <w:r>
-              <w:rPr>
-                <w:rFonts w:ascii="Arial" w:hAnsi="Arial"/>
-                <w:b w:val="0"/>
-                <w:i w:val="0"/>
-                <w:color w:val="000000"/>
-                <w:sz w:val="15"/>
-              </w:rPr>
-            </w:r>
-          </w:p>
-        </w:tc>
-        <w:tc>
-          <w:tcPr>
-            <w:tcW w:type="dxa" w:w="2500"/>
-            <w:vAlign w:val="center"/>
-            <w:shd w:fill="EAF2F8" w:val="clear"/>
-            <w:tcMar>
-              <w:top w:w="70" w:type="dxa"/>
-              <w:start w:w="95" w:type="dxa"/>
-              <w:bottom w:w="70" w:type="dxa"/>
-              <w:end w:w="95" w:type="dxa"/>
-            </w:tcMar>
-          </w:tcPr>
-          <w:p>
-            <w:pPr>
-              <w:spacing w:before="0" w:after="0" w:line="240" w:lineRule="auto"/>
-              <w:jc w:val="center"/>
-            </w:pPr>
-            <w:r/>
-            <w:r>
-              <w:rPr>
-                <w:rFonts w:ascii="Arial" w:hAnsi="Arial"/>
-                <w:b w:val="0"/>
-                <w:i w:val="0"/>
-                <w:color w:val="000000"/>
-                <w:sz w:val="15"/>
-              </w:rPr>
-            </w:r>
-          </w:p>
-        </w:tc>
-        <w:tc>
-          <w:tcPr>
-            <w:tcW w:type="dxa" w:w="3868"/>
-            <w:vAlign w:val="center"/>
-            <w:shd w:fill="EAF2F8" w:val="clear"/>
-            <w:tcMar>
-              <w:top w:w="70" w:type="dxa"/>
-              <w:start w:w="95" w:type="dxa"/>
-              <w:bottom w:w="70" w:type="dxa"/>
-              <w:end w:w="95" w:type="dxa"/>
-            </w:tcMar>
-          </w:tcPr>
-          <w:p>
-            <w:pPr>
-              <w:spacing w:before="0" w:after="0" w:line="240" w:lineRule="auto"/>
-              <w:jc w:val="left"/>
-            </w:pPr>
-            <w:r/>
-            <w:r>
-              <w:rPr>
-                <w:rFonts w:ascii="Arial" w:hAnsi="Arial"/>
-                <w:b w:val="0"/>
-                <w:i w:val="0"/>
-                <w:color w:val="000000"/>
-                <w:sz w:val="15"/>
-              </w:rPr>
-            </w:r>
-          </w:p>
-        </w:tc>
-      </w:tr>
-      <w:tr>
-        <w:trPr>
-          <w:cantSplit/>
-        </w:trPr>
-        <w:tc>
-          <w:tcPr>
-            <w:tcW w:type="dxa" w:w="2150"/>
-            <w:vAlign w:val="center"/>
-            <w:shd w:fill="F2F4F7" w:val="clear"/>
-            <w:tcMar>
-              <w:top w:w="70" w:type="dxa"/>
-              <w:start w:w="95" w:type="dxa"/>
-              <w:bottom w:w="70" w:type="dxa"/>
-              <w:end w:w="95" w:type="dxa"/>
-            </w:tcMar>
-          </w:tcPr>
-          <w:p>
-            <w:pPr>
-              <w:spacing w:before="0" w:after="0" w:line="240" w:lineRule="auto"/>
-              <w:jc w:val="left"/>
-            </w:pPr>
-            <w:r/>
-            <w:r>
-              <w:rPr>
-                <w:rFonts w:ascii="Arial" w:hAnsi="Arial"/>
-                <w:b/>
-                <w:i w:val="0"/>
-                <w:color w:val="000000"/>
-                <w:sz w:val="15"/>
-              </w:rPr>
-              <w:t>Current PM forecast</w:t>
-            </w:r>
-          </w:p>
-        </w:tc>
-        <w:tc>
-          <w:tcPr>
-            <w:tcW w:type="dxa" w:w="1850"/>
-            <w:vAlign w:val="center"/>
-            <w:shd w:fill="EAF2F8" w:val="clear"/>
-            <w:tcMar>
-              <w:top w:w="70" w:type="dxa"/>
-              <w:start w:w="95" w:type="dxa"/>
-              <w:bottom w:w="70" w:type="dxa"/>
-              <w:end w:w="95" w:type="dxa"/>
-            </w:tcMar>
-          </w:tcPr>
-          <w:p>
-            <w:pPr>
-              <w:spacing w:before="0" w:after="0" w:line="240" w:lineRule="auto"/>
-              <w:jc w:val="center"/>
-            </w:pPr>
-            <w:r/>
-            <w:r>
-              <w:rPr>
-                <w:rFonts w:ascii="Arial" w:hAnsi="Arial"/>
-                <w:b w:val="0"/>
-                <w:i w:val="0"/>
-                <w:color w:val="000000"/>
-                <w:sz w:val="15"/>
-              </w:rPr>
-            </w:r>
-          </w:p>
-        </w:tc>
-        <w:tc>
-          <w:tcPr>
-            <w:tcW w:type="dxa" w:w="2500"/>
-            <w:vAlign w:val="center"/>
-            <w:shd w:fill="EAF2F8" w:val="clear"/>
-            <w:tcMar>
-              <w:top w:w="70" w:type="dxa"/>
-              <w:start w:w="95" w:type="dxa"/>
-              <w:bottom w:w="70" w:type="dxa"/>
-              <w:end w:w="95" w:type="dxa"/>
-            </w:tcMar>
-          </w:tcPr>
-          <w:p>
-            <w:pPr>
-              <w:spacing w:before="0" w:after="0" w:line="240" w:lineRule="auto"/>
-              <w:jc w:val="center"/>
-            </w:pPr>
-            <w:r/>
-            <w:r>
-              <w:rPr>
-                <w:rFonts w:ascii="Arial" w:hAnsi="Arial"/>
-                <w:b w:val="0"/>
-                <w:i w:val="0"/>
-                <w:color w:val="000000"/>
-                <w:sz w:val="15"/>
-              </w:rPr>
-            </w:r>
-          </w:p>
-        </w:tc>
-        <w:tc>
-          <w:tcPr>
-            <w:tcW w:type="dxa" w:w="3868"/>
-            <w:vAlign w:val="center"/>
-            <w:shd w:fill="EAF2F8" w:val="clear"/>
-            <w:tcMar>
-              <w:top w:w="70" w:type="dxa"/>
-              <w:start w:w="95" w:type="dxa"/>
-              <w:bottom w:w="70" w:type="dxa"/>
-              <w:end w:w="95" w:type="dxa"/>
-            </w:tcMar>
-          </w:tcPr>
-          <w:p>
-            <w:pPr>
-              <w:spacing w:before="0" w:after="0" w:line="240" w:lineRule="auto"/>
-              <w:jc w:val="left"/>
-            </w:pPr>
-            <w:r/>
-            <w:r>
-              <w:rPr>
-                <w:rFonts w:ascii="Arial" w:hAnsi="Arial"/>
-                <w:b w:val="0"/>
-                <w:i w:val="0"/>
-                <w:color w:val="000000"/>
-                <w:sz w:val="15"/>
-              </w:rPr>
-            </w:r>
-          </w:p>
-        </w:tc>
-      </w:tr>
-      <w:tr>
-        <w:trPr>
-          <w:cantSplit/>
-        </w:trPr>
-        <w:tc>
-          <w:tcPr>
-            <w:tcW w:type="dxa" w:w="2150"/>
-            <w:vAlign w:val="center"/>
-            <w:shd w:fill="F2F4F7" w:val="clear"/>
-            <w:tcMar>
-              <w:top w:w="70" w:type="dxa"/>
-              <w:start w:w="95" w:type="dxa"/>
-              <w:bottom w:w="70" w:type="dxa"/>
-              <w:end w:w="95" w:type="dxa"/>
-            </w:tcMar>
-          </w:tcPr>
-          <w:p>
-            <w:pPr>
-              <w:spacing w:before="0" w:after="0" w:line="240" w:lineRule="auto"/>
-              <w:jc w:val="left"/>
-            </w:pPr>
-            <w:r/>
-            <w:r>
-              <w:rPr>
-                <w:rFonts w:ascii="Arial" w:hAnsi="Arial"/>
-                <w:b/>
-                <w:i w:val="0"/>
-                <w:color w:val="000000"/>
-                <w:sz w:val="15"/>
-              </w:rPr>
-              <w:t>Commercial log / support</w:t>
-            </w:r>
-          </w:p>
-        </w:tc>
-        <w:tc>
-          <w:tcPr>
-            <w:tcW w:type="dxa" w:w="1850"/>
-            <w:vAlign w:val="center"/>
-            <w:shd w:fill="EAF2F8" w:val="clear"/>
-            <w:tcMar>
-              <w:top w:w="70" w:type="dxa"/>
-              <w:start w:w="95" w:type="dxa"/>
-              <w:bottom w:w="70" w:type="dxa"/>
-              <w:end w:w="95" w:type="dxa"/>
-            </w:tcMar>
-          </w:tcPr>
-          <w:p>
-            <w:pPr>
-              <w:spacing w:before="0" w:after="0" w:line="240" w:lineRule="auto"/>
-              <w:jc w:val="center"/>
-            </w:pPr>
-            <w:r/>
-            <w:r>
-              <w:rPr>
-                <w:rFonts w:ascii="Arial" w:hAnsi="Arial"/>
-                <w:b w:val="0"/>
-                <w:i w:val="0"/>
-                <w:color w:val="000000"/>
-                <w:sz w:val="15"/>
-              </w:rPr>
-            </w:r>
-          </w:p>
-        </w:tc>
-        <w:tc>
-          <w:tcPr>
-            <w:tcW w:type="dxa" w:w="2500"/>
-            <w:vAlign w:val="center"/>
-            <w:shd w:fill="EAF2F8" w:val="clear"/>
-            <w:tcMar>
-              <w:top w:w="70" w:type="dxa"/>
-              <w:start w:w="95" w:type="dxa"/>
-              <w:bottom w:w="70" w:type="dxa"/>
-              <w:end w:w="95" w:type="dxa"/>
-            </w:tcMar>
-          </w:tcPr>
-          <w:p>
-            <w:pPr>
-              <w:spacing w:before="0" w:after="0" w:line="240" w:lineRule="auto"/>
-              <w:jc w:val="center"/>
-            </w:pPr>
-            <w:r/>
-            <w:r>
-              <w:rPr>
-                <w:rFonts w:ascii="Arial" w:hAnsi="Arial"/>
-                <w:b w:val="0"/>
-                <w:i w:val="0"/>
-                <w:color w:val="000000"/>
-                <w:sz w:val="15"/>
-              </w:rPr>
-            </w:r>
-          </w:p>
-        </w:tc>
-        <w:tc>
-          <w:tcPr>
-            <w:tcW w:type="dxa" w:w="3868"/>
-            <w:vAlign w:val="center"/>
-            <w:shd w:fill="EAF2F8" w:val="clear"/>
-            <w:tcMar>
-              <w:top w:w="70" w:type="dxa"/>
-              <w:start w:w="95" w:type="dxa"/>
-              <w:bottom w:w="70" w:type="dxa"/>
-              <w:end w:w="95" w:type="dxa"/>
-            </w:tcMar>
-          </w:tcPr>
-          <w:p>
-            <w:pPr>
-              <w:spacing w:before="0" w:after="0" w:line="240" w:lineRule="auto"/>
-              <w:jc w:val="left"/>
-            </w:pPr>
-            <w:r/>
-            <w:r>
-              <w:rPr>
-                <w:rFonts w:ascii="Arial" w:hAnsi="Arial"/>
-                <w:b w:val="0"/>
-                <w:i w:val="0"/>
-                <w:color w:val="000000"/>
-                <w:sz w:val="15"/>
-              </w:rPr>
-            </w:r>
-          </w:p>
-        </w:tc>
-      </w:tr>
-      <w:tr>
-        <w:trPr>
-          <w:cantSplit/>
-        </w:trPr>
-        <w:tc>
-          <w:tcPr>
-            <w:tcW w:type="dxa" w:w="2150"/>
-            <w:vAlign w:val="center"/>
-            <w:shd w:fill="F2F4F7" w:val="clear"/>
-            <w:tcMar>
-              <w:top w:w="70" w:type="dxa"/>
-              <w:start w:w="95" w:type="dxa"/>
-              <w:bottom w:w="70" w:type="dxa"/>
-              <w:end w:w="95" w:type="dxa"/>
-            </w:tcMar>
-          </w:tcPr>
-          <w:p>
-            <w:pPr>
-              <w:spacing w:before="0" w:after="0" w:line="240" w:lineRule="auto"/>
-              <w:jc w:val="left"/>
-            </w:pPr>
-            <w:r/>
-            <w:r>
-              <w:rPr>
-                <w:rFonts w:ascii="Arial" w:hAnsi="Arial"/>
-                <w:b/>
-                <w:i w:val="0"/>
-                <w:color w:val="000000"/>
-                <w:sz w:val="15"/>
-              </w:rPr>
-              <w:t>Signed accounting policy</w:t>
-            </w:r>
-          </w:p>
-        </w:tc>
-        <w:tc>
-          <w:tcPr>
-            <w:tcW w:type="dxa" w:w="1850"/>
-            <w:vAlign w:val="center"/>
-            <w:shd w:fill="EAF2F8" w:val="clear"/>
-            <w:tcMar>
-              <w:top w:w="70" w:type="dxa"/>
-              <w:start w:w="95" w:type="dxa"/>
-              <w:bottom w:w="70" w:type="dxa"/>
-              <w:end w:w="95" w:type="dxa"/>
-            </w:tcMar>
-          </w:tcPr>
-          <w:p>
-            <w:pPr>
-              <w:spacing w:before="0" w:after="0" w:line="240" w:lineRule="auto"/>
-              <w:jc w:val="center"/>
-            </w:pPr>
-            <w:r/>
-            <w:r>
-              <w:rPr>
-                <w:rFonts w:ascii="Arial" w:hAnsi="Arial"/>
-                <w:b w:val="0"/>
-                <w:i w:val="0"/>
-                <w:color w:val="000000"/>
-                <w:sz w:val="15"/>
-              </w:rPr>
-            </w:r>
-          </w:p>
-        </w:tc>
-        <w:tc>
-          <w:tcPr>
-            <w:tcW w:type="dxa" w:w="2500"/>
-            <w:vAlign w:val="center"/>
-            <w:shd w:fill="EAF2F8" w:val="clear"/>
-            <w:tcMar>
-              <w:top w:w="70" w:type="dxa"/>
-              <w:start w:w="95" w:type="dxa"/>
-              <w:bottom w:w="70" w:type="dxa"/>
-              <w:end w:w="95" w:type="dxa"/>
-            </w:tcMar>
-          </w:tcPr>
-          <w:p>
-            <w:pPr>
-              <w:spacing w:before="0" w:after="0" w:line="240" w:lineRule="auto"/>
-              <w:jc w:val="center"/>
-            </w:pPr>
-            <w:r/>
-            <w:r>
-              <w:rPr>
-                <w:rFonts w:ascii="Arial" w:hAnsi="Arial"/>
-                <w:b w:val="0"/>
-                <w:i w:val="0"/>
-                <w:color w:val="000000"/>
-                <w:sz w:val="15"/>
-              </w:rPr>
-            </w:r>
-          </w:p>
-        </w:tc>
-        <w:tc>
-          <w:tcPr>
-            <w:tcW w:type="dxa" w:w="3868"/>
-            <w:vAlign w:val="center"/>
-            <w:shd w:fill="EAF2F8" w:val="clear"/>
-            <w:tcMar>
-              <w:top w:w="70" w:type="dxa"/>
-              <w:start w:w="95" w:type="dxa"/>
-              <w:bottom w:w="70" w:type="dxa"/>
-              <w:end w:w="95" w:type="dxa"/>
-            </w:tcMar>
-          </w:tcPr>
-          <w:p>
-            <w:pPr>
-              <w:spacing w:before="0" w:after="0" w:line="240" w:lineRule="auto"/>
-              <w:jc w:val="left"/>
-            </w:pPr>
-            <w:r/>
-            <w:r>
-              <w:rPr>
-                <w:rFonts w:ascii="Arial" w:hAnsi="Arial"/>
-                <w:b w:val="0"/>
-                <w:i w:val="0"/>
-                <w:color w:val="000000"/>
-                <w:sz w:val="15"/>
-              </w:rPr>
-            </w:r>
-          </w:p>
-        </w:tc>
-      </w:tr>
-    </w:tbl>
-    <w:p>
-      <w:r>
-        <w:br w:type="page"/>
-      </w:r>
-    </w:p>
-    <w:p>
-      <w:pPr>
-        <w:keepNext/>
-        <w:spacing w:before="140" w:after="80"/>
-      </w:pPr>
-      <w:r>
-        <w:rPr>
-          <w:rFonts w:ascii="Arial" w:hAnsi="Arial"/>
-          <w:b/>
-          <w:i w:val="0"/>
-          <w:color w:val="1F4E78"/>
-          <w:sz w:val="24"/>
-        </w:rPr>
-        <w:t>10  Open items and sign-off</w:t>
+        <w:t>9  Open items and sign-off</w:t>
       </w:r>
     </w:p>
     <w:tbl>
@@ -13071,7 +11066,7 @@
           <w:tcPr>
             <w:tcW w:type="dxa" w:w="1800"/>
             <w:vAlign w:val="center"/>
-            <w:shd w:fill="F2F4F7" w:val="clear"/>
+            <w:shd w:fill="EAF2F8" w:val="clear"/>
             <w:tcMar>
               <w:top w:w="70" w:type="dxa"/>
               <w:start w:w="95" w:type="dxa"/>
@@ -13088,12 +11083,11 @@
             <w:r>
               <w:rPr>
                 <w:rFonts w:ascii="Arial" w:hAnsi="Arial"/>
-                <w:b/>
+                <w:b w:val="0"/>
                 <w:i w:val="0"/>
                 <w:color w:val="000000"/>
                 <w:sz w:val="15"/>
               </w:rPr>
-              <w:t>Finance / Project Accounting</w:t>
             </w:r>
           </w:p>
         </w:tc>
@@ -13222,7 +11216,7 @@
           <w:tcPr>
             <w:tcW w:type="dxa" w:w="1800"/>
             <w:vAlign w:val="center"/>
-            <w:shd w:fill="F2F4F7" w:val="clear"/>
+            <w:shd w:fill="EAF2F8" w:val="clear"/>
             <w:tcMar>
               <w:top w:w="70" w:type="dxa"/>
               <w:start w:w="95" w:type="dxa"/>
@@ -13239,12 +11233,11 @@
             <w:r>
               <w:rPr>
                 <w:rFonts w:ascii="Arial" w:hAnsi="Arial"/>
-                <w:b/>
+                <w:b w:val="0"/>
                 <w:i w:val="0"/>
                 <w:color w:val="000000"/>
                 <w:sz w:val="15"/>
               </w:rPr>
-              <w:t>Commercial / Project Team</w:t>
             </w:r>
           </w:p>
         </w:tc>
@@ -13373,7 +11366,7 @@
           <w:tcPr>
             <w:tcW w:type="dxa" w:w="1800"/>
             <w:vAlign w:val="center"/>
-            <w:shd w:fill="F2F4F7" w:val="clear"/>
+            <w:shd w:fill="EAF2F8" w:val="clear"/>
             <w:tcMar>
               <w:top w:w="70" w:type="dxa"/>
               <w:start w:w="95" w:type="dxa"/>
@@ -13390,12 +11383,11 @@
             <w:r>
               <w:rPr>
                 <w:rFonts w:ascii="Arial" w:hAnsi="Arial"/>
-                <w:b/>
+                <w:b w:val="0"/>
                 <w:i w:val="0"/>
                 <w:color w:val="000000"/>
                 <w:sz w:val="15"/>
               </w:rPr>
-              <w:t>Controller</w:t>
             </w:r>
           </w:p>
         </w:tc>
@@ -13524,7 +11516,7 @@
           <w:tcPr>
             <w:tcW w:type="dxa" w:w="1800"/>
             <w:vAlign w:val="center"/>
-            <w:shd w:fill="F2F4F7" w:val="clear"/>
+            <w:shd w:fill="EAF2F8" w:val="clear"/>
             <w:tcMar>
               <w:top w:w="70" w:type="dxa"/>
               <w:start w:w="95" w:type="dxa"/>
@@ -13541,12 +11533,11 @@
             <w:r>
               <w:rPr>
                 <w:rFonts w:ascii="Arial" w:hAnsi="Arial"/>
-                <w:b/>
+                <w:b w:val="0"/>
                 <w:i w:val="0"/>
                 <w:color w:val="000000"/>
                 <w:sz w:val="15"/>
               </w:rPr>
-              <w:t>Other</w:t>
             </w:r>
           </w:p>
         </w:tc>
@@ -13681,7 +11672,7 @@
           <w:color w:val="1F4E78"/>
           <w:sz w:val="24"/>
         </w:rPr>
-        <w:t xml:space="preserve">  Controller disposition</w:t>
+        <w:t>10  Controller disposition</w:t>
       </w:r>
     </w:p>
     <w:tbl>
